--- a/downloads/workbook/ai-5-week-02.docx
+++ b/downloads/workbook/ai-5-week-02.docx
@@ -920,6 +920,178 @@
         <w:t>Project connection: For your Image-pattern Network Investigation, save the input, procedure, observed result and limitation of this check. Label this worked example as practice; use a different, previously unreviewed case when checking independent understanding.</w:t>
       </w:r>
     </w:p>
+    <w:p>
+      <w:pPr>
+        <w:pStyle w:val="Heading1"/>
+      </w:pPr>
+      <w:r>
+        <w:t>13. Project portfolio milestone</w:t>
+      </w:r>
+    </w:p>
+    <w:p>
+      <w:r>
+        <w:t>Project: Image-pattern Network Investigation</w:t>
+      </w:r>
+    </w:p>
+    <w:p>
+      <w:r>
+        <w:t>Current milestone: Frame the need. Name the user, the problem, allowed inputs and a safe simple starting method.</w:t>
+      </w:r>
+    </w:p>
+    <w:p>
+      <w:r>
+        <w:t>For your Image-pattern Network Investigation, save the input, procedure, observed result and limitation of this check. Label this worked example as practice; use a different, previously unreviewed case when checking independent understanding.</w:t>
+      </w:r>
+    </w:p>
+    <w:tbl>
+      <w:tblPr>
+        <w:tblStyle w:val="LightShading-Accent1"/>
+        <w:tblW w:type="auto" w:w="0"/>
+        <w:tblLook w:firstColumn="1" w:firstRow="1" w:lastColumn="0" w:lastRow="0" w:noHBand="0" w:noVBand="1" w:val="04A0"/>
+      </w:tblPr>
+      <w:tblGrid>
+        <w:gridCol w:w="5112"/>
+        <w:gridCol w:w="5112"/>
+      </w:tblGrid>
+      <w:tr>
+        <w:trPr>
+          <w:tblHeader/>
+        </w:trPr>
+        <w:tc>
+          <w:tcPr>
+            <w:tcW w:type="dxa" w:w="5112"/>
+          </w:tcPr>
+          <w:p>
+            <w:r>
+              <w:t>Evidence to keep</w:t>
+            </w:r>
+          </w:p>
+        </w:tc>
+        <w:tc>
+          <w:tcPr>
+            <w:tcW w:type="dxa" w:w="5112"/>
+          </w:tcPr>
+          <w:p>
+            <w:r>
+              <w:t>My record</w:t>
+            </w:r>
+          </w:p>
+        </w:tc>
+      </w:tr>
+      <w:tr>
+        <w:tc>
+          <w:tcPr>
+            <w:tcW w:type="dxa" w:w="5112"/>
+          </w:tcPr>
+          <w:p>
+            <w:r>
+              <w:t>This week’s input and deciding step</w:t>
+            </w:r>
+          </w:p>
+        </w:tc>
+        <w:tc>
+          <w:tcPr>
+            <w:tcW w:type="dxa" w:w="5112"/>
+          </w:tcPr>
+          <w:p>
+            <w:r/>
+          </w:p>
+        </w:tc>
+      </w:tr>
+      <w:tr>
+        <w:tc>
+          <w:tcPr>
+            <w:tcW w:type="dxa" w:w="5112"/>
+          </w:tcPr>
+          <w:p>
+            <w:r>
+              <w:t>Prediction and actual result (or labelled paper trace)</w:t>
+            </w:r>
+          </w:p>
+        </w:tc>
+        <w:tc>
+          <w:tcPr>
+            <w:tcW w:type="dxa" w:w="5112"/>
+          </w:tcPr>
+          <w:p>
+            <w:r/>
+          </w:p>
+        </w:tc>
+      </w:tr>
+      <w:tr>
+        <w:tc>
+          <w:tcPr>
+            <w:tcW w:type="dxa" w:w="5112"/>
+          </w:tcPr>
+          <w:p>
+            <w:r>
+              <w:t>One change since the previous checkpoint and why</w:t>
+            </w:r>
+          </w:p>
+        </w:tc>
+        <w:tc>
+          <w:tcPr>
+            <w:tcW w:type="dxa" w:w="5112"/>
+          </w:tcPr>
+          <w:p>
+            <w:r/>
+          </w:p>
+        </w:tc>
+      </w:tr>
+      <w:tr>
+        <w:tc>
+          <w:tcPr>
+            <w:tcW w:type="dxa" w:w="5112"/>
+          </w:tcPr>
+          <w:p>
+            <w:r>
+              <w:t>One error or limit and the next test</w:t>
+            </w:r>
+          </w:p>
+        </w:tc>
+        <w:tc>
+          <w:tcPr>
+            <w:tcW w:type="dxa" w:w="5112"/>
+          </w:tcPr>
+          <w:p>
+            <w:r/>
+          </w:p>
+        </w:tc>
+      </w:tr>
+    </w:tbl>
+    <w:p>
+      <w:pPr>
+        <w:pStyle w:val="Heading3"/>
+      </w:pPr>
+      <w:r>
+        <w:t>Explain what this week adds to your project. Reuse last week’s record rather than starting again.</w:t>
+      </w:r>
+    </w:p>
+    <w:p>
+      <w:r>
+        <w:t>________________________________________________________________</w:t>
+      </w:r>
+    </w:p>
+    <w:p>
+      <w:r>
+        <w:t>________________________________________________________________</w:t>
+      </w:r>
+    </w:p>
+    <w:p>
+      <w:r>
+        <w:t>________________________________________________________________</w:t>
+      </w:r>
+    </w:p>
+    <w:p>
+      <w:r>
+        <w:t>________________________________________________________________</w:t>
+      </w:r>
+    </w:p>
+    <w:p>
+      <w:r>
+        <w:t>________________________________________________________________</w:t>
+      </w:r>
+    </w:p>
     <w:sectPr>
       <w:pgSz w:w="12240" w:h="15840"/>
       <w:pgMar w:top="936" w:right="1008" w:bottom="936" w:left="1008" w:header="720" w:footer="720" w:gutter="0"/>

--- a/downloads/workbook/ai-5-week-02.docx
+++ b/downloads/workbook/ai-5-week-02.docx
@@ -1092,6 +1092,238 @@
         <w:t>________________________________________________________________</w:t>
       </w:r>
     </w:p>
+    <w:p>
+      <w:pPr>
+        <w:pStyle w:val="Heading1"/>
+      </w:pPr>
+      <w:r>
+        <w:t>14. Supported practice and learning evidence</w:t>
+      </w:r>
+    </w:p>
+    <w:p>
+      <w:r>
+        <w:t>Use this supported practice once, in the browser or on paper. Keep the reserved independent assessment for a separate first attempt before teacher feedback.</w:t>
+      </w:r>
+    </w:p>
+    <w:p>
+      <w:r>
+        <w:t>Draw each input’s contribution to a toy weighted brightness score.</w:t>
+      </w:r>
+    </w:p>
+    <w:p>
+      <w:pPr>
+        <w:pStyle w:val="Heading3"/>
+      </w:pPr>
+      <w:r>
+        <w:t>Practice 1: explain the deciding evidence</w:t>
+      </w:r>
+    </w:p>
+    <w:p>
+      <w:r>
+        <w:t>Which labelled step matches this detail? Weighted sum=6-5=1; this is a score, not a probability.</w:t>
+      </w:r>
+    </w:p>
+    <w:p>
+      <w:r>
+        <w:t>1. Multiply second input</w:t>
+      </w:r>
+    </w:p>
+    <w:p>
+      <w:r>
+        <w:t>2. Add contributions</w:t>
+      </w:r>
+    </w:p>
+    <w:p>
+      <w:r>
+        <w:t>3. Multiply first input</w:t>
+      </w:r>
+    </w:p>
+    <w:p>
+      <w:pPr>
+        <w:pStyle w:val="Heading3"/>
+      </w:pPr>
+      <w:r>
+        <w:t>My selected conclusion, deciding fact and explanation</w:t>
+      </w:r>
+    </w:p>
+    <w:p>
+      <w:r>
+        <w:t>________________________________________________________________</w:t>
+      </w:r>
+    </w:p>
+    <w:p>
+      <w:r>
+        <w:t>________________________________________________________________</w:t>
+      </w:r>
+    </w:p>
+    <w:p>
+      <w:r>
+        <w:t>________________________________________________________________</w:t>
+      </w:r>
+    </w:p>
+    <w:p>
+      <w:r>
+        <w:t>________________________________________________________________</w:t>
+      </w:r>
+    </w:p>
+    <w:p>
+      <w:r>
+        <w:t>________________________________________________________________</w:t>
+      </w:r>
+    </w:p>
+    <w:p>
+      <w:r>
+        <w:t>Hint if needed: Read the steps in the pictorial case. Match the supplied detail to the stage that performs or records it.</w:t>
+      </w:r>
+    </w:p>
+    <w:p>
+      <w:r>
+        <w:t>After your attempt, compare with the supported explanation: Add contributions Weighted sum=6-5=1; this is a score, not a probability. A weight controls how strongly an input contributes to the score. The left connection adds three times its measurement; the negative right connection subtracts its measurement. Calculate each contribution before adding them. This dot product is a signed score; it becomes a probability only if a separate, justified transformation and interpretation are supplied.</w:t>
+      </w:r>
+    </w:p>
+    <w:p>
+      <w:pPr>
+        <w:pStyle w:val="Heading3"/>
+      </w:pPr>
+      <w:r>
+        <w:t>Practice 2: explain the deciding evidence</w:t>
+      </w:r>
+    </w:p>
+    <w:p>
+      <w:r>
+        <w:t>Changed-case practice: Increase only the right input from 5 to6. Which conclusion is supported by the supplied facts?</w:t>
+      </w:r>
+    </w:p>
+    <w:p>
+      <w:r>
+        <w:t>1. The score becomes6-6=0.</w:t>
+      </w:r>
+    </w:p>
+    <w:p>
+      <w:r>
+        <w:t>2. We can decide the result without examining the changed input or the procedure.</w:t>
+      </w:r>
+    </w:p>
+    <w:p>
+      <w:r>
+        <w:t>3. This one example guarantees correct results for every future input.</w:t>
+      </w:r>
+    </w:p>
+    <w:p>
+      <w:pPr>
+        <w:pStyle w:val="Heading3"/>
+      </w:pPr>
+      <w:r>
+        <w:t>My selected conclusion, deciding fact and explanation</w:t>
+      </w:r>
+    </w:p>
+    <w:p>
+      <w:r>
+        <w:t>________________________________________________________________</w:t>
+      </w:r>
+    </w:p>
+    <w:p>
+      <w:r>
+        <w:t>________________________________________________________________</w:t>
+      </w:r>
+    </w:p>
+    <w:p>
+      <w:r>
+        <w:t>________________________________________________________________</w:t>
+      </w:r>
+    </w:p>
+    <w:p>
+      <w:r>
+        <w:t>________________________________________________________________</w:t>
+      </w:r>
+    </w:p>
+    <w:p>
+      <w:r>
+        <w:t>________________________________________________________________</w:t>
+      </w:r>
+    </w:p>
+    <w:p>
+      <w:r>
+        <w:t>Hint if needed: Use the changed condition and the deciding step in the pictorial trace. The answer must say what follows from those facts.</w:t>
+      </w:r>
+    </w:p>
+    <w:p>
+      <w:r>
+        <w:t>After your attempt, compare with the supported explanation: The score becomes6-6=0. The right weight is-1, so adding1 to that input lowers the score by1.</w:t>
+      </w:r>
+    </w:p>
+    <w:p>
+      <w:pPr>
+        <w:pStyle w:val="Heading3"/>
+      </w:pPr>
+      <w:r>
+        <w:t>Repair a missing building block</w:t>
+      </w:r>
+    </w:p>
+    <w:p>
+      <w:r>
+        <w:t>Review Representing inputs as vectors (ai-5/1). Goal: Encode a record using a fixed feature order and units. Short practice: Why does equal total brightness not make A and B identical inputs? Point to the relevant step in the picture, then write the changed result and the rule or evidence that supports it.. Return to this week and explain what you changed.</w:t>
+      </w:r>
+    </w:p>
+    <w:p>
+      <w:pPr>
+        <w:pStyle w:val="Heading3"/>
+      </w:pPr>
+      <w:r>
+        <w:t>Predict, run and debug</w:t>
+      </w:r>
+    </w:p>
+    <w:p>
+      <w:r>
+        <w:t>The browser lab lets you edit the supported Python examples already included in this lesson. Predict first, run, inspect the actual output or error, change one input, then run again. Keep code, predictions, actual results and a reasoned revision together. On paper, label your result as a trace rather than an execution.</w:t>
+      </w:r>
+    </w:p>
+    <w:p>
+      <w:pPr>
+        <w:pStyle w:val="Heading3"/>
+      </w:pPr>
+      <w:r>
+        <w:t>Keep your completed work</w:t>
+      </w:r>
+    </w:p>
+    <w:p>
+      <w:r>
+        <w:t>Use Download completed work in the hosted lesson to export your answers, reflections, practice feedback and code-run evidence. Open the HTML copy to read or print it. Drafts stay in this browser when storage is available; clear drafts on a shared device.</w:t>
+      </w:r>
+    </w:p>
+    <w:p>
+      <w:pPr>
+        <w:pStyle w:val="Heading3"/>
+      </w:pPr>
+      <w:r>
+        <w:t>What I repaired, the evidence I kept and the next test</w:t>
+      </w:r>
+    </w:p>
+    <w:p>
+      <w:r>
+        <w:t>________________________________________________________________</w:t>
+      </w:r>
+    </w:p>
+    <w:p>
+      <w:r>
+        <w:t>________________________________________________________________</w:t>
+      </w:r>
+    </w:p>
+    <w:p>
+      <w:r>
+        <w:t>________________________________________________________________</w:t>
+      </w:r>
+    </w:p>
+    <w:p>
+      <w:r>
+        <w:t>________________________________________________________________</w:t>
+      </w:r>
+    </w:p>
+    <w:p>
+      <w:r>
+        <w:t>________________________________________________________________</w:t>
+      </w:r>
+    </w:p>
     <w:sectPr>
       <w:pgSz w:w="12240" w:h="15840"/>
       <w:pgMar w:top="936" w:right="1008" w:bottom="936" w:left="1008" w:header="720" w:footer="720" w:gutter="0"/>

--- a/downloads/workbook/ai-5-week-02.docx
+++ b/downloads/workbook/ai-5-week-02.docx
@@ -30,6 +30,17 @@
     </w:p>
     <w:p>
       <w:r>
+        <w:t>Record your starting explanation for Dot products and weighted sums before opening notes. Show any later correction separately.</w:t>
+      </w:r>
+    </w:p>
+    <w:p>
+      <w:pPr>
+        <w:spacing w:line="336" w:lineRule="auto" w:after="180"/>
+      </w:pPr>
+      <w:r>
+        <w:rPr>
+          <w:b w:val="0"/>
+        </w:rPr>
         <w:t>Try the recall before opening notes. Then use a different colour or a labelled second line to correct your explanation.</w:t>
       </w:r>
     </w:p>
@@ -42,8 +53,26 @@
       </w:r>
     </w:p>
     <w:p>
-      <w:r>
-        <w:t>Without opening the old lesson, explain one key idea from Representing inputs as vectors. Give an example and a mistake that the idea helps you avoid.</w:t>
+      <w:pPr>
+        <w:spacing w:line="336" w:lineRule="auto" w:after="180"/>
+      </w:pPr>
+      <w:r>
+        <w:rPr>
+          <w:b w:val="0"/>
+        </w:rPr>
+        <w:t xml:space="preserve">Without opening the old lesson, explain one key idea from Representing </w:t>
+      </w:r>
+      <w:r>
+        <w:rPr>
+          <w:b/>
+        </w:rPr>
+        <w:t>input</w:t>
+      </w:r>
+      <w:r>
+        <w:rPr>
+          <w:b w:val="0"/>
+        </w:rPr>
+        <w:t>s as vectors. Give an example and a mistake that the idea helps you avoid.</w:t>
       </w:r>
     </w:p>
     <w:p>
@@ -79,7 +108,42 @@
     </w:p>
     <w:p>
       <w:r>
-        <w:t>Use W2: Explain cancellation for Dot products and weighted sums. Record the answer once; the lesson and workbook refer to the same attempt.</w:t>
+        <w:t>Complete the supported Dot products and weighted sums trace and record the first step you can explain without help.</w:t>
+      </w:r>
+    </w:p>
+    <w:p>
+      <w:pPr>
+        <w:spacing w:line="336" w:lineRule="auto" w:after="180"/>
+      </w:pPr>
+      <w:r>
+        <w:rPr>
+          <w:b w:val="0"/>
+        </w:rPr>
+        <w:t xml:space="preserve">Use W2: Explain cancellation for </w:t>
+      </w:r>
+      <w:r>
+        <w:rPr>
+          <w:b/>
+        </w:rPr>
+        <w:t>Dot product</w:t>
+      </w:r>
+      <w:r>
+        <w:rPr>
+          <w:b w:val="0"/>
+        </w:rPr>
+        <w:t xml:space="preserve">s and </w:t>
+      </w:r>
+      <w:r>
+        <w:rPr>
+          <w:b/>
+        </w:rPr>
+        <w:t>weight</w:t>
+      </w:r>
+      <w:r>
+        <w:rPr>
+          <w:b w:val="0"/>
+        </w:rPr>
+        <w:t>ed sums. Record the answer once; the lesson and workbook refer to the same attempt.</w:t>
       </w:r>
     </w:p>
     <w:tbl>
@@ -207,7 +271,53 @@
     </w:p>
     <w:p>
       <w:r>
-        <w:t>Use the worked case for Dot products and weighted sums. Proposed explanation: “Multiply the sums instead”. Decide whether this explanation is supported. Point to the step or supplied fact that decides; explain your repair if needed.</w:t>
+        <w:t>Check the proposed Dot products and weighted sums explanation against the supplied facts before discussing it.</w:t>
+      </w:r>
+    </w:p>
+    <w:p>
+      <w:pPr>
+        <w:spacing w:line="336" w:lineRule="auto" w:after="180"/>
+      </w:pPr>
+      <w:r>
+        <w:rPr>
+          <w:b w:val="0"/>
+        </w:rPr>
+        <w:t xml:space="preserve">Use the worked case for </w:t>
+      </w:r>
+      <w:r>
+        <w:rPr>
+          <w:b/>
+        </w:rPr>
+        <w:t>Dot product</w:t>
+      </w:r>
+      <w:r>
+        <w:rPr>
+          <w:b w:val="0"/>
+        </w:rPr>
+        <w:t xml:space="preserve">s and </w:t>
+      </w:r>
+      <w:r>
+        <w:rPr>
+          <w:b/>
+        </w:rPr>
+        <w:t>weight</w:t>
+      </w:r>
+      <w:r>
+        <w:rPr>
+          <w:b w:val="0"/>
+        </w:rPr>
+        <w:t>ed sums. Proposed explanation: “Multiply the sums instead”. Decide whether this explanation is supported.</w:t>
+      </w:r>
+    </w:p>
+    <w:p>
+      <w:pPr>
+        <w:spacing w:line="336" w:lineRule="auto" w:after="180"/>
+      </w:pPr>
+      <w:r>
+        <w:rPr>
+          <w:b w:val="0"/>
+        </w:rPr>
+        <w:t>Point to the step or supplied fact that decides; explain your repair if needed.</w:t>
       </w:r>
     </w:p>
     <w:p>
@@ -247,16 +357,8 @@
       </w:r>
     </w:p>
     <w:p>
-      <w:pPr>
-        <w:pStyle w:val="Heading3"/>
-      </w:pPr>
-      <w:r>
-        <w:t>Independent case: Compute a new dot product independently</w:t>
-      </w:r>
-    </w:p>
-    <w:p>
-      <w:r>
-        <w:t>Use x = [3, 1, 2] and w = [-2, 4, 0.5]. Give each contribution and the total. Increase only the second component from 1 to 2 and compute the new total. Explain why a two-weight list is invalid for this input.</w:t>
+      <w:r>
+        <w:t>Write one first attempt at the reserved independent case before feedback. Repeated copies of that case refer to the same recorded attempt.</w:t>
       </w:r>
     </w:p>
     <w:p>
@@ -264,17 +366,62 @@
         <w:pStyle w:val="Heading3"/>
       </w:pPr>
       <w:r>
-        <w:t>My independent explanation, trace and limits</w:t>
+        <w:t>Independent case: Compute a new dot product independently</w:t>
       </w:r>
     </w:p>
     <w:p>
-      <w:r>
-        <w:t>________________________________________________________________</w:t>
+      <w:pPr>
+        <w:spacing w:line="336" w:lineRule="auto" w:after="180"/>
+      </w:pPr>
+      <w:r>
+        <w:rPr>
+          <w:b w:val="0"/>
+        </w:rPr>
+        <w:t xml:space="preserve">Use x = [3, 1, 2] and w = [-2, 4, 0.5]. Give each </w:t>
+      </w:r>
+      <w:r>
+        <w:rPr>
+          <w:b/>
+        </w:rPr>
+        <w:t>contribution</w:t>
+      </w:r>
+      <w:r>
+        <w:rPr>
+          <w:b w:val="0"/>
+        </w:rPr>
+        <w:t xml:space="preserve"> and the total. Increase only the second component from 1 to 2 and compute the new total. Explain why a two-</w:t>
+      </w:r>
+      <w:r>
+        <w:rPr>
+          <w:b/>
+        </w:rPr>
+        <w:t>weight</w:t>
+      </w:r>
+      <w:r>
+        <w:rPr>
+          <w:b w:val="0"/>
+        </w:rPr>
+        <w:t xml:space="preserve"> list is invalid for this </w:t>
+      </w:r>
+      <w:r>
+        <w:rPr>
+          <w:b/>
+        </w:rPr>
+        <w:t>input</w:t>
+      </w:r>
+      <w:r>
+        <w:rPr>
+          <w:b w:val="0"/>
+        </w:rPr>
+        <w:t>.</w:t>
       </w:r>
     </w:p>
     <w:p>
-      <w:r>
-        <w:t>________________________________________________________________</w:t>
+      <w:pPr>
+        <w:pStyle w:val="Heading3"/>
+      </w:pPr>
+      <w:r>
+        <w:t>My independent explanation, trace and limits</w:t>
       </w:r>
     </w:p>
     <w:p>
@@ -304,6 +451,22 @@
     </w:p>
     <w:p>
       <w:r>
+        <w:t>________________________________________________________________</w:t>
+      </w:r>
+    </w:p>
+    <w:p>
+      <w:r>
+        <w:t>________________________________________________________________</w:t>
+      </w:r>
+    </w:p>
+    <w:p>
+      <w:pPr>
+        <w:spacing w:line="336" w:lineRule="auto" w:after="180"/>
+      </w:pPr>
+      <w:r>
+        <w:rPr>
+          <w:b w:val="0"/>
+        </w:rPr>
         <w:t>Attempt this case before feedback. Record any help. Earlier examples below are further practice; a case already practised with feedback cannot establish fresh transfer.</w:t>
       </w:r>
     </w:p>
@@ -317,7 +480,30 @@
     </w:p>
     <w:p>
       <w:r>
-        <w:t>For w = [2, -1] and x = [3, 5], write both contributions and their sum.</w:t>
+        <w:t>Calculate contributions. Apply the supplied Dot products and weighted sums facts and keep your reasoning.</w:t>
+      </w:r>
+    </w:p>
+    <w:p>
+      <w:pPr>
+        <w:spacing w:line="336" w:lineRule="auto" w:after="180"/>
+      </w:pPr>
+      <w:r>
+        <w:rPr>
+          <w:b w:val="0"/>
+        </w:rPr>
+        <w:t xml:space="preserve">For w = [2, -1] and x = [3, 5], write both </w:t>
+      </w:r>
+      <w:r>
+        <w:rPr>
+          <w:b/>
+        </w:rPr>
+        <w:t>contribution</w:t>
+      </w:r>
+      <w:r>
+        <w:rPr>
+          <w:b w:val="0"/>
+        </w:rPr>
+        <w:t>s and their sum.</w:t>
       </w:r>
     </w:p>
     <w:p>
@@ -368,7 +554,42 @@
     </w:p>
     <w:p>
       <w:r>
-        <w:t>For w = [2, -1] and x = [2, 4], explain why score zero does not mean the input contains no information.</w:t>
+        <w:t>Explain cancellation. Apply the supplied Dot products and weighted sums facts and keep your reasoning.</w:t>
+      </w:r>
+    </w:p>
+    <w:p>
+      <w:pPr>
+        <w:spacing w:line="336" w:lineRule="auto" w:after="180"/>
+      </w:pPr>
+      <w:r>
+        <w:rPr>
+          <w:b w:val="0"/>
+        </w:rPr>
+        <w:t xml:space="preserve">For w = [2, -1] and x = [2, 4], explain why </w:t>
+      </w:r>
+      <w:r>
+        <w:rPr>
+          <w:b/>
+        </w:rPr>
+        <w:t>score</w:t>
+      </w:r>
+      <w:r>
+        <w:rPr>
+          <w:b w:val="0"/>
+        </w:rPr>
+        <w:t xml:space="preserve"> zero does not mean the </w:t>
+      </w:r>
+      <w:r>
+        <w:rPr>
+          <w:b/>
+        </w:rPr>
+        <w:t>input</w:t>
+      </w:r>
+      <w:r>
+        <w:rPr>
+          <w:b w:val="0"/>
+        </w:rPr>
+        <w:t xml:space="preserve"> contains no information.</w:t>
       </w:r>
     </w:p>
     <w:p>
@@ -419,7 +640,42 @@
     </w:p>
     <w:p>
       <w:r>
-        <w:t>Width stays in cm and height changes to mm. For the worked parcel [4 cm, 20 mm], give the revised weights and score.</w:t>
+        <w:t>Preserve a unit change. Apply the supplied Dot products and weighted sums facts and keep your reasoning.</w:t>
+      </w:r>
+    </w:p>
+    <w:p>
+      <w:pPr>
+        <w:spacing w:line="336" w:lineRule="auto" w:after="180"/>
+      </w:pPr>
+      <w:r>
+        <w:rPr>
+          <w:b w:val="0"/>
+        </w:rPr>
+        <w:t xml:space="preserve">Width stays in cm and height changes to mm. For the worked parcel [4 cm, 20 mm], give the revised </w:t>
+      </w:r>
+      <w:r>
+        <w:rPr>
+          <w:b/>
+        </w:rPr>
+        <w:t>weight</w:t>
+      </w:r>
+      <w:r>
+        <w:rPr>
+          <w:b w:val="0"/>
+        </w:rPr>
+        <w:t xml:space="preserve">s and </w:t>
+      </w:r>
+      <w:r>
+        <w:rPr>
+          <w:b/>
+        </w:rPr>
+        <w:t>score</w:t>
+      </w:r>
+      <w:r>
+        <w:rPr>
+          <w:b w:val="0"/>
+        </w:rPr>
+        <w:t>.</w:t>
       </w:r>
     </w:p>
     <w:p>
@@ -470,7 +726,54 @@
     </w:p>
     <w:p>
       <w:r>
-        <w:t>Use x = [3, 1, 2] and w = [-2, 4, 0.5]. Give each contribution and the total. Increase only the second component from 1 to 2 and compute the new total. Explain why a two-weight list is invalid for this input.</w:t>
+        <w:t>Attempt before feedback. If this repeats the selected independent case, reuse that first attempt; otherwise keep a separate record. Compute a new dot product independently. Apply the supplied Dot products and weighted sums facts and keep your reasoning.</w:t>
+      </w:r>
+    </w:p>
+    <w:p>
+      <w:pPr>
+        <w:spacing w:line="336" w:lineRule="auto" w:after="180"/>
+      </w:pPr>
+      <w:r>
+        <w:rPr>
+          <w:b w:val="0"/>
+        </w:rPr>
+        <w:t xml:space="preserve">Use x = [3, 1, 2] and w = [-2, 4, 0.5]. Give each </w:t>
+      </w:r>
+      <w:r>
+        <w:rPr>
+          <w:b/>
+        </w:rPr>
+        <w:t>contribution</w:t>
+      </w:r>
+      <w:r>
+        <w:rPr>
+          <w:b w:val="0"/>
+        </w:rPr>
+        <w:t xml:space="preserve"> and the total. Increase only the second component from 1 to 2 and compute the new total. Explain why a two-</w:t>
+      </w:r>
+      <w:r>
+        <w:rPr>
+          <w:b/>
+        </w:rPr>
+        <w:t>weight</w:t>
+      </w:r>
+      <w:r>
+        <w:rPr>
+          <w:b w:val="0"/>
+        </w:rPr>
+        <w:t xml:space="preserve"> list is invalid for this </w:t>
+      </w:r>
+      <w:r>
+        <w:rPr>
+          <w:b/>
+        </w:rPr>
+        <w:t>input</w:t>
+      </w:r>
+      <w:r>
+        <w:rPr>
+          <w:b w:val="0"/>
+        </w:rPr>
+        <w:t>.</w:t>
       </w:r>
     </w:p>
     <w:p>
@@ -531,7 +834,43 @@
     </w:p>
     <w:p>
       <w:r>
-        <w:t>Verify that [4, 2] and [5, 4] both score 6 with w = [2, -1]. Can a later step receiving only this score distinguish those two records?</w:t>
+        <w:t>Find lost information. Apply the supplied Dot products and weighted sums facts and keep your reasoning.</w:t>
+      </w:r>
+    </w:p>
+    <w:p>
+      <w:pPr>
+        <w:spacing w:line="336" w:lineRule="auto" w:after="180"/>
+        <w:shd w:fill="F5F1FB"/>
+      </w:pPr>
+      <w:r>
+        <w:rPr>
+          <w:b w:val="0"/>
+        </w:rPr>
+        <w:t xml:space="preserve">Verify that [4, 2] and [5, 4] both </w:t>
+      </w:r>
+      <w:r>
+        <w:rPr>
+          <w:b/>
+        </w:rPr>
+        <w:t>score</w:t>
+      </w:r>
+      <w:r>
+        <w:rPr>
+          <w:b w:val="0"/>
+        </w:rPr>
+        <w:t xml:space="preserve"> 6 with w = [2, -1]. Can a later step receiving only this </w:t>
+      </w:r>
+      <w:r>
+        <w:rPr>
+          <w:b/>
+        </w:rPr>
+        <w:t>score</w:t>
+      </w:r>
+      <w:r>
+        <w:rPr>
+          <w:b w:val="0"/>
+        </w:rPr>
+        <w:t xml:space="preserve"> distinguish those two records?</w:t>
       </w:r>
     </w:p>
     <w:p>
@@ -582,7 +921,101 @@
     </w:p>
     <w:p>
       <w:r>
-        <w:t>Add a labelled dot products and weighted sums evidence sheet to Image-pattern Network Investigation. Show how you can calculate a dot product by matching feature positions. Use the supplied fictional case and keep its inputs, intermediate steps, calculation or prediction, and limitation. Connect this record to last week’s record; a matching answer without a trace is insufficient.</w:t>
+        <w:t>Connect Dot products and weighted sums to Image-pattern Network Investigation, identify a limit and choose the next useful test.</w:t>
+      </w:r>
+    </w:p>
+    <w:p>
+      <w:pPr>
+        <w:spacing w:line="336" w:lineRule="auto" w:after="180"/>
+      </w:pPr>
+      <w:r>
+        <w:rPr>
+          <w:b w:val="0"/>
+        </w:rPr>
+        <w:t xml:space="preserve">Add a labelled </w:t>
+      </w:r>
+      <w:r>
+        <w:rPr>
+          <w:b/>
+        </w:rPr>
+        <w:t>dot product</w:t>
+      </w:r>
+      <w:r>
+        <w:rPr>
+          <w:b w:val="0"/>
+        </w:rPr>
+        <w:t xml:space="preserve">s and </w:t>
+      </w:r>
+      <w:r>
+        <w:rPr>
+          <w:b/>
+        </w:rPr>
+        <w:t>weight</w:t>
+      </w:r>
+      <w:r>
+        <w:rPr>
+          <w:b w:val="0"/>
+        </w:rPr>
+        <w:t xml:space="preserve">ed sums </w:t>
+      </w:r>
+      <w:r>
+        <w:rPr>
+          <w:b/>
+        </w:rPr>
+        <w:t>evidence</w:t>
+      </w:r>
+      <w:r>
+        <w:rPr>
+          <w:b w:val="0"/>
+        </w:rPr>
+        <w:t xml:space="preserve"> sheet to Image-pattern Network Investigation. Show how you can calculate a </w:t>
+      </w:r>
+      <w:r>
+        <w:rPr>
+          <w:b/>
+        </w:rPr>
+        <w:t>dot product</w:t>
+      </w:r>
+      <w:r>
+        <w:rPr>
+          <w:b w:val="0"/>
+        </w:rPr>
+        <w:t xml:space="preserve"> by matching feature positions.</w:t>
+      </w:r>
+    </w:p>
+    <w:p>
+      <w:pPr>
+        <w:spacing w:line="336" w:lineRule="auto" w:after="180"/>
+      </w:pPr>
+      <w:r>
+        <w:rPr>
+          <w:b w:val="0"/>
+        </w:rPr>
+        <w:t xml:space="preserve">Use the supplied fictional case and keep its </w:t>
+      </w:r>
+      <w:r>
+        <w:rPr>
+          <w:b/>
+        </w:rPr>
+        <w:t>input</w:t>
+      </w:r>
+      <w:r>
+        <w:rPr>
+          <w:b w:val="0"/>
+        </w:rPr>
+        <w:t xml:space="preserve">s, intermediate steps, calculation or </w:t>
+      </w:r>
+      <w:r>
+        <w:rPr>
+          <w:b/>
+        </w:rPr>
+        <w:t>prediction</w:t>
+      </w:r>
+      <w:r>
+        <w:rPr>
+          <w:b w:val="0"/>
+        </w:rPr>
+        <w:t>, and limitation. Connect this record to last week’s record; a matching answer without a trace is insufficient.</w:t>
       </w:r>
     </w:p>
     <w:p>
@@ -629,6 +1062,11 @@
       </w:pPr>
       <w:r>
         <w:t>11. Feedback, return check and learning record</w:t>
+      </w:r>
+    </w:p>
+    <w:p>
+      <w:r>
+        <w:t>Record the first repaired step and a different case to revisit after a delay.</w:t>
       </w:r>
     </w:p>
     <w:tbl>
@@ -768,7 +1206,13 @@
       </w:tr>
     </w:tbl>
     <w:p>
-      <w:r>
+      <w:pPr>
+        <w:spacing w:line="336" w:lineRule="auto" w:after="180"/>
+      </w:pPr>
+      <w:r>
+        <w:rPr>
+          <w:b w:val="0"/>
+        </w:rPr>
         <w:t>Revisit this idea with your teacher after a delay. Familiarity is different from explaining and using it on a changed case.</w:t>
       </w:r>
     </w:p>
@@ -782,17 +1226,130 @@
     </w:p>
     <w:p>
       <w:r>
-        <w:t>Draw each input’s contribution to a toy weighted brightness score.</w:t>
+        <w:t>Draw each input’s contribution to a toy weighted brightness score. Explain the labelled step before checking the changed condition.</w:t>
       </w:r>
     </w:p>
     <w:p>
-      <w:r>
-        <w:t>Inputs [2, 5]; weights [3,-1]; no bias. Score is 2×3+5×(-1).</w:t>
+      <w:pPr>
+        <w:spacing w:line="336" w:lineRule="auto" w:after="180"/>
+      </w:pPr>
+      <w:r>
+        <w:rPr>
+          <w:b w:val="0"/>
+        </w:rPr>
+        <w:t xml:space="preserve">Draw each </w:t>
+      </w:r>
+      <w:r>
+        <w:rPr>
+          <w:b/>
+        </w:rPr>
+        <w:t>input</w:t>
+      </w:r>
+      <w:r>
+        <w:rPr>
+          <w:b w:val="0"/>
+        </w:rPr>
+        <w:t xml:space="preserve">’s </w:t>
+      </w:r>
+      <w:r>
+        <w:rPr>
+          <w:b/>
+        </w:rPr>
+        <w:t>contribution</w:t>
+      </w:r>
+      <w:r>
+        <w:rPr>
+          <w:b w:val="0"/>
+        </w:rPr>
+        <w:t xml:space="preserve"> to a toy </w:t>
+      </w:r>
+      <w:r>
+        <w:rPr>
+          <w:b/>
+        </w:rPr>
+        <w:t>weight</w:t>
+      </w:r>
+      <w:r>
+        <w:rPr>
+          <w:b w:val="0"/>
+        </w:rPr>
+        <w:t xml:space="preserve">ed brightness </w:t>
+      </w:r>
+      <w:r>
+        <w:rPr>
+          <w:b/>
+        </w:rPr>
+        <w:t>score</w:t>
+      </w:r>
+      <w:r>
+        <w:rPr>
+          <w:b w:val="0"/>
+        </w:rPr>
+        <w:t>.</w:t>
       </w:r>
     </w:p>
     <w:p>
-      <w:r>
-        <w:t>All inputs and outcomes in this worked example are invented classroom data; no real model run is claimed.</w:t>
+      <w:pPr>
+        <w:spacing w:line="336" w:lineRule="auto" w:after="180"/>
+      </w:pPr>
+      <w:r>
+        <w:rPr>
+          <w:b/>
+        </w:rPr>
+        <w:t>Input</w:t>
+      </w:r>
+      <w:r>
+        <w:rPr>
+          <w:b w:val="0"/>
+        </w:rPr>
+        <w:t xml:space="preserve">s [2, 5]; </w:t>
+      </w:r>
+      <w:r>
+        <w:rPr>
+          <w:b/>
+        </w:rPr>
+        <w:t>weight</w:t>
+      </w:r>
+      <w:r>
+        <w:rPr>
+          <w:b w:val="0"/>
+        </w:rPr>
+        <w:t xml:space="preserve">s [3,-1]; no bias. </w:t>
+      </w:r>
+      <w:r>
+        <w:rPr>
+          <w:b/>
+        </w:rPr>
+        <w:t>Score</w:t>
+      </w:r>
+      <w:r>
+        <w:rPr>
+          <w:b w:val="0"/>
+        </w:rPr>
+        <w:t xml:space="preserve"> is 2×3+5×(-1).</w:t>
+      </w:r>
+    </w:p>
+    <w:p>
+      <w:pPr>
+        <w:spacing w:line="336" w:lineRule="auto" w:after="180"/>
+      </w:pPr>
+      <w:r>
+        <w:rPr>
+          <w:b w:val="0"/>
+        </w:rPr>
+        <w:t xml:space="preserve">All </w:t>
+      </w:r>
+      <w:r>
+        <w:rPr>
+          <w:b/>
+        </w:rPr>
+        <w:t>input</w:t>
+      </w:r>
+      <w:r>
+        <w:rPr>
+          <w:b w:val="0"/>
+        </w:rPr>
+        <w:t>s and outcomes in this worked example are invented classroom data; no real model run is claimed.</w:t>
       </w:r>
     </w:p>
     <w:p>
@@ -868,8 +1425,38 @@
       </w:r>
     </w:p>
     <w:p>
-      <w:r>
-        <w:t>Which connection explains why more right brightness lowers this score? Point to the relevant step in the picture, then write the changed result and the rule or evidence that supports it.</w:t>
+      <w:pPr>
+        <w:spacing w:line="336" w:lineRule="auto" w:after="180"/>
+      </w:pPr>
+      <w:r>
+        <w:rPr>
+          <w:b w:val="0"/>
+        </w:rPr>
+        <w:t xml:space="preserve">Which connection explains why more right brightness lowers this </w:t>
+      </w:r>
+      <w:r>
+        <w:rPr>
+          <w:b/>
+        </w:rPr>
+        <w:t>score</w:t>
+      </w:r>
+      <w:r>
+        <w:rPr>
+          <w:b w:val="0"/>
+        </w:rPr>
+        <w:t xml:space="preserve">? Point to the relevant step in the picture, then write the changed result and the rule or </w:t>
+      </w:r>
+      <w:r>
+        <w:rPr>
+          <w:b/>
+        </w:rPr>
+        <w:t>evidence</w:t>
+      </w:r>
+      <w:r>
+        <w:rPr>
+          <w:b w:val="0"/>
+        </w:rPr>
+        <w:t xml:space="preserve"> that supports it.</w:t>
       </w:r>
     </w:p>
     <w:p>
@@ -911,13 +1498,69 @@
       </w:r>
     </w:p>
     <w:p>
-      <w:r>
-        <w:t>Support used: alone / hint / worked example. This record is practice evidence.</w:t>
+      <w:pPr>
+        <w:pStyle w:val="Heading3"/>
+      </w:pPr>
+      <w:r>
+        <w:t>Record the help used</w:t>
       </w:r>
     </w:p>
     <w:p>
-      <w:r>
-        <w:t>Project connection: For your Image-pattern Network Investigation, save the input, procedure, observed result and limitation of this check. Label this worked example as practice; use a different, previously unreviewed case when checking independent understanding.</w:t>
+      <w:pPr>
+        <w:spacing w:line="336" w:lineRule="auto" w:after="180"/>
+        <w:shd w:fill="F1F6F8"/>
+      </w:pPr>
+      <w:r>
+        <w:rPr>
+          <w:b w:val="0"/>
+        </w:rPr>
+        <w:t xml:space="preserve">Support used: alone / hint / worked example. This record is practice </w:t>
+      </w:r>
+      <w:r>
+        <w:rPr>
+          <w:b/>
+        </w:rPr>
+        <w:t>evidence</w:t>
+      </w:r>
+      <w:r>
+        <w:rPr>
+          <w:b w:val="0"/>
+        </w:rPr>
+        <w:t>.</w:t>
+      </w:r>
+    </w:p>
+    <w:p>
+      <w:pPr>
+        <w:spacing w:line="336" w:lineRule="auto" w:after="180"/>
+      </w:pPr>
+      <w:r>
+        <w:rPr>
+          <w:b w:val="0"/>
+        </w:rPr>
+        <w:t xml:space="preserve">Project connection: For your Image-pattern Network Investigation, save the </w:t>
+      </w:r>
+      <w:r>
+        <w:rPr>
+          <w:b/>
+        </w:rPr>
+        <w:t>input</w:t>
+      </w:r>
+      <w:r>
+        <w:rPr>
+          <w:b w:val="0"/>
+        </w:rPr>
+        <w:t>, procedure, observed result and limitation of this check.</w:t>
+      </w:r>
+    </w:p>
+    <w:p>
+      <w:pPr>
+        <w:spacing w:line="336" w:lineRule="auto" w:after="180"/>
+      </w:pPr>
+      <w:r>
+        <w:rPr>
+          <w:b w:val="0"/>
+        </w:rPr>
+        <w:t>Label this worked example as practice; use a different, previously unreviewed case when checking independent understanding.</w:t>
       </w:r>
     </w:p>
     <w:p>
@@ -930,17 +1573,75 @@
     </w:p>
     <w:p>
       <w:r>
-        <w:t>Project: Image-pattern Network Investigation</w:t>
+        <w:t>Keep this week’s input, deciding step, result and limit together in the Image-pattern Network Investigation record.</w:t>
       </w:r>
     </w:p>
     <w:p>
-      <w:r>
-        <w:t>Current milestone: Frame the need. Name the user, the problem, allowed inputs and a safe simple starting method.</w:t>
+      <w:pPr>
+        <w:spacing w:line="336" w:lineRule="auto" w:after="180"/>
+      </w:pPr>
+      <w:r>
+        <w:rPr>
+          <w:b w:val="0"/>
+        </w:rPr>
+        <w:t>Project: Image-pattern Network Investigation</w:t>
       </w:r>
     </w:p>
     <w:p>
-      <w:r>
-        <w:t>For your Image-pattern Network Investigation, save the input, procedure, observed result and limitation of this check. Label this worked example as practice; use a different, previously unreviewed case when checking independent understanding.</w:t>
+      <w:pPr>
+        <w:spacing w:line="336" w:lineRule="auto" w:after="180"/>
+      </w:pPr>
+      <w:r>
+        <w:rPr>
+          <w:b w:val="0"/>
+        </w:rPr>
+        <w:t xml:space="preserve">Current milestone: Frame the need. Name the user, the problem, allowed </w:t>
+      </w:r>
+      <w:r>
+        <w:rPr>
+          <w:b/>
+        </w:rPr>
+        <w:t>input</w:t>
+      </w:r>
+      <w:r>
+        <w:rPr>
+          <w:b w:val="0"/>
+        </w:rPr>
+        <w:t>s and a safe simple starting method.</w:t>
+      </w:r>
+    </w:p>
+    <w:p>
+      <w:pPr>
+        <w:spacing w:line="336" w:lineRule="auto" w:after="180"/>
+      </w:pPr>
+      <w:r>
+        <w:rPr>
+          <w:b w:val="0"/>
+        </w:rPr>
+        <w:t xml:space="preserve">For your Image-pattern Network Investigation, save the </w:t>
+      </w:r>
+      <w:r>
+        <w:rPr>
+          <w:b/>
+        </w:rPr>
+        <w:t>input</w:t>
+      </w:r>
+      <w:r>
+        <w:rPr>
+          <w:b w:val="0"/>
+        </w:rPr>
+        <w:t>, procedure, observed result and limitation of this check.</w:t>
+      </w:r>
+    </w:p>
+    <w:p>
+      <w:pPr>
+        <w:spacing w:line="336" w:lineRule="auto" w:after="180"/>
+      </w:pPr>
+      <w:r>
+        <w:rPr>
+          <w:b w:val="0"/>
+        </w:rPr>
+        <w:t>Label this worked example as practice; use a different, previously unreviewed case when checking independent understanding.</w:t>
       </w:r>
     </w:p>
     <w:tbl>
@@ -1102,12 +1803,77 @@
     </w:p>
     <w:p>
       <w:r>
-        <w:t>Use this supported practice once, in the browser or on paper. Keep the reserved independent assessment for a separate first attempt before teacher feedback.</w:t>
+        <w:t>Try the supported questions before comparing with hints and feedback. Record what you repaired and the evidence you retained.</w:t>
       </w:r>
     </w:p>
     <w:p>
-      <w:r>
-        <w:t>Draw each input’s contribution to a toy weighted brightness score.</w:t>
+      <w:pPr>
+        <w:spacing w:line="336" w:lineRule="auto" w:after="180"/>
+      </w:pPr>
+      <w:r>
+        <w:rPr>
+          <w:b w:val="0"/>
+        </w:rPr>
+        <w:t>Use this supported practice once, in the browser or on paper. Keep the reserved independent assessment for a separate first attempt before teacher feedback.</w:t>
+      </w:r>
+    </w:p>
+    <w:p>
+      <w:pPr>
+        <w:spacing w:line="336" w:lineRule="auto" w:after="180"/>
+      </w:pPr>
+      <w:r>
+        <w:rPr>
+          <w:b w:val="0"/>
+        </w:rPr>
+        <w:t xml:space="preserve">Draw each </w:t>
+      </w:r>
+      <w:r>
+        <w:rPr>
+          <w:b/>
+        </w:rPr>
+        <w:t>input</w:t>
+      </w:r>
+      <w:r>
+        <w:rPr>
+          <w:b w:val="0"/>
+        </w:rPr>
+        <w:t xml:space="preserve">’s </w:t>
+      </w:r>
+      <w:r>
+        <w:rPr>
+          <w:b/>
+        </w:rPr>
+        <w:t>contribution</w:t>
+      </w:r>
+      <w:r>
+        <w:rPr>
+          <w:b w:val="0"/>
+        </w:rPr>
+        <w:t xml:space="preserve"> to a toy </w:t>
+      </w:r>
+      <w:r>
+        <w:rPr>
+          <w:b/>
+        </w:rPr>
+        <w:t>weight</w:t>
+      </w:r>
+      <w:r>
+        <w:rPr>
+          <w:b w:val="0"/>
+        </w:rPr>
+        <w:t xml:space="preserve">ed brightness </w:t>
+      </w:r>
+      <w:r>
+        <w:rPr>
+          <w:b/>
+        </w:rPr>
+        <w:t>score</w:t>
+      </w:r>
+      <w:r>
+        <w:rPr>
+          <w:b w:val="0"/>
+        </w:rPr>
+        <w:t>.</w:t>
       </w:r>
     </w:p>
     <w:p>
@@ -1119,23 +1885,98 @@
       </w:r>
     </w:p>
     <w:p>
-      <w:r>
-        <w:t>Which labelled step matches this detail? Weighted sum=6-5=1; this is a score, not a probability.</w:t>
+      <w:pPr>
+        <w:spacing w:line="336" w:lineRule="auto" w:after="180"/>
+      </w:pPr>
+      <w:r>
+        <w:rPr>
+          <w:b w:val="0"/>
+        </w:rPr>
+        <w:t xml:space="preserve">Which labelled step matches this detail? </w:t>
+      </w:r>
+      <w:r>
+        <w:rPr>
+          <w:b/>
+        </w:rPr>
+        <w:t>Weight</w:t>
+      </w:r>
+      <w:r>
+        <w:rPr>
+          <w:b w:val="0"/>
+        </w:rPr>
+        <w:t xml:space="preserve">ed sum=6-5=1; this is a </w:t>
+      </w:r>
+      <w:r>
+        <w:rPr>
+          <w:b/>
+        </w:rPr>
+        <w:t>score</w:t>
+      </w:r>
+      <w:r>
+        <w:rPr>
+          <w:b w:val="0"/>
+        </w:rPr>
+        <w:t>, not a probability.</w:t>
       </w:r>
     </w:p>
     <w:p>
-      <w:r>
-        <w:t>1. Multiply second input</w:t>
+      <w:pPr>
+        <w:spacing w:line="336" w:lineRule="auto" w:after="180"/>
+        <w:shd w:fill="F4F9FC"/>
+      </w:pPr>
+      <w:r>
+        <w:rPr>
+          <w:b w:val="0"/>
+        </w:rPr>
+        <w:t xml:space="preserve">1. Multiply second </w:t>
+      </w:r>
+      <w:r>
+        <w:rPr>
+          <w:b/>
+        </w:rPr>
+        <w:t>input</w:t>
       </w:r>
     </w:p>
     <w:p>
-      <w:r>
-        <w:t>2. Add contributions</w:t>
+      <w:pPr>
+        <w:spacing w:line="336" w:lineRule="auto" w:after="180"/>
+        <w:shd w:fill="F4F9FC"/>
+      </w:pPr>
+      <w:r>
+        <w:rPr>
+          <w:b w:val="0"/>
+        </w:rPr>
+        <w:t xml:space="preserve">2. Add </w:t>
+      </w:r>
+      <w:r>
+        <w:rPr>
+          <w:b/>
+        </w:rPr>
+        <w:t>contribution</w:t>
+      </w:r>
+      <w:r>
+        <w:rPr>
+          <w:b w:val="0"/>
+        </w:rPr>
+        <w:t>s</w:t>
       </w:r>
     </w:p>
     <w:p>
-      <w:r>
-        <w:t>3. Multiply first input</w:t>
+      <w:pPr>
+        <w:spacing w:line="336" w:lineRule="auto" w:after="180"/>
+        <w:shd w:fill="F4F9FC"/>
+      </w:pPr>
+      <w:r>
+        <w:rPr>
+          <w:b w:val="0"/>
+        </w:rPr>
+        <w:t xml:space="preserve">3. Multiply first </w:t>
+      </w:r>
+      <w:r>
+        <w:rPr>
+          <w:b/>
+        </w:rPr>
+        <w:t>input</w:t>
       </w:r>
     </w:p>
     <w:p>
@@ -1172,13 +2013,23 @@
       </w:r>
     </w:p>
     <w:p>
-      <w:r>
-        <w:t>Hint if needed: Read the steps in the pictorial case. Match the supplied detail to the stage that performs or records it.</w:t>
+      <w:pPr>
+        <w:pStyle w:val="Heading3"/>
+      </w:pPr>
+      <w:r>
+        <w:t>Hint · try first</w:t>
       </w:r>
     </w:p>
     <w:p>
-      <w:r>
-        <w:t>After your attempt, compare with the supported explanation: Add contributions Weighted sum=6-5=1; this is a score, not a probability. A weight controls how strongly an input contributes to the score. The left connection adds three times its measurement; the negative right connection subtracts its measurement. Calculate each contribution before adding them. This dot product is a signed score; it becomes a probability only if a separate, justified transformation and interpretation are supplied.</w:t>
+      <w:pPr>
+        <w:spacing w:line="336" w:lineRule="auto" w:after="180"/>
+        <w:shd w:fill="F1F6F8"/>
+      </w:pPr>
+      <w:r>
+        <w:rPr>
+          <w:b w:val="0"/>
+        </w:rPr>
+        <w:t>Hint if needed: Read the steps in the pictorial case. Match the supplied detail to the stage that performs or records it.</w:t>
       </w:r>
     </w:p>
     <w:p>
@@ -1186,27 +2037,151 @@
         <w:pStyle w:val="Heading3"/>
       </w:pPr>
       <w:r>
-        <w:t>Practice 2: explain the deciding evidence</w:t>
+        <w:t>Feedback · compare after trying</w:t>
       </w:r>
     </w:p>
     <w:p>
-      <w:r>
-        <w:t>Changed-case practice: Increase only the right input from 5 to6. Which conclusion is supported by the supplied facts?</w:t>
+      <w:pPr>
+        <w:spacing w:line="336" w:lineRule="auto" w:after="180"/>
+        <w:shd w:fill="F1F6FC"/>
+      </w:pPr>
+      <w:r>
+        <w:rPr>
+          <w:b w:val="0"/>
+        </w:rPr>
+        <w:t xml:space="preserve">After your attempt, compare with the supported explanation: Add </w:t>
+      </w:r>
+      <w:r>
+        <w:rPr>
+          <w:b/>
+        </w:rPr>
+        <w:t>contribution</w:t>
+      </w:r>
+      <w:r>
+        <w:rPr>
+          <w:b w:val="0"/>
+        </w:rPr>
+        <w:t xml:space="preserve">s </w:t>
+      </w:r>
+      <w:r>
+        <w:rPr>
+          <w:b/>
+        </w:rPr>
+        <w:t>Weight</w:t>
+      </w:r>
+      <w:r>
+        <w:rPr>
+          <w:b w:val="0"/>
+        </w:rPr>
+        <w:t xml:space="preserve">ed sum=6-5=1; this is a </w:t>
+      </w:r>
+      <w:r>
+        <w:rPr>
+          <w:b/>
+        </w:rPr>
+        <w:t>score</w:t>
+      </w:r>
+      <w:r>
+        <w:rPr>
+          <w:b w:val="0"/>
+        </w:rPr>
+        <w:t xml:space="preserve">, not a probability. A </w:t>
+      </w:r>
+      <w:r>
+        <w:rPr>
+          <w:b/>
+        </w:rPr>
+        <w:t>weight</w:t>
+      </w:r>
+      <w:r>
+        <w:rPr>
+          <w:b w:val="0"/>
+        </w:rPr>
+        <w:t xml:space="preserve"> controls how strongly an </w:t>
+      </w:r>
+      <w:r>
+        <w:rPr>
+          <w:b/>
+        </w:rPr>
+        <w:t>input</w:t>
+      </w:r>
+      <w:r>
+        <w:rPr>
+          <w:b w:val="0"/>
+        </w:rPr>
+        <w:t xml:space="preserve"> contributes to the </w:t>
+      </w:r>
+      <w:r>
+        <w:rPr>
+          <w:b/>
+        </w:rPr>
+        <w:t>score</w:t>
+      </w:r>
+      <w:r>
+        <w:rPr>
+          <w:b w:val="0"/>
+        </w:rPr>
+        <w:t>.</w:t>
       </w:r>
     </w:p>
     <w:p>
-      <w:r>
-        <w:t>1. The score becomes6-6=0.</w:t>
+      <w:pPr>
+        <w:spacing w:line="336" w:lineRule="auto" w:after="180"/>
+        <w:shd w:fill="F1F6FC"/>
+      </w:pPr>
+      <w:r>
+        <w:rPr>
+          <w:b w:val="0"/>
+        </w:rPr>
+        <w:t xml:space="preserve">The left connection adds three times its measurement; the negative right connection subtracts its measurement. Calculate each </w:t>
+      </w:r>
+      <w:r>
+        <w:rPr>
+          <w:b/>
+        </w:rPr>
+        <w:t>contribution</w:t>
+      </w:r>
+      <w:r>
+        <w:rPr>
+          <w:b w:val="0"/>
+        </w:rPr>
+        <w:t xml:space="preserve"> before adding them.</w:t>
       </w:r>
     </w:p>
     <w:p>
-      <w:r>
-        <w:t>2. We can decide the result without examining the changed input or the procedure.</w:t>
-      </w:r>
-    </w:p>
-    <w:p>
-      <w:r>
-        <w:t>3. This one example guarantees correct results for every future input.</w:t>
+      <w:pPr>
+        <w:spacing w:line="336" w:lineRule="auto" w:after="180"/>
+        <w:shd w:fill="F1F6FC"/>
+      </w:pPr>
+      <w:r>
+        <w:rPr>
+          <w:b w:val="0"/>
+        </w:rPr>
+        <w:t xml:space="preserve">This </w:t>
+      </w:r>
+      <w:r>
+        <w:rPr>
+          <w:b/>
+        </w:rPr>
+        <w:t>dot product</w:t>
+      </w:r>
+      <w:r>
+        <w:rPr>
+          <w:b w:val="0"/>
+        </w:rPr>
+        <w:t xml:space="preserve"> is a signed </w:t>
+      </w:r>
+      <w:r>
+        <w:rPr>
+          <w:b/>
+        </w:rPr>
+        <w:t>score</w:t>
+      </w:r>
+      <w:r>
+        <w:rPr>
+          <w:b w:val="0"/>
+        </w:rPr>
+        <w:t>; it becomes a probability only if a separate, justified transformation and interpretation are supplied.</w:t>
       </w:r>
     </w:p>
     <w:p>
@@ -1214,42 +2189,7 @@
         <w:pStyle w:val="Heading3"/>
       </w:pPr>
       <w:r>
-        <w:t>My selected conclusion, deciding fact and explanation</w:t>
-      </w:r>
-    </w:p>
-    <w:p>
-      <w:r>
-        <w:t>________________________________________________________________</w:t>
-      </w:r>
-    </w:p>
-    <w:p>
-      <w:r>
-        <w:t>________________________________________________________________</w:t>
-      </w:r>
-    </w:p>
-    <w:p>
-      <w:r>
-        <w:t>________________________________________________________________</w:t>
-      </w:r>
-    </w:p>
-    <w:p>
-      <w:r>
-        <w:t>________________________________________________________________</w:t>
-      </w:r>
-    </w:p>
-    <w:p>
-      <w:r>
-        <w:t>________________________________________________________________</w:t>
-      </w:r>
-    </w:p>
-    <w:p>
-      <w:r>
-        <w:t>Hint if needed: Use the changed condition and the deciding step in the pictorial trace. The answer must say what follows from those facts.</w:t>
-      </w:r>
-    </w:p>
-    <w:p>
-      <w:r>
-        <w:t>After your attempt, compare with the supported explanation: The score becomes6-6=0. The right weight is-1, so adding1 to that input lowers the score by1.</w:t>
+        <w:t>Practice 2: explain the deciding evidence</w:t>
       </w:r>
     </w:p>
     <w:p>
@@ -1257,12 +2197,103 @@
         <w:pStyle w:val="Heading3"/>
       </w:pPr>
       <w:r>
-        <w:t>Repair a missing building block</w:t>
+        <w:t>Changed case · predict first</w:t>
       </w:r>
     </w:p>
     <w:p>
-      <w:r>
-        <w:t>Review Representing inputs as vectors (ai-5/1). Goal: Encode a record using a fixed feature order and units. Short practice: Why does equal total brightness not make A and B identical inputs? Point to the relevant step in the picture, then write the changed result and the rule or evidence that supports it.. Return to this week and explain what you changed.</w:t>
+      <w:pPr>
+        <w:spacing w:line="336" w:lineRule="auto" w:after="180"/>
+        <w:shd w:fill="F5F1FB"/>
+      </w:pPr>
+      <w:r>
+        <w:rPr>
+          <w:b w:val="0"/>
+        </w:rPr>
+        <w:t xml:space="preserve">Changed-case practice: Increase only the right </w:t>
+      </w:r>
+      <w:r>
+        <w:rPr>
+          <w:b/>
+        </w:rPr>
+        <w:t>input</w:t>
+      </w:r>
+      <w:r>
+        <w:rPr>
+          <w:b w:val="0"/>
+        </w:rPr>
+        <w:t xml:space="preserve"> from 5 to6. Which conclusion is supported by the supplied facts?</w:t>
+      </w:r>
+    </w:p>
+    <w:p>
+      <w:pPr>
+        <w:spacing w:line="336" w:lineRule="auto" w:after="180"/>
+        <w:shd w:fill="F4F9FC"/>
+      </w:pPr>
+      <w:r>
+        <w:rPr>
+          <w:b w:val="0"/>
+        </w:rPr>
+        <w:t xml:space="preserve">1. The </w:t>
+      </w:r>
+      <w:r>
+        <w:rPr>
+          <w:b/>
+        </w:rPr>
+        <w:t>score</w:t>
+      </w:r>
+      <w:r>
+        <w:rPr>
+          <w:b w:val="0"/>
+        </w:rPr>
+        <w:t xml:space="preserve"> becomes6-6=0.</w:t>
+      </w:r>
+    </w:p>
+    <w:p>
+      <w:pPr>
+        <w:spacing w:line="336" w:lineRule="auto" w:after="180"/>
+        <w:shd w:fill="F4F9FC"/>
+      </w:pPr>
+      <w:r>
+        <w:rPr>
+          <w:b w:val="0"/>
+        </w:rPr>
+        <w:t xml:space="preserve">2. We can decide the result without examining the changed </w:t>
+      </w:r>
+      <w:r>
+        <w:rPr>
+          <w:b/>
+        </w:rPr>
+        <w:t>input</w:t>
+      </w:r>
+      <w:r>
+        <w:rPr>
+          <w:b w:val="0"/>
+        </w:rPr>
+        <w:t xml:space="preserve"> or the procedure.</w:t>
+      </w:r>
+    </w:p>
+    <w:p>
+      <w:pPr>
+        <w:spacing w:line="336" w:lineRule="auto" w:after="180"/>
+        <w:shd w:fill="F4F9FC"/>
+      </w:pPr>
+      <w:r>
+        <w:rPr>
+          <w:b w:val="0"/>
+        </w:rPr>
+        <w:t xml:space="preserve">3. This one example guarantees correct results for every future </w:t>
+      </w:r>
+      <w:r>
+        <w:rPr>
+          <w:b/>
+        </w:rPr>
+        <w:t>input</w:t>
+      </w:r>
+      <w:r>
+        <w:rPr>
+          <w:b w:val="0"/>
+        </w:rPr>
+        <w:t>.</w:t>
       </w:r>
     </w:p>
     <w:p>
@@ -1270,12 +2301,32 @@
         <w:pStyle w:val="Heading3"/>
       </w:pPr>
       <w:r>
-        <w:t>Predict, run and debug</w:t>
+        <w:t>My selected conclusion, deciding fact and explanation</w:t>
       </w:r>
     </w:p>
     <w:p>
       <w:r>
-        <w:t>The browser lab lets you edit the supported Python examples already included in this lesson. Predict first, run, inspect the actual output or error, change one input, then run again. Keep code, predictions, actual results and a reasoned revision together. On paper, label your result as a trace rather than an execution.</w:t>
+        <w:t>________________________________________________________________</w:t>
+      </w:r>
+    </w:p>
+    <w:p>
+      <w:r>
+        <w:t>________________________________________________________________</w:t>
+      </w:r>
+    </w:p>
+    <w:p>
+      <w:r>
+        <w:t>________________________________________________________________</w:t>
+      </w:r>
+    </w:p>
+    <w:p>
+      <w:r>
+        <w:t>________________________________________________________________</w:t>
+      </w:r>
+    </w:p>
+    <w:p>
+      <w:r>
+        <w:t>________________________________________________________________</w:t>
       </w:r>
     </w:p>
     <w:p>
@@ -1283,12 +2334,19 @@
         <w:pStyle w:val="Heading3"/>
       </w:pPr>
       <w:r>
-        <w:t>Keep your completed work</w:t>
+        <w:t>Hint · try first</w:t>
       </w:r>
     </w:p>
     <w:p>
-      <w:r>
-        <w:t>Use Download completed work in the hosted lesson to export your answers, reflections, practice feedback and code-run evidence. Open the HTML copy to read or print it. Drafts stay in this browser when storage is available; clear drafts on a shared device.</w:t>
+      <w:pPr>
+        <w:spacing w:line="336" w:lineRule="auto" w:after="180"/>
+        <w:shd w:fill="F1F6F8"/>
+      </w:pPr>
+      <w:r>
+        <w:rPr>
+          <w:b w:val="0"/>
+        </w:rPr>
+        <w:t>Hint if needed: Use the changed condition and the deciding step in the pictorial trace. The answer must say what follows from those facts.</w:t>
       </w:r>
     </w:p>
     <w:p>
@@ -1296,12 +2354,1389 @@
         <w:pStyle w:val="Heading3"/>
       </w:pPr>
       <w:r>
-        <w:t>What I repaired, the evidence I kept and the next test</w:t>
+        <w:t>Feedback · compare after trying</w:t>
       </w:r>
     </w:p>
     <w:p>
+      <w:pPr>
+        <w:spacing w:line="336" w:lineRule="auto" w:after="180"/>
+        <w:shd w:fill="F1F6FC"/>
+      </w:pPr>
+      <w:r>
+        <w:rPr>
+          <w:b w:val="0"/>
+        </w:rPr>
+        <w:t xml:space="preserve">After your attempt, compare with the supported explanation: The </w:t>
+      </w:r>
+      <w:r>
+        <w:rPr>
+          <w:b/>
+        </w:rPr>
+        <w:t>score</w:t>
+      </w:r>
+      <w:r>
+        <w:rPr>
+          <w:b w:val="0"/>
+        </w:rPr>
+        <w:t xml:space="preserve"> becomes6-6=0. The right </w:t>
+      </w:r>
+      <w:r>
+        <w:rPr>
+          <w:b/>
+        </w:rPr>
+        <w:t>weight</w:t>
+      </w:r>
+      <w:r>
+        <w:rPr>
+          <w:b w:val="0"/>
+        </w:rPr>
+        <w:t xml:space="preserve"> is-1, so adding1 to that </w:t>
+      </w:r>
+      <w:r>
+        <w:rPr>
+          <w:b/>
+        </w:rPr>
+        <w:t>input</w:t>
+      </w:r>
+      <w:r>
+        <w:rPr>
+          <w:b w:val="0"/>
+        </w:rPr>
+        <w:t xml:space="preserve"> lowers the </w:t>
+      </w:r>
+      <w:r>
+        <w:rPr>
+          <w:b/>
+        </w:rPr>
+        <w:t>score</w:t>
+      </w:r>
+      <w:r>
+        <w:rPr>
+          <w:b w:val="0"/>
+        </w:rPr>
+        <w:t xml:space="preserve"> by1.</w:t>
+      </w:r>
+    </w:p>
+    <w:p>
+      <w:pPr>
+        <w:pStyle w:val="Heading3"/>
+      </w:pPr>
+      <w:r>
+        <w:t>Repair a missing building block</w:t>
+      </w:r>
+    </w:p>
+    <w:p>
+      <w:pPr>
+        <w:spacing w:line="336" w:lineRule="auto" w:after="180"/>
+      </w:pPr>
+      <w:r>
+        <w:rPr>
+          <w:b w:val="0"/>
+        </w:rPr>
+        <w:t xml:space="preserve">Review Representing </w:t>
+      </w:r>
+      <w:r>
+        <w:rPr>
+          <w:b/>
+        </w:rPr>
+        <w:t>input</w:t>
+      </w:r>
+      <w:r>
+        <w:rPr>
+          <w:b w:val="0"/>
+        </w:rPr>
+        <w:t xml:space="preserve">s as vectors (ai-5/1). Goal: Encode a record using a fixed feature order and units. Short practice: Why does equal total brightness not make A and B identical </w:t>
+      </w:r>
+      <w:r>
+        <w:rPr>
+          <w:b/>
+        </w:rPr>
+        <w:t>input</w:t>
+      </w:r>
+      <w:r>
+        <w:rPr>
+          <w:b w:val="0"/>
+        </w:rPr>
+        <w:t>s?</w:t>
+      </w:r>
+    </w:p>
+    <w:p>
+      <w:pPr>
+        <w:spacing w:line="336" w:lineRule="auto" w:after="180"/>
+      </w:pPr>
+      <w:r>
+        <w:rPr>
+          <w:b w:val="0"/>
+        </w:rPr>
+        <w:t xml:space="preserve">Point to the relevant step in the picture, then write the changed result and the rule or </w:t>
+      </w:r>
+      <w:r>
+        <w:rPr>
+          <w:b/>
+        </w:rPr>
+        <w:t>evidence</w:t>
+      </w:r>
+      <w:r>
+        <w:rPr>
+          <w:b w:val="0"/>
+        </w:rPr>
+        <w:t xml:space="preserve"> that supports it.. Return to this week and explain what you changed.</w:t>
+      </w:r>
+    </w:p>
+    <w:p>
+      <w:pPr>
+        <w:pStyle w:val="Heading3"/>
+      </w:pPr>
+      <w:r>
+        <w:t>Predict, run and debug</w:t>
+      </w:r>
+    </w:p>
+    <w:p>
+      <w:pPr>
+        <w:spacing w:line="336" w:lineRule="auto" w:after="180"/>
+      </w:pPr>
+      <w:r>
+        <w:rPr>
+          <w:b w:val="0"/>
+        </w:rPr>
+        <w:t xml:space="preserve">The browser lab lets you edit the supported Python examples already included in this lesson. Predict first, run, inspect the actual </w:t>
+      </w:r>
+      <w:r>
+        <w:rPr>
+          <w:b/>
+        </w:rPr>
+        <w:t>output</w:t>
+      </w:r>
+      <w:r>
+        <w:rPr>
+          <w:b w:val="0"/>
+        </w:rPr>
+        <w:t xml:space="preserve"> or error, change one </w:t>
+      </w:r>
+      <w:r>
+        <w:rPr>
+          <w:b/>
+        </w:rPr>
+        <w:t>input</w:t>
+      </w:r>
+      <w:r>
+        <w:rPr>
+          <w:b w:val="0"/>
+        </w:rPr>
+        <w:t>, then run again.</w:t>
+      </w:r>
+    </w:p>
+    <w:p>
+      <w:pPr>
+        <w:spacing w:line="336" w:lineRule="auto" w:after="180"/>
+      </w:pPr>
+      <w:r>
+        <w:rPr>
+          <w:b w:val="0"/>
+        </w:rPr>
+        <w:t xml:space="preserve">Keep code, </w:t>
+      </w:r>
+      <w:r>
+        <w:rPr>
+          <w:b/>
+        </w:rPr>
+        <w:t>prediction</w:t>
+      </w:r>
+      <w:r>
+        <w:rPr>
+          <w:b w:val="0"/>
+        </w:rPr>
+        <w:t>s, actual results and a reasoned revision together. On paper, label your result as a trace rather than an execution.</w:t>
+      </w:r>
+    </w:p>
+    <w:p>
+      <w:pPr>
+        <w:pStyle w:val="Heading3"/>
+      </w:pPr>
+      <w:r>
+        <w:t>Keep your completed work</w:t>
+      </w:r>
+    </w:p>
+    <w:p>
+      <w:pPr>
+        <w:spacing w:line="336" w:lineRule="auto" w:after="180"/>
+      </w:pPr>
+      <w:r>
+        <w:rPr>
+          <w:b w:val="0"/>
+        </w:rPr>
+        <w:t xml:space="preserve">Use Download completed work in the hosted lesson to export your answers, reflections, practice feedback and code-run </w:t>
+      </w:r>
+      <w:r>
+        <w:rPr>
+          <w:b/>
+        </w:rPr>
+        <w:t>evidence</w:t>
+      </w:r>
+      <w:r>
+        <w:rPr>
+          <w:b w:val="0"/>
+        </w:rPr>
+        <w:t>. Open the HTML copy to read or print it.</w:t>
+      </w:r>
+    </w:p>
+    <w:p>
+      <w:pPr>
+        <w:spacing w:line="336" w:lineRule="auto" w:after="180"/>
+      </w:pPr>
+      <w:r>
+        <w:rPr>
+          <w:b w:val="0"/>
+        </w:rPr>
+        <w:t>Drafts stay in this browser when storage is available; clear drafts on a shared device.</w:t>
+      </w:r>
+    </w:p>
+    <w:p>
+      <w:pPr>
+        <w:pStyle w:val="Heading3"/>
+      </w:pPr>
+      <w:r>
+        <w:t>What I repaired, the evidence I kept and the next test</w:t>
+      </w:r>
+    </w:p>
+    <w:p>
       <w:r>
         <w:t>________________________________________________________________</w:t>
+      </w:r>
+    </w:p>
+    <w:p>
+      <w:r>
+        <w:t>________________________________________________________________</w:t>
+      </w:r>
+    </w:p>
+    <w:p>
+      <w:r>
+        <w:t>________________________________________________________________</w:t>
+      </w:r>
+    </w:p>
+    <w:p>
+      <w:r>
+        <w:t>________________________________________________________________</w:t>
+      </w:r>
+    </w:p>
+    <w:p>
+      <w:r>
+        <w:t>________________________________________________________________</w:t>
+      </w:r>
+    </w:p>
+    <w:p>
+      <w:pPr>
+        <w:pStyle w:val="Heading1"/>
+      </w:pPr>
+      <w:r>
+        <w:t>15. Visual concept journey</w:t>
+      </w:r>
+    </w:p>
+    <w:p>
+      <w:r>
+        <w:t>Explain each Dot products and weighted sums picture from its labels, then record a relevant limit.</w:t>
+      </w:r>
+    </w:p>
+    <w:p>
+      <w:pPr>
+        <w:pStyle w:val="Heading3"/>
+      </w:pPr>
+      <w:r>
+        <w:t>01. Dot products and weighted sums: the case</w:t>
+      </w:r>
+    </w:p>
+    <w:p>
+      <w:r>
+        <w:drawing>
+          <wp:inline xmlns:a="http://schemas.openxmlformats.org/drawingml/2006/main" xmlns:pic="http://schemas.openxmlformats.org/drawingml/2006/picture">
+            <wp:extent cx="5486400" cy="2990088"/>
+            <wp:docPr id="3" name="Picture 3" descr="Draw each input’s contribution to a toy weighted brightness score. Supplied facts: Inputs [2, 5]; weights [3,-1]; no bias. Score is 2×3+5×(-1). All inputs and outcomes in this worked example are invented classroom data; no real model run is claimed."/>
+            <wp:cNvGraphicFramePr>
+              <a:graphicFrameLocks noChangeAspect="1"/>
+            </wp:cNvGraphicFramePr>
+            <a:graphic>
+              <a:graphicData uri="http://schemas.openxmlformats.org/drawingml/2006/picture">
+                <pic:pic>
+                  <pic:nvPicPr>
+                    <pic:cNvPr id="0" name="academy-story-ai-5-2-01.png"/>
+                    <pic:cNvPicPr/>
+                  </pic:nvPicPr>
+                  <pic:blipFill>
+                    <a:blip r:embed="rId11"/>
+                    <a:stretch>
+                      <a:fillRect/>
+                    </a:stretch>
+                  </pic:blipFill>
+                  <pic:spPr>
+                    <a:xfrm>
+                      <a:off x="0" y="0"/>
+                      <a:ext cx="5486400" cy="2990088"/>
+                    </a:xfrm>
+                    <a:prstGeom prst="rect"/>
+                  </pic:spPr>
+                </pic:pic>
+              </a:graphicData>
+            </a:graphic>
+          </wp:inline>
+        </w:drawing>
+      </w:r>
+    </w:p>
+    <w:p>
+      <w:pPr>
+        <w:spacing w:line="336" w:lineRule="auto" w:after="180"/>
+      </w:pPr>
+      <w:r>
+        <w:rPr>
+          <w:b w:val="0"/>
+        </w:rPr>
+        <w:t xml:space="preserve">Draw each </w:t>
+      </w:r>
+      <w:r>
+        <w:rPr>
+          <w:b/>
+        </w:rPr>
+        <w:t>input</w:t>
+      </w:r>
+      <w:r>
+        <w:rPr>
+          <w:b w:val="0"/>
+        </w:rPr>
+        <w:t xml:space="preserve">’s </w:t>
+      </w:r>
+      <w:r>
+        <w:rPr>
+          <w:b/>
+        </w:rPr>
+        <w:t>contribution</w:t>
+      </w:r>
+      <w:r>
+        <w:rPr>
+          <w:b w:val="0"/>
+        </w:rPr>
+        <w:t xml:space="preserve"> to a toy </w:t>
+      </w:r>
+      <w:r>
+        <w:rPr>
+          <w:b/>
+        </w:rPr>
+        <w:t>weight</w:t>
+      </w:r>
+      <w:r>
+        <w:rPr>
+          <w:b w:val="0"/>
+        </w:rPr>
+        <w:t xml:space="preserve">ed brightness </w:t>
+      </w:r>
+      <w:r>
+        <w:rPr>
+          <w:b/>
+        </w:rPr>
+        <w:t>score</w:t>
+      </w:r>
+      <w:r>
+        <w:rPr>
+          <w:b w:val="0"/>
+        </w:rPr>
+        <w:t xml:space="preserve">. Supplied facts: </w:t>
+      </w:r>
+      <w:r>
+        <w:rPr>
+          <w:b/>
+        </w:rPr>
+        <w:t>Input</w:t>
+      </w:r>
+      <w:r>
+        <w:rPr>
+          <w:b w:val="0"/>
+        </w:rPr>
+        <w:t xml:space="preserve">s [2, 5]; </w:t>
+      </w:r>
+      <w:r>
+        <w:rPr>
+          <w:b/>
+        </w:rPr>
+        <w:t>weight</w:t>
+      </w:r>
+      <w:r>
+        <w:rPr>
+          <w:b w:val="0"/>
+        </w:rPr>
+        <w:t xml:space="preserve">s [3,-1]; no bias. </w:t>
+      </w:r>
+      <w:r>
+        <w:rPr>
+          <w:b/>
+        </w:rPr>
+        <w:t>Score</w:t>
+      </w:r>
+      <w:r>
+        <w:rPr>
+          <w:b w:val="0"/>
+        </w:rPr>
+        <w:t xml:space="preserve"> is 2×3+5×(-1).</w:t>
+      </w:r>
+    </w:p>
+    <w:p>
+      <w:pPr>
+        <w:spacing w:line="336" w:lineRule="auto" w:after="180"/>
+      </w:pPr>
+      <w:r>
+        <w:rPr>
+          <w:b w:val="0"/>
+        </w:rPr>
+        <w:t xml:space="preserve">All </w:t>
+      </w:r>
+      <w:r>
+        <w:rPr>
+          <w:b/>
+        </w:rPr>
+        <w:t>input</w:t>
+      </w:r>
+      <w:r>
+        <w:rPr>
+          <w:b w:val="0"/>
+        </w:rPr>
+        <w:t>s and outcomes in this worked example are invented classroom data; no real model run is claimed.</w:t>
+      </w:r>
+    </w:p>
+    <w:p>
+      <w:pPr>
+        <w:spacing w:line="336" w:lineRule="auto" w:after="180"/>
+        <w:shd w:fill="F5F1FB"/>
+      </w:pPr>
+      <w:r>
+        <w:rPr>
+          <w:b w:val="0"/>
+        </w:rPr>
+        <w:t>Point to the given fact that matters most. Explain why it matters.</w:t>
+      </w:r>
+    </w:p>
+    <w:p>
+      <w:pPr>
+        <w:pStyle w:val="Heading3"/>
+      </w:pPr>
+      <w:r>
+        <w:t>My picture explanation, deciding evidence and one limit</w:t>
+      </w:r>
+    </w:p>
+    <w:p>
+      <w:r>
+        <w:t>________________________________________________________________</w:t>
+      </w:r>
+    </w:p>
+    <w:p>
+      <w:r>
+        <w:t>________________________________________________________________</w:t>
+      </w:r>
+    </w:p>
+    <w:p>
+      <w:r>
+        <w:t>________________________________________________________________</w:t>
+      </w:r>
+    </w:p>
+    <w:p>
+      <w:r>
+        <w:t>________________________________________________________________</w:t>
+      </w:r>
+    </w:p>
+    <w:p>
+      <w:pPr>
+        <w:pStyle w:val="Heading3"/>
+      </w:pPr>
+      <w:r>
+        <w:t>02. Follow the deciding steps</w:t>
+      </w:r>
+    </w:p>
+    <w:p>
+      <w:r>
+        <w:drawing>
+          <wp:inline xmlns:a="http://schemas.openxmlformats.org/drawingml/2006/main" xmlns:pic="http://schemas.openxmlformats.org/drawingml/2006/picture">
+            <wp:extent cx="5486400" cy="3182112"/>
+            <wp:docPr id="4" name="Picture 4" descr="Multiply first input: Left contribution=2×3=6. → Multiply second input: Right contribution=5×(-1)=-5. → Add contributions: Weighted sum=6-5=1; this is a score, not a probability."/>
+            <wp:cNvGraphicFramePr>
+              <a:graphicFrameLocks noChangeAspect="1"/>
+            </wp:cNvGraphicFramePr>
+            <a:graphic>
+              <a:graphicData uri="http://schemas.openxmlformats.org/drawingml/2006/picture">
+                <pic:pic>
+                  <pic:nvPicPr>
+                    <pic:cNvPr id="0" name="academy-story-ai-5-2-02.png"/>
+                    <pic:cNvPicPr/>
+                  </pic:nvPicPr>
+                  <pic:blipFill>
+                    <a:blip r:embed="rId12"/>
+                    <a:stretch>
+                      <a:fillRect/>
+                    </a:stretch>
+                  </pic:blipFill>
+                  <pic:spPr>
+                    <a:xfrm>
+                      <a:off x="0" y="0"/>
+                      <a:ext cx="5486400" cy="3182112"/>
+                    </a:xfrm>
+                    <a:prstGeom prst="rect"/>
+                  </pic:spPr>
+                </pic:pic>
+              </a:graphicData>
+            </a:graphic>
+          </wp:inline>
+        </w:drawing>
+      </w:r>
+    </w:p>
+    <w:p>
+      <w:pPr>
+        <w:spacing w:line="336" w:lineRule="auto" w:after="180"/>
+      </w:pPr>
+      <w:r>
+        <w:rPr>
+          <w:b w:val="0"/>
+        </w:rPr>
+        <w:t xml:space="preserve">Multiply first </w:t>
+      </w:r>
+      <w:r>
+        <w:rPr>
+          <w:b/>
+        </w:rPr>
+        <w:t>input</w:t>
+      </w:r>
+      <w:r>
+        <w:rPr>
+          <w:b w:val="0"/>
+        </w:rPr>
+        <w:t xml:space="preserve">: Left </w:t>
+      </w:r>
+      <w:r>
+        <w:rPr>
+          <w:b/>
+        </w:rPr>
+        <w:t>contribution</w:t>
+      </w:r>
+      <w:r>
+        <w:rPr>
+          <w:b w:val="0"/>
+        </w:rPr>
+        <w:t xml:space="preserve">=2×3=6. → Multiply second </w:t>
+      </w:r>
+      <w:r>
+        <w:rPr>
+          <w:b/>
+        </w:rPr>
+        <w:t>input</w:t>
+      </w:r>
+      <w:r>
+        <w:rPr>
+          <w:b w:val="0"/>
+        </w:rPr>
+        <w:t xml:space="preserve">: Right </w:t>
+      </w:r>
+      <w:r>
+        <w:rPr>
+          <w:b/>
+        </w:rPr>
+        <w:t>contribution</w:t>
+      </w:r>
+      <w:r>
+        <w:rPr>
+          <w:b w:val="0"/>
+        </w:rPr>
+        <w:t xml:space="preserve">=5×(-1)=-5. → Add </w:t>
+      </w:r>
+      <w:r>
+        <w:rPr>
+          <w:b/>
+        </w:rPr>
+        <w:t>contribution</w:t>
+      </w:r>
+      <w:r>
+        <w:rPr>
+          <w:b w:val="0"/>
+        </w:rPr>
+        <w:t xml:space="preserve">s: </w:t>
+      </w:r>
+      <w:r>
+        <w:rPr>
+          <w:b/>
+        </w:rPr>
+        <w:t>Weight</w:t>
+      </w:r>
+      <w:r>
+        <w:rPr>
+          <w:b w:val="0"/>
+        </w:rPr>
+        <w:t xml:space="preserve">ed sum=6-5=1; this is a </w:t>
+      </w:r>
+      <w:r>
+        <w:rPr>
+          <w:b/>
+        </w:rPr>
+        <w:t>score</w:t>
+      </w:r>
+      <w:r>
+        <w:rPr>
+          <w:b w:val="0"/>
+        </w:rPr>
+        <w:t>, not a probability.</w:t>
+      </w:r>
+    </w:p>
+    <w:p>
+      <w:pPr>
+        <w:spacing w:line="336" w:lineRule="auto" w:after="180"/>
+        <w:shd w:fill="F5F1FB"/>
+      </w:pPr>
+      <w:r>
+        <w:rPr>
+          <w:b w:val="0"/>
+        </w:rPr>
+        <w:t xml:space="preserve">Point to each numbered stage and explain which recorded </w:t>
+      </w:r>
+      <w:r>
+        <w:rPr>
+          <w:b/>
+        </w:rPr>
+        <w:t>input</w:t>
+      </w:r>
+      <w:r>
+        <w:rPr>
+          <w:b w:val="0"/>
+        </w:rPr>
+        <w:t xml:space="preserve"> it uses.</w:t>
+      </w:r>
+    </w:p>
+    <w:p>
+      <w:pPr>
+        <w:pStyle w:val="Heading3"/>
+      </w:pPr>
+      <w:r>
+        <w:t>My picture explanation, deciding evidence and one limit</w:t>
+      </w:r>
+    </w:p>
+    <w:p>
+      <w:r>
+        <w:t>________________________________________________________________</w:t>
+      </w:r>
+    </w:p>
+    <w:p>
+      <w:r>
+        <w:t>________________________________________________________________</w:t>
+      </w:r>
+    </w:p>
+    <w:p>
+      <w:r>
+        <w:t>________________________________________________________________</w:t>
+      </w:r>
+    </w:p>
+    <w:p>
+      <w:r>
+        <w:t>________________________________________________________________</w:t>
+      </w:r>
+    </w:p>
+    <w:p>
+      <w:pPr>
+        <w:pStyle w:val="Heading3"/>
+      </w:pPr>
+      <w:r>
+        <w:t>03. Weighted brightness score</w:t>
+      </w:r>
+    </w:p>
+    <w:p>
+      <w:r>
+        <w:drawing>
+          <wp:inline xmlns:a="http://schemas.openxmlformats.org/drawingml/2006/main" xmlns:pic="http://schemas.openxmlformats.org/drawingml/2006/picture">
+            <wp:extent cx="5486400" cy="3224784"/>
+            <wp:docPr id="5" name="Picture 5" descr="Weighted brightness score. Inputs: [2, 5]; weights: [3, -1]; bias: 0; activation: identity; output: 1."/>
+            <wp:cNvGraphicFramePr>
+              <a:graphicFrameLocks noChangeAspect="1"/>
+            </wp:cNvGraphicFramePr>
+            <a:graphic>
+              <a:graphicData uri="http://schemas.openxmlformats.org/drawingml/2006/picture">
+                <pic:pic>
+                  <pic:nvPicPr>
+                    <pic:cNvPr id="0" name="academy-story-ai-5-2-03.png"/>
+                    <pic:cNvPicPr/>
+                  </pic:nvPicPr>
+                  <pic:blipFill>
+                    <a:blip r:embed="rId13"/>
+                    <a:stretch>
+                      <a:fillRect/>
+                    </a:stretch>
+                  </pic:blipFill>
+                  <pic:spPr>
+                    <a:xfrm>
+                      <a:off x="0" y="0"/>
+                      <a:ext cx="5486400" cy="3224784"/>
+                    </a:xfrm>
+                    <a:prstGeom prst="rect"/>
+                  </pic:spPr>
+                </pic:pic>
+              </a:graphicData>
+            </a:graphic>
+          </wp:inline>
+        </w:drawing>
+      </w:r>
+    </w:p>
+    <w:p>
+      <w:pPr>
+        <w:spacing w:line="336" w:lineRule="auto" w:after="180"/>
+      </w:pPr>
+      <w:r>
+        <w:rPr>
+          <w:b/>
+        </w:rPr>
+        <w:t>Weight</w:t>
+      </w:r>
+      <w:r>
+        <w:rPr>
+          <w:b w:val="0"/>
+        </w:rPr>
+        <w:t xml:space="preserve">ed brightness </w:t>
+      </w:r>
+      <w:r>
+        <w:rPr>
+          <w:b/>
+        </w:rPr>
+        <w:t>score</w:t>
+      </w:r>
+      <w:r>
+        <w:rPr>
+          <w:b w:val="0"/>
+        </w:rPr>
+        <w:t xml:space="preserve">. </w:t>
+      </w:r>
+      <w:r>
+        <w:rPr>
+          <w:b/>
+        </w:rPr>
+        <w:t>Input</w:t>
+      </w:r>
+      <w:r>
+        <w:rPr>
+          <w:b w:val="0"/>
+        </w:rPr>
+        <w:t xml:space="preserve">s: [2, 5]; </w:t>
+      </w:r>
+      <w:r>
+        <w:rPr>
+          <w:b/>
+        </w:rPr>
+        <w:t>weight</w:t>
+      </w:r>
+      <w:r>
+        <w:rPr>
+          <w:b w:val="0"/>
+        </w:rPr>
+        <w:t xml:space="preserve">s: [3, -1]; bias: 0; activation: identity; </w:t>
+      </w:r>
+      <w:r>
+        <w:rPr>
+          <w:b/>
+        </w:rPr>
+        <w:t>output</w:t>
+      </w:r>
+      <w:r>
+        <w:rPr>
+          <w:b w:val="0"/>
+        </w:rPr>
+        <w:t>: 1.</w:t>
+      </w:r>
+    </w:p>
+    <w:p>
+      <w:pPr>
+        <w:spacing w:line="336" w:lineRule="auto" w:after="180"/>
+        <w:shd w:fill="F5F1FB"/>
+      </w:pPr>
+      <w:r>
+        <w:rPr>
+          <w:b w:val="0"/>
+        </w:rPr>
+        <w:t>Read the labels and values. Explain the relationship the model shows.</w:t>
+      </w:r>
+    </w:p>
+    <w:p>
+      <w:pPr>
+        <w:pStyle w:val="Heading3"/>
+      </w:pPr>
+      <w:r>
+        <w:t>My picture explanation, deciding evidence and one limit</w:t>
+      </w:r>
+    </w:p>
+    <w:p>
+      <w:r>
+        <w:t>________________________________________________________________</w:t>
+      </w:r>
+    </w:p>
+    <w:p>
+      <w:r>
+        <w:t>________________________________________________________________</w:t>
+      </w:r>
+    </w:p>
+    <w:p>
+      <w:r>
+        <w:t>________________________________________________________________</w:t>
+      </w:r>
+    </w:p>
+    <w:p>
+      <w:r>
+        <w:t>________________________________________________________________</w:t>
+      </w:r>
+    </w:p>
+    <w:p>
+      <w:pPr>
+        <w:pStyle w:val="Heading3"/>
+      </w:pPr>
+      <w:r>
+        <w:t>04. Change one thing. Trace what follows.</w:t>
+      </w:r>
+    </w:p>
+    <w:p>
+      <w:r>
+        <w:drawing>
+          <wp:inline xmlns:a="http://schemas.openxmlformats.org/drawingml/2006/main" xmlns:pic="http://schemas.openxmlformats.org/drawingml/2006/picture">
+            <wp:extent cx="5486400" cy="3026664"/>
+            <wp:docPr id="6" name="Picture 6" descr="Original case: Weighted sum=6-5=1; this is a score, not a probability. Changed condition: Increase only the right input from 5 to6. Expected result: The score becomes6-6=0. Reason: The right weight is-1, so adding1 to that input lowers the score by1."/>
+            <wp:cNvGraphicFramePr>
+              <a:graphicFrameLocks noChangeAspect="1"/>
+            </wp:cNvGraphicFramePr>
+            <a:graphic>
+              <a:graphicData uri="http://schemas.openxmlformats.org/drawingml/2006/picture">
+                <pic:pic>
+                  <pic:nvPicPr>
+                    <pic:cNvPr id="0" name="academy-story-ai-5-2-04.png"/>
+                    <pic:cNvPicPr/>
+                  </pic:nvPicPr>
+                  <pic:blipFill>
+                    <a:blip r:embed="rId14"/>
+                    <a:stretch>
+                      <a:fillRect/>
+                    </a:stretch>
+                  </pic:blipFill>
+                  <pic:spPr>
+                    <a:xfrm>
+                      <a:off x="0" y="0"/>
+                      <a:ext cx="5486400" cy="3026664"/>
+                    </a:xfrm>
+                    <a:prstGeom prst="rect"/>
+                  </pic:spPr>
+                </pic:pic>
+              </a:graphicData>
+            </a:graphic>
+          </wp:inline>
+        </w:drawing>
+      </w:r>
+    </w:p>
+    <w:p>
+      <w:pPr>
+        <w:spacing w:line="336" w:lineRule="auto" w:after="180"/>
+      </w:pPr>
+      <w:r>
+        <w:rPr>
+          <w:b w:val="0"/>
+        </w:rPr>
+        <w:t xml:space="preserve">Original case: </w:t>
+      </w:r>
+      <w:r>
+        <w:rPr>
+          <w:b/>
+        </w:rPr>
+        <w:t>Weight</w:t>
+      </w:r>
+      <w:r>
+        <w:rPr>
+          <w:b w:val="0"/>
+        </w:rPr>
+        <w:t xml:space="preserve">ed sum=6-5=1; this is a </w:t>
+      </w:r>
+      <w:r>
+        <w:rPr>
+          <w:b/>
+        </w:rPr>
+        <w:t>score</w:t>
+      </w:r>
+      <w:r>
+        <w:rPr>
+          <w:b w:val="0"/>
+        </w:rPr>
+        <w:t xml:space="preserve">, not a probability. Changed condition: Increase only the right </w:t>
+      </w:r>
+      <w:r>
+        <w:rPr>
+          <w:b/>
+        </w:rPr>
+        <w:t>input</w:t>
+      </w:r>
+      <w:r>
+        <w:rPr>
+          <w:b w:val="0"/>
+        </w:rPr>
+        <w:t xml:space="preserve"> from 5 to6. Expected result: The </w:t>
+      </w:r>
+      <w:r>
+        <w:rPr>
+          <w:b/>
+        </w:rPr>
+        <w:t>score</w:t>
+      </w:r>
+      <w:r>
+        <w:rPr>
+          <w:b w:val="0"/>
+        </w:rPr>
+        <w:t xml:space="preserve"> becomes6-6=0.</w:t>
+      </w:r>
+    </w:p>
+    <w:p>
+      <w:pPr>
+        <w:spacing w:line="336" w:lineRule="auto" w:after="180"/>
+      </w:pPr>
+      <w:r>
+        <w:rPr>
+          <w:b w:val="0"/>
+        </w:rPr>
+        <w:t xml:space="preserve">Reason: The right </w:t>
+      </w:r>
+      <w:r>
+        <w:rPr>
+          <w:b/>
+        </w:rPr>
+        <w:t>weight</w:t>
+      </w:r>
+      <w:r>
+        <w:rPr>
+          <w:b w:val="0"/>
+        </w:rPr>
+        <w:t xml:space="preserve"> is-1, so adding1 to that </w:t>
+      </w:r>
+      <w:r>
+        <w:rPr>
+          <w:b/>
+        </w:rPr>
+        <w:t>input</w:t>
+      </w:r>
+      <w:r>
+        <w:rPr>
+          <w:b w:val="0"/>
+        </w:rPr>
+        <w:t xml:space="preserve"> lowers the </w:t>
+      </w:r>
+      <w:r>
+        <w:rPr>
+          <w:b/>
+        </w:rPr>
+        <w:t>score</w:t>
+      </w:r>
+      <w:r>
+        <w:rPr>
+          <w:b w:val="0"/>
+        </w:rPr>
+        <w:t xml:space="preserve"> by1.</w:t>
+      </w:r>
+    </w:p>
+    <w:p>
+      <w:pPr>
+        <w:spacing w:line="336" w:lineRule="auto" w:after="180"/>
+        <w:shd w:fill="F5F1FB"/>
+      </w:pPr>
+      <w:r>
+        <w:rPr>
+          <w:b w:val="0"/>
+        </w:rPr>
+        <w:t>Predict before checking the worked changed-case result. Name what changed and what the supplied facts allow you to conclude.</w:t>
+      </w:r>
+    </w:p>
+    <w:p>
+      <w:pPr>
+        <w:pStyle w:val="Heading3"/>
+      </w:pPr>
+      <w:r>
+        <w:t>My picture explanation, deciding evidence and one limit</w:t>
+      </w:r>
+    </w:p>
+    <w:p>
+      <w:r>
+        <w:t>________________________________________________________________</w:t>
+      </w:r>
+    </w:p>
+    <w:p>
+      <w:r>
+        <w:t>________________________________________________________________</w:t>
+      </w:r>
+    </w:p>
+    <w:p>
+      <w:r>
+        <w:t>________________________________________________________________</w:t>
+      </w:r>
+    </w:p>
+    <w:p>
+      <w:r>
+        <w:t>________________________________________________________________</w:t>
+      </w:r>
+    </w:p>
+    <w:p>
+      <w:pPr>
+        <w:pStyle w:val="Heading3"/>
+      </w:pPr>
+      <w:r>
+        <w:t>05. Connect the explanation to its limit</w:t>
+      </w:r>
+    </w:p>
+    <w:p>
+      <w:r>
+        <w:drawing>
+          <wp:inline xmlns:a="http://schemas.openxmlformats.org/drawingml/2006/main" xmlns:pic="http://schemas.openxmlformats.org/drawingml/2006/picture">
+            <wp:extent cx="5486400" cy="2834640"/>
+            <wp:docPr id="7" name="Picture 7" descr="A weight controls how strongly an input contributes to the score. The left connection adds three times its measurement; the negative right connection subtracts its measurement. Calculate each contribution before adding them. This dot product is a signed score; it becomes a probability only if a separate, justified transformation and interpretation are supplied. Limit: These declared weights are hand-chosen toy parameters; no network training or calibrated probability is claimed."/>
+            <wp:cNvGraphicFramePr>
+              <a:graphicFrameLocks noChangeAspect="1"/>
+            </wp:cNvGraphicFramePr>
+            <a:graphic>
+              <a:graphicData uri="http://schemas.openxmlformats.org/drawingml/2006/picture">
+                <pic:pic>
+                  <pic:nvPicPr>
+                    <pic:cNvPr id="0" name="academy-story-ai-5-2-05.png"/>
+                    <pic:cNvPicPr/>
+                  </pic:nvPicPr>
+                  <pic:blipFill>
+                    <a:blip r:embed="rId15"/>
+                    <a:stretch>
+                      <a:fillRect/>
+                    </a:stretch>
+                  </pic:blipFill>
+                  <pic:spPr>
+                    <a:xfrm>
+                      <a:off x="0" y="0"/>
+                      <a:ext cx="5486400" cy="2834640"/>
+                    </a:xfrm>
+                    <a:prstGeom prst="rect"/>
+                  </pic:spPr>
+                </pic:pic>
+              </a:graphicData>
+            </a:graphic>
+          </wp:inline>
+        </w:drawing>
+      </w:r>
+    </w:p>
+    <w:p>
+      <w:pPr>
+        <w:spacing w:line="336" w:lineRule="auto" w:after="180"/>
+      </w:pPr>
+      <w:r>
+        <w:rPr>
+          <w:b w:val="0"/>
+        </w:rPr>
+        <w:t xml:space="preserve">A </w:t>
+      </w:r>
+      <w:r>
+        <w:rPr>
+          <w:b/>
+        </w:rPr>
+        <w:t>weight</w:t>
+      </w:r>
+      <w:r>
+        <w:rPr>
+          <w:b w:val="0"/>
+        </w:rPr>
+        <w:t xml:space="preserve"> controls how strongly an </w:t>
+      </w:r>
+      <w:r>
+        <w:rPr>
+          <w:b/>
+        </w:rPr>
+        <w:t>input</w:t>
+      </w:r>
+      <w:r>
+        <w:rPr>
+          <w:b w:val="0"/>
+        </w:rPr>
+        <w:t xml:space="preserve"> contributes to the </w:t>
+      </w:r>
+      <w:r>
+        <w:rPr>
+          <w:b/>
+        </w:rPr>
+        <w:t>score</w:t>
+      </w:r>
+      <w:r>
+        <w:rPr>
+          <w:b w:val="0"/>
+        </w:rPr>
+        <w:t xml:space="preserve">. The left connection adds three times its measurement; the negative right connection subtracts its measurement. Calculate each </w:t>
+      </w:r>
+      <w:r>
+        <w:rPr>
+          <w:b/>
+        </w:rPr>
+        <w:t>contribution</w:t>
+      </w:r>
+      <w:r>
+        <w:rPr>
+          <w:b w:val="0"/>
+        </w:rPr>
+        <w:t xml:space="preserve"> before adding them.</w:t>
+      </w:r>
+    </w:p>
+    <w:p>
+      <w:pPr>
+        <w:spacing w:line="336" w:lineRule="auto" w:after="180"/>
+      </w:pPr>
+      <w:r>
+        <w:rPr>
+          <w:b w:val="0"/>
+        </w:rPr>
+        <w:t xml:space="preserve">This </w:t>
+      </w:r>
+      <w:r>
+        <w:rPr>
+          <w:b/>
+        </w:rPr>
+        <w:t>dot product</w:t>
+      </w:r>
+      <w:r>
+        <w:rPr>
+          <w:b w:val="0"/>
+        </w:rPr>
+        <w:t xml:space="preserve"> is a signed </w:t>
+      </w:r>
+      <w:r>
+        <w:rPr>
+          <w:b/>
+        </w:rPr>
+        <w:t>score</w:t>
+      </w:r>
+      <w:r>
+        <w:rPr>
+          <w:b w:val="0"/>
+        </w:rPr>
+        <w:t>; it becomes a probability only if a separate, justified transformation and interpretation are supplied.</w:t>
+      </w:r>
+    </w:p>
+    <w:p>
+      <w:pPr>
+        <w:spacing w:line="336" w:lineRule="auto" w:after="180"/>
+      </w:pPr>
+      <w:r>
+        <w:rPr>
+          <w:b w:val="0"/>
+        </w:rPr>
+        <w:t xml:space="preserve">Limit: These declared </w:t>
+      </w:r>
+      <w:r>
+        <w:rPr>
+          <w:b/>
+        </w:rPr>
+        <w:t>weight</w:t>
+      </w:r>
+      <w:r>
+        <w:rPr>
+          <w:b w:val="0"/>
+        </w:rPr>
+        <w:t xml:space="preserve">s are hand-chosen toy parameters; no network </w:t>
+      </w:r>
+      <w:r>
+        <w:rPr>
+          <w:b/>
+        </w:rPr>
+        <w:t>training</w:t>
+      </w:r>
+      <w:r>
+        <w:rPr>
+          <w:b w:val="0"/>
+        </w:rPr>
+        <w:t xml:space="preserve"> or calibrated probability is claimed.</w:t>
+      </w:r>
+    </w:p>
+    <w:p>
+      <w:pPr>
+        <w:spacing w:line="336" w:lineRule="auto" w:after="180"/>
+        <w:shd w:fill="F5F1FB"/>
+      </w:pPr>
+      <w:r>
+        <w:rPr>
+          <w:b w:val="0"/>
+        </w:rPr>
+        <w:t>Explain the case, then point to a limit on the claim.</w:t>
+      </w:r>
+    </w:p>
+    <w:p>
+      <w:pPr>
+        <w:pStyle w:val="Heading3"/>
+      </w:pPr>
+      <w:r>
+        <w:t>My picture explanation, deciding evidence and one limit</w:t>
+      </w:r>
+    </w:p>
+    <w:p>
+      <w:r>
+        <w:t>________________________________________________________________</w:t>
+      </w:r>
+    </w:p>
+    <w:p>
+      <w:r>
+        <w:t>________________________________________________________________</w:t>
+      </w:r>
+    </w:p>
+    <w:p>
+      <w:r>
+        <w:t>________________________________________________________________</w:t>
+      </w:r>
+    </w:p>
+    <w:p>
+      <w:r>
+        <w:t>________________________________________________________________</w:t>
+      </w:r>
+    </w:p>
+    <w:p>
+      <w:pPr>
+        <w:pStyle w:val="Heading3"/>
+      </w:pPr>
+      <w:r>
+        <w:t>06. Make the idea visible in your project</w:t>
+      </w:r>
+    </w:p>
+    <w:p>
+      <w:r>
+        <w:drawing>
+          <wp:inline xmlns:a="http://schemas.openxmlformats.org/drawingml/2006/main" xmlns:pic="http://schemas.openxmlformats.org/drawingml/2006/picture">
+            <wp:extent cx="5486400" cy="3681984"/>
+            <wp:docPr id="8" name="Picture 8" descr="For your Image-pattern Network Investigation, save the input, procedure, observed result and limitation of this check. Label this worked example as practice; use a different, previously unreviewed case when checking independent understanding. Draw your input, deciding step, result and limit. Supported question: Which connection explains why more right brightness lowers this score? Point to the relevant step in the picture, then write the changed result and the rule or evidence that supports it."/>
+            <wp:cNvGraphicFramePr>
+              <a:graphicFrameLocks noChangeAspect="1"/>
+            </wp:cNvGraphicFramePr>
+            <a:graphic>
+              <a:graphicData uri="http://schemas.openxmlformats.org/drawingml/2006/picture">
+                <pic:pic>
+                  <pic:nvPicPr>
+                    <pic:cNvPr id="0" name="academy-story-ai-5-2-06.png"/>
+                    <pic:cNvPicPr/>
+                  </pic:nvPicPr>
+                  <pic:blipFill>
+                    <a:blip r:embed="rId16"/>
+                    <a:stretch>
+                      <a:fillRect/>
+                    </a:stretch>
+                  </pic:blipFill>
+                  <pic:spPr>
+                    <a:xfrm>
+                      <a:off x="0" y="0"/>
+                      <a:ext cx="5486400" cy="3681984"/>
+                    </a:xfrm>
+                    <a:prstGeom prst="rect"/>
+                  </pic:spPr>
+                </pic:pic>
+              </a:graphicData>
+            </a:graphic>
+          </wp:inline>
+        </w:drawing>
+      </w:r>
+    </w:p>
+    <w:p>
+      <w:pPr>
+        <w:spacing w:line="336" w:lineRule="auto" w:after="180"/>
+      </w:pPr>
+      <w:r>
+        <w:rPr>
+          <w:b w:val="0"/>
+        </w:rPr>
+        <w:t xml:space="preserve">For your Image-pattern Network Investigation, save the </w:t>
+      </w:r>
+      <w:r>
+        <w:rPr>
+          <w:b/>
+        </w:rPr>
+        <w:t>input</w:t>
+      </w:r>
+      <w:r>
+        <w:rPr>
+          <w:b w:val="0"/>
+        </w:rPr>
+        <w:t>, procedure, observed result and limitation of this check.</w:t>
+      </w:r>
+    </w:p>
+    <w:p>
+      <w:pPr>
+        <w:spacing w:line="336" w:lineRule="auto" w:after="180"/>
+      </w:pPr>
+      <w:r>
+        <w:rPr>
+          <w:b w:val="0"/>
+        </w:rPr>
+        <w:t xml:space="preserve">Label this worked example as practice; use a different, previously unreviewed case when checking independent understanding. Draw your </w:t>
+      </w:r>
+      <w:r>
+        <w:rPr>
+          <w:b/>
+        </w:rPr>
+        <w:t>input</w:t>
+      </w:r>
+      <w:r>
+        <w:rPr>
+          <w:b w:val="0"/>
+        </w:rPr>
+        <w:t>, deciding step, result and limit.</w:t>
+      </w:r>
+    </w:p>
+    <w:p>
+      <w:pPr>
+        <w:spacing w:line="336" w:lineRule="auto" w:after="180"/>
+      </w:pPr>
+      <w:r>
+        <w:rPr>
+          <w:b w:val="0"/>
+        </w:rPr>
+        <w:t xml:space="preserve">Supported question: Which connection explains why more right brightness lowers this </w:t>
+      </w:r>
+      <w:r>
+        <w:rPr>
+          <w:b/>
+        </w:rPr>
+        <w:t>score</w:t>
+      </w:r>
+      <w:r>
+        <w:rPr>
+          <w:b w:val="0"/>
+        </w:rPr>
+        <w:t xml:space="preserve">? Point to the relevant step in the picture, then write the changed result and the rule or </w:t>
+      </w:r>
+      <w:r>
+        <w:rPr>
+          <w:b/>
+        </w:rPr>
+        <w:t>evidence</w:t>
+      </w:r>
+      <w:r>
+        <w:rPr>
+          <w:b w:val="0"/>
+        </w:rPr>
+        <w:t xml:space="preserve"> that supports it.</w:t>
+      </w:r>
+    </w:p>
+    <w:p>
+      <w:pPr>
+        <w:spacing w:line="336" w:lineRule="auto" w:after="180"/>
+        <w:shd w:fill="F5F1FB"/>
+      </w:pPr>
+      <w:r>
+        <w:rPr>
+          <w:b w:val="0"/>
+        </w:rPr>
+        <w:t xml:space="preserve">Draw your project trace and justify the deciding step using </w:t>
+      </w:r>
+      <w:r>
+        <w:rPr>
+          <w:b/>
+        </w:rPr>
+        <w:t>evidence</w:t>
+      </w:r>
+      <w:r>
+        <w:rPr>
+          <w:b w:val="0"/>
+        </w:rPr>
+        <w:t>.</w:t>
+      </w:r>
+    </w:p>
+    <w:p>
+      <w:pPr>
+        <w:pStyle w:val="Heading3"/>
+      </w:pPr>
+      <w:r>
+        <w:t>My picture explanation, deciding evidence and one limit</w:t>
       </w:r>
     </w:p>
     <w:p>

--- a/downloads/workbook/ai-5-week-02.docx
+++ b/downloads/workbook/ai-5-week-02.docx
@@ -96,6 +96,368 @@
     <w:p>
       <w:r>
         <w:t>________________________________________________________________</w:t>
+      </w:r>
+    </w:p>
+    <w:p>
+      <w:pPr>
+        <w:pStyle w:val="Heading3"/>
+      </w:pPr>
+      <w:r>
+        <w:t>Lesson reference for workbook practice</w:t>
+      </w:r>
+    </w:p>
+    <w:p>
+      <w:pPr>
+        <w:spacing w:line="336" w:lineRule="auto" w:after="180"/>
+        <w:shd w:fill="F1F6F8"/>
+      </w:pPr>
+      <w:r>
+        <w:rPr>
+          <w:b w:val="0"/>
+        </w:rPr>
+        <w:t>Use this reference for the original W1–W3 and W5 exercises. The separately named independent case supplies its own changed facts; use those facts for that attempt before feedback.</w:t>
+      </w:r>
+    </w:p>
+    <w:p>
+      <w:pPr>
+        <w:spacing w:line="336" w:lineRule="auto" w:after="180"/>
+      </w:pPr>
+      <w:r>
+        <w:rPr>
+          <w:b w:val="0"/>
+        </w:rPr>
+        <w:t xml:space="preserve">A small model can combine several measurements into one </w:t>
+      </w:r>
+      <w:r>
+        <w:rPr>
+          <w:b/>
+        </w:rPr>
+        <w:t>score</w:t>
+      </w:r>
+      <w:r>
+        <w:rPr>
+          <w:b w:val="0"/>
+        </w:rPr>
+        <w:t xml:space="preserve">. Let x = [4, 2] contain fictional width and height measurements in cm. Set </w:t>
+      </w:r>
+      <w:r>
+        <w:rPr>
+          <w:b/>
+        </w:rPr>
+        <w:t>weight</w:t>
+      </w:r>
+      <w:r>
+        <w:rPr>
+          <w:b w:val="0"/>
+        </w:rPr>
+        <w:t>s w = [2, -1].</w:t>
+      </w:r>
+    </w:p>
+    <w:p>
+      <w:pPr>
+        <w:spacing w:line="336" w:lineRule="auto" w:after="180"/>
+      </w:pPr>
+      <w:r>
+        <w:rPr>
+          <w:b w:val="0"/>
+        </w:rPr>
+        <w:t xml:space="preserve">Multiply matching positions, then add: s = (2 times 4) + (-1 times 2) = 6. The letter x names the </w:t>
+      </w:r>
+      <w:r>
+        <w:rPr>
+          <w:b/>
+        </w:rPr>
+        <w:t>input</w:t>
+      </w:r>
+      <w:r>
+        <w:rPr>
+          <w:b w:val="0"/>
+        </w:rPr>
+        <w:t xml:space="preserve"> vector.</w:t>
+      </w:r>
+    </w:p>
+    <w:p>
+      <w:pPr>
+        <w:spacing w:line="336" w:lineRule="auto" w:after="180"/>
+      </w:pPr>
+      <w:r>
+        <w:rPr>
+          <w:b w:val="0"/>
+        </w:rPr>
+        <w:t xml:space="preserve">We call this calculation a </w:t>
+      </w:r>
+      <w:r>
+        <w:rPr>
+          <w:b/>
+        </w:rPr>
+        <w:t>dot product</w:t>
+      </w:r>
+      <w:r>
+        <w:rPr>
+          <w:b w:val="0"/>
+        </w:rPr>
+        <w:t xml:space="preserve">, written w dot x. The vectors must have the same number of components. Each </w:t>
+      </w:r>
+      <w:r>
+        <w:rPr>
+          <w:b/>
+        </w:rPr>
+        <w:t>weight</w:t>
+      </w:r>
+      <w:r>
+        <w:rPr>
+          <w:b w:val="0"/>
+        </w:rPr>
+        <w:t xml:space="preserve"> belongs to one named feature.</w:t>
+      </w:r>
+    </w:p>
+    <w:p>
+      <w:pPr>
+        <w:spacing w:line="336" w:lineRule="auto" w:after="180"/>
+      </w:pPr>
+      <w:r>
+        <w:rPr>
+          <w:b w:val="0"/>
+        </w:rPr>
+        <w:t xml:space="preserve">These hand-selected </w:t>
+      </w:r>
+      <w:r>
+        <w:rPr>
+          <w:b/>
+        </w:rPr>
+        <w:t>weight</w:t>
+      </w:r>
+      <w:r>
+        <w:rPr>
+          <w:b w:val="0"/>
+        </w:rPr>
+        <w:t xml:space="preserve">s demonstrate a computation; no </w:t>
+      </w:r>
+      <w:r>
+        <w:rPr>
+          <w:b/>
+        </w:rPr>
+        <w:t>training</w:t>
+      </w:r>
+      <w:r>
+        <w:rPr>
+          <w:b w:val="0"/>
+        </w:rPr>
+        <w:t xml:space="preserve"> has happened. The result 6 is a </w:t>
+      </w:r>
+      <w:r>
+        <w:rPr>
+          <w:b/>
+        </w:rPr>
+        <w:t>score</w:t>
+      </w:r>
+      <w:r>
+        <w:rPr>
+          <w:b w:val="0"/>
+        </w:rPr>
+        <w:t>, not a probability or a claim that this parcel is safe.</w:t>
+      </w:r>
+    </w:p>
+    <w:tbl>
+      <w:tblPr>
+        <w:tblStyle w:val="LightShading-Accent1"/>
+        <w:tblW w:type="auto" w:w="0"/>
+        <w:tblLook w:firstColumn="1" w:firstRow="1" w:lastColumn="0" w:lastRow="0" w:noHBand="0" w:noVBand="1" w:val="04A0"/>
+      </w:tblPr>
+      <w:tblGrid>
+        <w:gridCol w:w="3408"/>
+        <w:gridCol w:w="3408"/>
+        <w:gridCol w:w="3408"/>
+      </w:tblGrid>
+      <w:tr>
+        <w:trPr>
+          <w:tblHeader/>
+        </w:trPr>
+        <w:tc>
+          <w:tcPr>
+            <w:tcW w:type="dxa" w:w="3408"/>
+          </w:tcPr>
+          <w:p>
+            <w:r>
+              <w:t>Feature</w:t>
+            </w:r>
+          </w:p>
+        </w:tc>
+        <w:tc>
+          <w:tcPr>
+            <w:tcW w:type="dxa" w:w="3408"/>
+          </w:tcPr>
+          <w:p>
+            <w:r>
+              <w:t>Weight times input</w:t>
+            </w:r>
+          </w:p>
+        </w:tc>
+        <w:tc>
+          <w:tcPr>
+            <w:tcW w:type="dxa" w:w="3408"/>
+          </w:tcPr>
+          <w:p>
+            <w:r>
+              <w:t>Contribution</w:t>
+            </w:r>
+          </w:p>
+        </w:tc>
+      </w:tr>
+      <w:tr>
+        <w:tc>
+          <w:tcPr>
+            <w:tcW w:type="dxa" w:w="3408"/>
+          </w:tcPr>
+          <w:p>
+            <w:r>
+              <w:t>Width</w:t>
+            </w:r>
+          </w:p>
+        </w:tc>
+        <w:tc>
+          <w:tcPr>
+            <w:tcW w:type="dxa" w:w="3408"/>
+          </w:tcPr>
+          <w:p>
+            <w:r>
+              <w:t>2 times 4</w:t>
+            </w:r>
+          </w:p>
+        </w:tc>
+        <w:tc>
+          <w:tcPr>
+            <w:tcW w:type="dxa" w:w="3408"/>
+          </w:tcPr>
+          <w:p>
+            <w:r>
+              <w:t>8</w:t>
+            </w:r>
+          </w:p>
+        </w:tc>
+      </w:tr>
+      <w:tr>
+        <w:tc>
+          <w:tcPr>
+            <w:tcW w:type="dxa" w:w="3408"/>
+          </w:tcPr>
+          <w:p>
+            <w:r>
+              <w:t>Height</w:t>
+            </w:r>
+          </w:p>
+        </w:tc>
+        <w:tc>
+          <w:tcPr>
+            <w:tcW w:type="dxa" w:w="3408"/>
+          </w:tcPr>
+          <w:p>
+            <w:r>
+              <w:t>-1 times 2</w:t>
+            </w:r>
+          </w:p>
+        </w:tc>
+        <w:tc>
+          <w:tcPr>
+            <w:tcW w:type="dxa" w:w="3408"/>
+          </w:tcPr>
+          <w:p>
+            <w:r>
+              <w:t>-2</w:t>
+            </w:r>
+          </w:p>
+        </w:tc>
+      </w:tr>
+      <w:tr>
+        <w:tc>
+          <w:tcPr>
+            <w:tcW w:type="dxa" w:w="3408"/>
+          </w:tcPr>
+          <w:p>
+            <w:r>
+              <w:t>Total</w:t>
+            </w:r>
+          </w:p>
+        </w:tc>
+        <w:tc>
+          <w:tcPr>
+            <w:tcW w:type="dxa" w:w="3408"/>
+          </w:tcPr>
+          <w:p>
+            <w:r>
+              <w:t>8 plus -2</w:t>
+            </w:r>
+          </w:p>
+        </w:tc>
+        <w:tc>
+          <w:tcPr>
+            <w:tcW w:type="dxa" w:w="3408"/>
+          </w:tcPr>
+          <w:p>
+            <w:r>
+              <w:t>6</w:t>
+            </w:r>
+          </w:p>
+        </w:tc>
+      </w:tr>
+    </w:tbl>
+    <w:p>
+      <w:pPr>
+        <w:spacing w:line="336" w:lineRule="auto" w:after="180"/>
+      </w:pPr>
+      <w:r>
+        <w:rPr>
+          <w:b w:val="0"/>
+        </w:rPr>
+        <w:t xml:space="preserve">The coefficients carry </w:t>
+      </w:r>
+      <w:r>
+        <w:rPr>
+          <w:b/>
+        </w:rPr>
+        <w:t>score</w:t>
+      </w:r>
+      <w:r>
+        <w:rPr>
+          <w:b w:val="0"/>
+        </w:rPr>
+        <w:t xml:space="preserve">-per-cm units in this example, making both </w:t>
+      </w:r>
+      <w:r>
+        <w:rPr>
+          <w:b/>
+        </w:rPr>
+        <w:t>contribution</w:t>
+      </w:r>
+      <w:r>
+        <w:rPr>
+          <w:b w:val="0"/>
+        </w:rPr>
+        <w:t xml:space="preserve">s compatible </w:t>
+      </w:r>
+      <w:r>
+        <w:rPr>
+          <w:b/>
+        </w:rPr>
+        <w:t>score</w:t>
+      </w:r>
+      <w:r>
+        <w:rPr>
+          <w:b w:val="0"/>
+        </w:rPr>
+        <w:t xml:space="preserve"> units. A </w:t>
+      </w:r>
+      <w:r>
+        <w:rPr>
+          <w:b/>
+        </w:rPr>
+        <w:t>weight</w:t>
+      </w:r>
+      <w:r>
+        <w:rPr>
+          <w:b w:val="0"/>
+        </w:rPr>
+        <w:t>ed sum needs a consistent definition of units.</w:t>
       </w:r>
     </w:p>
     <w:p>
@@ -2245,7 +2607,7 @@
         <w:rPr>
           <w:b w:val="0"/>
         </w:rPr>
-        <w:t xml:space="preserve"> becomes6-6=0.</w:t>
+        <w:t xml:space="preserve"> becomes 6-6=0.</w:t>
       </w:r>
     </w:p>
     <w:p>
@@ -2378,7 +2740,7 @@
         <w:rPr>
           <w:b w:val="0"/>
         </w:rPr>
-        <w:t xml:space="preserve"> becomes6-6=0. The right </w:t>
+        <w:t xml:space="preserve"> becomes 6-6=0. The right </w:t>
       </w:r>
       <w:r>
         <w:rPr>
@@ -2390,7 +2752,7 @@
         <w:rPr>
           <w:b w:val="0"/>
         </w:rPr>
-        <w:t xml:space="preserve"> is-1, so adding1 to that </w:t>
+        <w:t xml:space="preserve"> is-1, so adding 1 to that </w:t>
       </w:r>
       <w:r>
         <w:rPr>
@@ -3192,7 +3554,7 @@
         <w:drawing>
           <wp:inline xmlns:a="http://schemas.openxmlformats.org/drawingml/2006/main" xmlns:pic="http://schemas.openxmlformats.org/drawingml/2006/picture">
             <wp:extent cx="5486400" cy="3026664"/>
-            <wp:docPr id="6" name="Picture 6" descr="Original case: Weighted sum=6-5=1; this is a score, not a probability. Changed condition: Increase only the right input from 5 to6. Expected result: The score becomes6-6=0. Reason: The right weight is-1, so adding1 to that input lowers the score by1."/>
+            <wp:docPr id="6" name="Picture 6" descr="Original case: Weighted sum=6-5=1; this is a score, not a probability. Changed condition: Increase only the right input from 5 to6. Expected result: The score becomes 6-6=0. Reason: The right weight is-1, so adding 1 to that input lowers the score by1."/>
             <wp:cNvGraphicFramePr>
               <a:graphicFrameLocks noChangeAspect="1"/>
             </wp:cNvGraphicFramePr>
@@ -3279,7 +3641,7 @@
         <w:rPr>
           <w:b w:val="0"/>
         </w:rPr>
-        <w:t xml:space="preserve"> becomes6-6=0.</w:t>
+        <w:t xml:space="preserve"> becomes 6-6=0.</w:t>
       </w:r>
     </w:p>
     <w:p>
@@ -3302,7 +3664,7 @@
         <w:rPr>
           <w:b w:val="0"/>
         </w:rPr>
-        <w:t xml:space="preserve"> is-1, so adding1 to that </w:t>
+        <w:t xml:space="preserve"> is-1, so adding 1 to that </w:t>
       </w:r>
       <w:r>
         <w:rPr>

--- a/downloads/workbook/ai-5-week-02.docx
+++ b/downloads/workbook/ai-5-week-02.docx
@@ -25,22 +25,45 @@
         <w:pStyle w:val="Heading1"/>
       </w:pPr>
       <w:r>
-        <w:t>01. Recall and choose your starting point</w:t>
-      </w:r>
-    </w:p>
-    <w:p>
-      <w:r>
-        <w:t>Record your starting explanation for Dot products and weighted sums before opening notes. Show any later correction separately.</w:t>
-      </w:r>
-    </w:p>
-    <w:p>
-      <w:pPr>
-        <w:spacing w:line="336" w:lineRule="auto" w:after="180"/>
-      </w:pPr>
-      <w:r>
-        <w:rPr>
-          <w:b w:val="0"/>
-        </w:rPr>
+        <w:t>One complete weighted-sum evidence record.</w:t>
+      </w:r>
+    </w:p>
+    <w:p>
+      <w:r>
+        <w:t>Trace all products,repair units and explain information lost in one score.</w:t>
+      </w:r>
+    </w:p>
+    <w:p>
+      <w:r>
+        <w:t>W1–W3/W5 → selected three-component case → project contribution record → changed-case return.</w:t>
+      </w:r>
+    </w:p>
+    <w:p>
+      <w:pPr>
+        <w:pStyle w:val="Heading1"/>
+      </w:pPr>
+      <w:r>
+        <w:t>01. Recall · Retrieve before notes</w:t>
+      </w:r>
+    </w:p>
+    <w:p>
+      <w:r>
+        <w:t>Keep this task’s inputs,rule and response together.</w:t>
+      </w:r>
+    </w:p>
+    <w:p>
+      <w:pPr>
+        <w:pStyle w:val="Heading2"/>
+      </w:pPr>
+      <w:r>
+        <w:t>Complete task and evidence</w:t>
+      </w:r>
+    </w:p>
+    <w:p>
+      <w:pPr>
+        <w:pStyle w:val="ListBullet"/>
+      </w:pPr>
+      <w:r>
         <w:t>Try the recall before opening notes. Then use a different colour or a labelled second line to correct your explanation.</w:t>
       </w:r>
     </w:p>
@@ -54,25 +77,10 @@
     </w:p>
     <w:p>
       <w:pPr>
-        <w:spacing w:line="336" w:lineRule="auto" w:after="180"/>
-      </w:pPr>
-      <w:r>
-        <w:rPr>
-          <w:b w:val="0"/>
-        </w:rPr>
-        <w:t xml:space="preserve">Without opening the old lesson, explain one key idea from Representing </w:t>
-      </w:r>
-      <w:r>
-        <w:rPr>
-          <w:b/>
-        </w:rPr>
-        <w:t>input</w:t>
-      </w:r>
-      <w:r>
-        <w:rPr>
-          <w:b w:val="0"/>
-        </w:rPr>
-        <w:t>s as vectors. Give an example and a mistake that the idea helps you avoid.</w:t>
+        <w:pStyle w:val="ListBullet"/>
+      </w:pPr>
+      <w:r>
+        <w:t>Without opening the old lesson, explain one key idea from Representing inputs as vectors. Give an example and a mistake that the idea helps you avoid.</w:t>
       </w:r>
     </w:p>
     <w:p>
@@ -108,154 +116,26 @@
     </w:p>
     <w:p>
       <w:pPr>
-        <w:spacing w:line="336" w:lineRule="auto" w:after="180"/>
-        <w:shd w:fill="F1F6F8"/>
-      </w:pPr>
-      <w:r>
-        <w:rPr>
-          <w:b w:val="0"/>
-        </w:rPr>
+        <w:pStyle w:val="ListBullet"/>
+      </w:pPr>
+      <w:r>
         <w:t>Use this reference for the original W1–W3 and W5 exercises. The separately named independent case supplies its own changed facts; use those facts for that attempt before feedback.</w:t>
       </w:r>
     </w:p>
     <w:p>
       <w:pPr>
-        <w:spacing w:line="336" w:lineRule="auto" w:after="180"/>
-      </w:pPr>
-      <w:r>
-        <w:rPr>
-          <w:b w:val="0"/>
-        </w:rPr>
-        <w:t xml:space="preserve">A small model can combine several measurements into one </w:t>
-      </w:r>
-      <w:r>
-        <w:rPr>
-          <w:b/>
-        </w:rPr>
-        <w:t>score</w:t>
-      </w:r>
-      <w:r>
-        <w:rPr>
-          <w:b w:val="0"/>
-        </w:rPr>
-        <w:t xml:space="preserve">. Let x = [4, 2] contain fictional width and height measurements in cm. Set </w:t>
-      </w:r>
-      <w:r>
-        <w:rPr>
-          <w:b/>
-        </w:rPr>
-        <w:t>weight</w:t>
-      </w:r>
-      <w:r>
-        <w:rPr>
-          <w:b w:val="0"/>
-        </w:rPr>
-        <w:t>s w = [2, -1].</w:t>
-      </w:r>
-    </w:p>
-    <w:p>
-      <w:pPr>
-        <w:spacing w:line="336" w:lineRule="auto" w:after="180"/>
-      </w:pPr>
-      <w:r>
-        <w:rPr>
-          <w:b w:val="0"/>
-        </w:rPr>
-        <w:t xml:space="preserve">Multiply matching positions, then add: s = (2 times 4) + (-1 times 2) = 6. The letter x names the </w:t>
-      </w:r>
-      <w:r>
-        <w:rPr>
-          <w:b/>
-        </w:rPr>
-        <w:t>input</w:t>
-      </w:r>
-      <w:r>
-        <w:rPr>
-          <w:b w:val="0"/>
-        </w:rPr>
-        <w:t xml:space="preserve"> vector.</w:t>
-      </w:r>
-    </w:p>
-    <w:p>
-      <w:pPr>
-        <w:spacing w:line="336" w:lineRule="auto" w:after="180"/>
-      </w:pPr>
-      <w:r>
-        <w:rPr>
-          <w:b w:val="0"/>
-        </w:rPr>
-        <w:t xml:space="preserve">We call this calculation a </w:t>
-      </w:r>
-      <w:r>
-        <w:rPr>
-          <w:b/>
-        </w:rPr>
-        <w:t>dot product</w:t>
-      </w:r>
-      <w:r>
-        <w:rPr>
-          <w:b w:val="0"/>
-        </w:rPr>
-        <w:t xml:space="preserve">, written w dot x. The vectors must have the same number of components. Each </w:t>
-      </w:r>
-      <w:r>
-        <w:rPr>
-          <w:b/>
-        </w:rPr>
-        <w:t>weight</w:t>
-      </w:r>
-      <w:r>
-        <w:rPr>
-          <w:b w:val="0"/>
-        </w:rPr>
-        <w:t xml:space="preserve"> belongs to one named feature.</w:t>
-      </w:r>
-    </w:p>
-    <w:p>
-      <w:pPr>
-        <w:spacing w:line="336" w:lineRule="auto" w:after="180"/>
-      </w:pPr>
-      <w:r>
-        <w:rPr>
-          <w:b w:val="0"/>
-        </w:rPr>
-        <w:t xml:space="preserve">These hand-selected </w:t>
-      </w:r>
-      <w:r>
-        <w:rPr>
-          <w:b/>
-        </w:rPr>
-        <w:t>weight</w:t>
-      </w:r>
-      <w:r>
-        <w:rPr>
-          <w:b w:val="0"/>
-        </w:rPr>
-        <w:t xml:space="preserve">s demonstrate a computation; no </w:t>
-      </w:r>
-      <w:r>
-        <w:rPr>
-          <w:b/>
-        </w:rPr>
-        <w:t>training</w:t>
-      </w:r>
-      <w:r>
-        <w:rPr>
-          <w:b w:val="0"/>
-        </w:rPr>
-        <w:t xml:space="preserve"> has happened. The result 6 is a </w:t>
-      </w:r>
-      <w:r>
-        <w:rPr>
-          <w:b/>
-        </w:rPr>
-        <w:t>score</w:t>
-      </w:r>
-      <w:r>
-        <w:rPr>
-          <w:b w:val="0"/>
-        </w:rPr>
-        <w:t>, not a probability or a claim that this parcel is safe.</w:t>
+        <w:pStyle w:val="ListBullet"/>
+      </w:pPr>
+      <w:r>
+        <w:t>A small model can combine several measurements into one score. Let x = [4, 2] contain fictional width and height measurements in cm. Set weights w = [2, -1]. Multiply matching positions, then add: s = (2 times 4) + (-1 times 2) = 6. The letter x names the input vector.</w:t>
+      </w:r>
+    </w:p>
+    <w:p>
+      <w:pPr>
+        <w:pStyle w:val="ListBullet"/>
+      </w:pPr>
+      <w:r>
+        <w:t>We call this calculation a dot product, written w dot x. The vectors must have the same number of components. Each weight belongs to one named feature. These hand-selected weights demonstrate a computation; no training has happened. The result 6 is a score, not a probability or a claim that this parcel is safe.</w:t>
       </w:r>
     </w:p>
     <w:tbl>
@@ -403,61 +283,10 @@
     </w:tbl>
     <w:p>
       <w:pPr>
-        <w:spacing w:line="336" w:lineRule="auto" w:after="180"/>
-      </w:pPr>
-      <w:r>
-        <w:rPr>
-          <w:b w:val="0"/>
-        </w:rPr>
-        <w:t xml:space="preserve">The coefficients carry </w:t>
-      </w:r>
-      <w:r>
-        <w:rPr>
-          <w:b/>
-        </w:rPr>
-        <w:t>score</w:t>
-      </w:r>
-      <w:r>
-        <w:rPr>
-          <w:b w:val="0"/>
-        </w:rPr>
-        <w:t xml:space="preserve">-per-cm units in this example, making both </w:t>
-      </w:r>
-      <w:r>
-        <w:rPr>
-          <w:b/>
-        </w:rPr>
-        <w:t>contribution</w:t>
-      </w:r>
-      <w:r>
-        <w:rPr>
-          <w:b w:val="0"/>
-        </w:rPr>
-        <w:t xml:space="preserve">s compatible </w:t>
-      </w:r>
-      <w:r>
-        <w:rPr>
-          <w:b/>
-        </w:rPr>
-        <w:t>score</w:t>
-      </w:r>
-      <w:r>
-        <w:rPr>
-          <w:b w:val="0"/>
-        </w:rPr>
-        <w:t xml:space="preserve"> units. A </w:t>
-      </w:r>
-      <w:r>
-        <w:rPr>
-          <w:b/>
-        </w:rPr>
-        <w:t>weight</w:t>
-      </w:r>
-      <w:r>
-        <w:rPr>
-          <w:b w:val="0"/>
-        </w:rPr>
-        <w:t>ed sum needs a consistent definition of units.</w:t>
+        <w:pStyle w:val="ListBullet"/>
+      </w:pPr>
+      <w:r>
+        <w:t>The coefficients carry score-per-cm units in this example, making both contributions compatible score units. A weighted sum needs a consistent definition of units.</w:t>
       </w:r>
     </w:p>
     <w:p>
@@ -465,147 +294,44 @@
         <w:pStyle w:val="Heading1"/>
       </w:pPr>
       <w:r>
-        <w:t>02. Practise with fading help</w:t>
-      </w:r>
-    </w:p>
-    <w:p>
-      <w:r>
-        <w:t>Complete the supported Dot products and weighted sums trace and record the first step you can explain without help.</w:t>
-      </w:r>
-    </w:p>
-    <w:p>
-      <w:pPr>
-        <w:spacing w:line="336" w:lineRule="auto" w:after="180"/>
-      </w:pPr>
-      <w:r>
-        <w:rPr>
-          <w:b w:val="0"/>
-        </w:rPr>
-        <w:t xml:space="preserve">Use W2: Explain cancellation for </w:t>
-      </w:r>
-      <w:r>
-        <w:rPr>
-          <w:b/>
-        </w:rPr>
-        <w:t>Dot product</w:t>
-      </w:r>
-      <w:r>
-        <w:rPr>
-          <w:b w:val="0"/>
-        </w:rPr>
-        <w:t xml:space="preserve">s and </w:t>
-      </w:r>
-      <w:r>
-        <w:rPr>
-          <w:b/>
-        </w:rPr>
-        <w:t>weight</w:t>
-      </w:r>
-      <w:r>
-        <w:rPr>
-          <w:b w:val="0"/>
-        </w:rPr>
-        <w:t>ed sums. Record the answer once; the lesson and workbook refer to the same attempt.</w:t>
-      </w:r>
-    </w:p>
-    <w:tbl>
-      <w:tblPr>
-        <w:tblStyle w:val="LightShading-Accent1"/>
-        <w:tblW w:type="auto" w:w="0"/>
-        <w:tblLook w:firstColumn="1" w:firstRow="1" w:lastColumn="0" w:lastRow="0" w:noHBand="0" w:noVBand="1" w:val="04A0"/>
-      </w:tblPr>
-      <w:tblGrid>
-        <w:gridCol w:w="2556"/>
-        <w:gridCol w:w="2556"/>
-        <w:gridCol w:w="2556"/>
-        <w:gridCol w:w="2556"/>
-      </w:tblGrid>
-      <w:tr>
-        <w:trPr>
-          <w:tblHeader/>
-        </w:trPr>
-        <w:tc>
-          <w:tcPr>
-            <w:tcW w:type="dxa" w:w="2556"/>
-          </w:tcPr>
-          <w:p>
-            <w:r>
-              <w:t>Given inputs</w:t>
-            </w:r>
-          </w:p>
-        </w:tc>
-        <w:tc>
-          <w:tcPr>
-            <w:tcW w:type="dxa" w:w="2556"/>
-          </w:tcPr>
-          <w:p>
-            <w:r>
-              <w:t>Procedure I chose</w:t>
-            </w:r>
-          </w:p>
-        </w:tc>
-        <w:tc>
-          <w:tcPr>
-            <w:tcW w:type="dxa" w:w="2556"/>
-          </w:tcPr>
-          <w:p>
-            <w:r>
-              <w:t>Middle steps</w:t>
-            </w:r>
-          </w:p>
-        </w:tc>
-        <w:tc>
-          <w:tcPr>
-            <w:tcW w:type="dxa" w:w="2556"/>
-          </w:tcPr>
-          <w:p>
-            <w:r>
-              <w:t>Result and check</w:t>
-            </w:r>
-          </w:p>
-        </w:tc>
-      </w:tr>
-      <w:tr>
-        <w:tc>
-          <w:tcPr>
-            <w:tcW w:type="dxa" w:w="2556"/>
-          </w:tcPr>
-          <w:p>
-            <w:r/>
-          </w:p>
-        </w:tc>
-        <w:tc>
-          <w:tcPr>
-            <w:tcW w:type="dxa" w:w="2556"/>
-          </w:tcPr>
-          <w:p>
-            <w:r/>
-          </w:p>
-        </w:tc>
-        <w:tc>
-          <w:tcPr>
-            <w:tcW w:type="dxa" w:w="2556"/>
-          </w:tcPr>
-          <w:p>
-            <w:r/>
-          </w:p>
-        </w:tc>
-        <w:tc>
-          <w:tcPr>
-            <w:tcW w:type="dxa" w:w="2556"/>
-          </w:tcPr>
-          <w:p>
-            <w:r/>
-          </w:p>
-        </w:tc>
-      </w:tr>
-    </w:tbl>
+        <w:t>05. W1 · Explain the current example</w:t>
+      </w:r>
+    </w:p>
+    <w:p>
+      <w:r>
+        <w:t>Keep this task’s inputs,rule and response together.</w:t>
+      </w:r>
+    </w:p>
+    <w:p>
+      <w:pPr>
+        <w:pStyle w:val="Heading2"/>
+      </w:pPr>
+      <w:r>
+        <w:t>Complete task and evidence</w:t>
+      </w:r>
+    </w:p>
+    <w:p>
+      <w:pPr>
+        <w:pStyle w:val="ListBullet"/>
+      </w:pPr>
+      <w:r>
+        <w:t>Main parcel schema[width_cm, height_cm], weights[2, −1], no bias. A[4, 2]products 8/−2, total 6; B[2, 4]4/−4, total 0; C[3, 3]6/−3, total 3. W1x[3, 5]products 6/−5, total 1. W2 zero is cancellation, not no information. Height cm→mm requires coefficient−1→−0.1 to preserve scores:[4, 20]gives 8−2=6. Both[4, 2]and[5, 4]score 6; score alone loses their distinction. Separate brightnessx[2, 5], w[3, −1]gives 1; right 5→6 gives0. Hand-chosen weights are not trained evidence, and no calibrated probability mapping is supplied. Independent case has its own three inputs/weights.</w:t>
+      </w:r>
+    </w:p>
+    <w:p>
+      <w:pPr>
+        <w:pStyle w:val="ListBullet"/>
+      </w:pPr>
+      <w:r>
+        <w:t>For w = [2, -1] and x = [3, 5], write both contributions and their sum.</w:t>
+      </w:r>
+    </w:p>
     <w:p>
       <w:pPr>
         <w:pStyle w:val="Heading3"/>
       </w:pPr>
       <w:r>
-        <w:t>The step I completed without help, and the hint I needed</w:t>
+        <w:t>My reasoning and evidence</w:t>
       </w:r>
     </w:p>
     <w:p>
@@ -624,62 +350,55 @@
       </w:r>
     </w:p>
     <w:p>
+      <w:r>
+        <w:t>________________________________________________________________</w:t>
+      </w:r>
+    </w:p>
+    <w:p>
+      <w:r>
+        <w:t>________________________________________________________________</w:t>
+      </w:r>
+    </w:p>
+    <w:p>
+      <w:r>
+        <w:t>________________________________________________________________</w:t>
+      </w:r>
+    </w:p>
+    <w:p>
       <w:pPr>
         <w:pStyle w:val="Heading1"/>
       </w:pPr>
       <w:r>
-        <w:t>03. Individual reasoning check</w:t>
-      </w:r>
-    </w:p>
-    <w:p>
-      <w:r>
-        <w:t>Check the proposed Dot products and weighted sums explanation against the supplied facts before discussing it.</w:t>
-      </w:r>
-    </w:p>
-    <w:p>
-      <w:pPr>
-        <w:spacing w:line="336" w:lineRule="auto" w:after="180"/>
-      </w:pPr>
-      <w:r>
-        <w:rPr>
-          <w:b w:val="0"/>
-        </w:rPr>
-        <w:t xml:space="preserve">Use the worked case for </w:t>
-      </w:r>
-      <w:r>
-        <w:rPr>
-          <w:b/>
-        </w:rPr>
-        <w:t>Dot product</w:t>
-      </w:r>
-      <w:r>
-        <w:rPr>
-          <w:b w:val="0"/>
-        </w:rPr>
-        <w:t xml:space="preserve">s and </w:t>
-      </w:r>
-      <w:r>
-        <w:rPr>
-          <w:b/>
-        </w:rPr>
-        <w:t>weight</w:t>
-      </w:r>
-      <w:r>
-        <w:rPr>
-          <w:b w:val="0"/>
-        </w:rPr>
-        <w:t>ed sums. Proposed explanation: “Multiply the sums instead”. Decide whether this explanation is supported.</w:t>
-      </w:r>
-    </w:p>
-    <w:p>
-      <w:pPr>
-        <w:spacing w:line="336" w:lineRule="auto" w:after="180"/>
-      </w:pPr>
-      <w:r>
-        <w:rPr>
-          <w:b w:val="0"/>
-        </w:rPr>
-        <w:t>Point to the step or supplied fact that decides; explain your repair if needed.</w:t>
+        <w:t>06. W2 · Trace the calculation</w:t>
+      </w:r>
+    </w:p>
+    <w:p>
+      <w:r>
+        <w:t>Keep this task’s inputs,rule and response together.</w:t>
+      </w:r>
+    </w:p>
+    <w:p>
+      <w:pPr>
+        <w:pStyle w:val="Heading2"/>
+      </w:pPr>
+      <w:r>
+        <w:t>Complete task and evidence</w:t>
+      </w:r>
+    </w:p>
+    <w:p>
+      <w:pPr>
+        <w:pStyle w:val="ListBullet"/>
+      </w:pPr>
+      <w:r>
+        <w:t>Main parcel schema[width_cm, height_cm], weights[2, −1], no bias. A[4, 2]products 8/−2, total 6; B[2, 4]4/−4, total 0; C[3, 3]6/−3, total 3. W1x[3, 5]products 6/−5, total 1. W2 zero is cancellation, not no information. Height cm→mm requires coefficient−1→−0.1 to preserve scores:[4, 20]gives 8−2=6. Both[4, 2]and[5, 4]score 6; score alone loses their distinction. Separate brightnessx[2, 5], w[3, −1]gives 1; right 5→6 gives0. Hand-chosen weights are not trained evidence, and no calibrated probability mapping is supplied. Independent case has its own three inputs/weights.</w:t>
+      </w:r>
+    </w:p>
+    <w:p>
+      <w:pPr>
+        <w:pStyle w:val="ListBullet"/>
+      </w:pPr>
+      <w:r>
+        <w:t>For w = [2, -1] and x = [2, 4], explain why score zero does not mean the input contains no information.</w:t>
       </w:r>
     </w:p>
     <w:p>
@@ -687,7 +406,7 @@
         <w:pStyle w:val="Heading3"/>
       </w:pPr>
       <w:r>
-        <w:t>My explanation before partner discussion</w:t>
+        <w:t>My reasoning and evidence</w:t>
       </w:r>
     </w:p>
     <w:p>
@@ -711,16 +430,50 @@
       </w:r>
     </w:p>
     <w:p>
+      <w:r>
+        <w:t>________________________________________________________________</w:t>
+      </w:r>
+    </w:p>
+    <w:p>
+      <w:r>
+        <w:t>________________________________________________________________</w:t>
+      </w:r>
+    </w:p>
+    <w:p>
       <w:pPr>
         <w:pStyle w:val="Heading1"/>
       </w:pPr>
       <w:r>
-        <w:t>04. Independent transfer case</w:t>
-      </w:r>
-    </w:p>
-    <w:p>
-      <w:r>
-        <w:t>Write one first attempt at the reserved independent case before feedback. Repeated copies of that case refer to the same recorded attempt.</w:t>
+        <w:t>07. W3 · Repair a misconception</w:t>
+      </w:r>
+    </w:p>
+    <w:p>
+      <w:r>
+        <w:t>Keep this task’s inputs,rule and response together.</w:t>
+      </w:r>
+    </w:p>
+    <w:p>
+      <w:pPr>
+        <w:pStyle w:val="Heading2"/>
+      </w:pPr>
+      <w:r>
+        <w:t>Complete task and evidence</w:t>
+      </w:r>
+    </w:p>
+    <w:p>
+      <w:pPr>
+        <w:pStyle w:val="ListBullet"/>
+      </w:pPr>
+      <w:r>
+        <w:t>Main parcel schema[width_cm, height_cm], weights[2, −1], no bias. A[4, 2]products 8/−2, total 6; B[2, 4]4/−4, total 0; C[3, 3]6/−3, total 3. W1x[3, 5]products 6/−5, total 1. W2 zero is cancellation, not no information. Height cm→mm requires coefficient−1→−0.1 to preserve scores:[4, 20]gives 8−2=6. Both[4, 2]and[5, 4]score 6; score alone loses their distinction. Separate brightnessx[2, 5], w[3, −1]gives 1; right 5→6 gives0. Hand-chosen weights are not trained evidence, and no calibrated probability mapping is supplied. Independent case has its own three inputs/weights.</w:t>
+      </w:r>
+    </w:p>
+    <w:p>
+      <w:pPr>
+        <w:pStyle w:val="ListBullet"/>
+      </w:pPr>
+      <w:r>
+        <w:t>Width stays in cm and height changes to mm. For the worked parcel [4 cm, 20 mm], give the revised weights and score.</w:t>
       </w:r>
     </w:p>
     <w:p>
@@ -728,54 +481,149 @@
         <w:pStyle w:val="Heading3"/>
       </w:pPr>
       <w:r>
+        <w:t>My reasoning and evidence</w:t>
+      </w:r>
+    </w:p>
+    <w:p>
+      <w:r>
+        <w:t>________________________________________________________________</w:t>
+      </w:r>
+    </w:p>
+    <w:p>
+      <w:r>
+        <w:t>________________________________________________________________</w:t>
+      </w:r>
+    </w:p>
+    <w:p>
+      <w:r>
+        <w:t>________________________________________________________________</w:t>
+      </w:r>
+    </w:p>
+    <w:p>
+      <w:r>
+        <w:t>________________________________________________________________</w:t>
+      </w:r>
+    </w:p>
+    <w:p>
+      <w:r>
+        <w:t>________________________________________________________________</w:t>
+      </w:r>
+    </w:p>
+    <w:p>
+      <w:r>
+        <w:t>________________________________________________________________</w:t>
+      </w:r>
+    </w:p>
+    <w:p>
+      <w:pPr>
+        <w:pStyle w:val="Heading1"/>
+      </w:pPr>
+      <w:r>
+        <w:t>09. W5 · Explain the limitation</w:t>
+      </w:r>
+    </w:p>
+    <w:p>
+      <w:r>
+        <w:t>Keep this task’s inputs,rule and response together.</w:t>
+      </w:r>
+    </w:p>
+    <w:p>
+      <w:pPr>
+        <w:pStyle w:val="Heading2"/>
+      </w:pPr>
+      <w:r>
+        <w:t>Complete task and evidence</w:t>
+      </w:r>
+    </w:p>
+    <w:p>
+      <w:pPr>
+        <w:pStyle w:val="ListBullet"/>
+      </w:pPr>
+      <w:r>
+        <w:t>Main parcel schema[width_cm, height_cm], weights[2, −1], no bias. A[4, 2]products 8/−2, total 6; B[2, 4]4/−4, total 0; C[3, 3]6/−3, total 3. W1x[3, 5]products 6/−5, total 1. W2 zero is cancellation, not no information. Height cm→mm requires coefficient−1→−0.1 to preserve scores:[4, 20]gives 8−2=6. Both[4, 2]and[5, 4]score 6; score alone loses their distinction. Separate brightnessx[2, 5], w[3, −1]gives 1; right 5→6 gives0. Hand-chosen weights are not trained evidence, and no calibrated probability mapping is supplied. Independent case has its own three inputs/weights.</w:t>
+      </w:r>
+    </w:p>
+    <w:p>
+      <w:pPr>
+        <w:pStyle w:val="ListBullet"/>
+      </w:pPr>
+      <w:r>
+        <w:t>Verify that [4, 2] and [5, 4] both score 6 with w = [2, -1]. Can a later step receiving only this score distinguish those two records?</w:t>
+      </w:r>
+    </w:p>
+    <w:p>
+      <w:pPr>
+        <w:pStyle w:val="Heading3"/>
+      </w:pPr>
+      <w:r>
+        <w:t>My reasoning and evidence</w:t>
+      </w:r>
+    </w:p>
+    <w:p>
+      <w:r>
+        <w:t>________________________________________________________________</w:t>
+      </w:r>
+    </w:p>
+    <w:p>
+      <w:r>
+        <w:t>________________________________________________________________</w:t>
+      </w:r>
+    </w:p>
+    <w:p>
+      <w:r>
+        <w:t>________________________________________________________________</w:t>
+      </w:r>
+    </w:p>
+    <w:p>
+      <w:r>
+        <w:t>________________________________________________________________</w:t>
+      </w:r>
+    </w:p>
+    <w:p>
+      <w:r>
+        <w:t>________________________________________________________________</w:t>
+      </w:r>
+    </w:p>
+    <w:p>
+      <w:r>
+        <w:t>________________________________________________________________</w:t>
+      </w:r>
+    </w:p>
+    <w:p>
+      <w:pPr>
+        <w:pStyle w:val="Heading1"/>
+      </w:pPr>
+      <w:r>
+        <w:t>04. Try alone · Selected transfer</w:t>
+      </w:r>
+    </w:p>
+    <w:p>
+      <w:r>
+        <w:t>Keep this task’s inputs,rule and response together.</w:t>
+      </w:r>
+    </w:p>
+    <w:p>
+      <w:pPr>
+        <w:pStyle w:val="Heading2"/>
+      </w:pPr>
+      <w:r>
+        <w:t>Complete task and evidence</w:t>
+      </w:r>
+    </w:p>
+    <w:p>
+      <w:pPr>
+        <w:pStyle w:val="Heading3"/>
+      </w:pPr>
+      <w:r>
         <w:t>Independent case: Compute a new dot product independently</w:t>
       </w:r>
     </w:p>
     <w:p>
       <w:pPr>
-        <w:spacing w:line="336" w:lineRule="auto" w:after="180"/>
-      </w:pPr>
-      <w:r>
-        <w:rPr>
-          <w:b w:val="0"/>
-        </w:rPr>
-        <w:t xml:space="preserve">Use x = [3, 1, 2] and w = [-2, 4, 0.5]. Give each </w:t>
-      </w:r>
-      <w:r>
-        <w:rPr>
-          <w:b/>
-        </w:rPr>
-        <w:t>contribution</w:t>
-      </w:r>
-      <w:r>
-        <w:rPr>
-          <w:b w:val="0"/>
-        </w:rPr>
-        <w:t xml:space="preserve"> and the total. Increase only the second component from 1 to 2 and compute the new total. Explain why a two-</w:t>
-      </w:r>
-      <w:r>
-        <w:rPr>
-          <w:b/>
-        </w:rPr>
-        <w:t>weight</w:t>
-      </w:r>
-      <w:r>
-        <w:rPr>
-          <w:b w:val="0"/>
-        </w:rPr>
-        <w:t xml:space="preserve"> list is invalid for this </w:t>
-      </w:r>
-      <w:r>
-        <w:rPr>
-          <w:b/>
-        </w:rPr>
-        <w:t>input</w:t>
-      </w:r>
-      <w:r>
-        <w:rPr>
-          <w:b w:val="0"/>
-        </w:rPr>
-        <w:t>.</w:t>
+        <w:pStyle w:val="ListBullet"/>
+      </w:pPr>
+      <w:r>
+        <w:t>Use x = [3, 1, 2] and w = [-2, 4, 0.5]. Give each contribution and the total. Increase only the second component from 1 to 2 and compute the new total. Explain why a two-weight list is invalid for this input.</w:t>
       </w:r>
     </w:p>
     <w:p>
@@ -823,12 +671,9 @@
     </w:p>
     <w:p>
       <w:pPr>
-        <w:spacing w:line="336" w:lineRule="auto" w:after="180"/>
-      </w:pPr>
-      <w:r>
-        <w:rPr>
-          <w:b w:val="0"/>
-        </w:rPr>
+        <w:pStyle w:val="ListBullet"/>
+      </w:pPr>
+      <w:r>
         <w:t>Attempt this case before feedback. Record any help. Earlier examples below are further practice; a case already practised with feedback cannot establish fresh transfer.</w:t>
       </w:r>
     </w:p>
@@ -837,35 +682,28 @@
         <w:pStyle w:val="Heading1"/>
       </w:pPr>
       <w:r>
-        <w:t>05. W1 Calculate contributions</w:t>
-      </w:r>
-    </w:p>
-    <w:p>
-      <w:r>
-        <w:t>Calculate contributions. Apply the supplied Dot products and weighted sums facts and keep your reasoning.</w:t>
-      </w:r>
-    </w:p>
-    <w:p>
-      <w:pPr>
-        <w:spacing w:line="336" w:lineRule="auto" w:after="180"/>
-      </w:pPr>
-      <w:r>
-        <w:rPr>
-          <w:b w:val="0"/>
-        </w:rPr>
-        <w:t xml:space="preserve">For w = [2, -1] and x = [3, 5], write both </w:t>
-      </w:r>
-      <w:r>
-        <w:rPr>
-          <w:b/>
-        </w:rPr>
-        <w:t>contribution</w:t>
-      </w:r>
-      <w:r>
-        <w:rPr>
-          <w:b w:val="0"/>
-        </w:rPr>
-        <w:t>s and their sum.</w:t>
+        <w:t>10. Project · Keep the mathematical evidence</w:t>
+      </w:r>
+    </w:p>
+    <w:p>
+      <w:r>
+        <w:t>Keep this task’s inputs,rule and response together.</w:t>
+      </w:r>
+    </w:p>
+    <w:p>
+      <w:pPr>
+        <w:pStyle w:val="Heading2"/>
+      </w:pPr>
+      <w:r>
+        <w:t>Complete task and evidence</w:t>
+      </w:r>
+    </w:p>
+    <w:p>
+      <w:pPr>
+        <w:pStyle w:val="ListBullet"/>
+      </w:pPr>
+      <w:r>
+        <w:t>Add a labelled dot products and weighted sums evidence sheet to Image-pattern Network Investigation. Show how you can calculate a dot product by matching feature positions. Use the supplied fictional case and keep its inputs, intermediate steps, calculation or prediction, and limitation. Connect this record to last week’s record; a matching answer without a trace is insufficient.</w:t>
       </w:r>
     </w:p>
     <w:p>
@@ -873,7 +711,7 @@
         <w:pStyle w:val="Heading3"/>
       </w:pPr>
       <w:r>
-        <w:t>My reasoning and evidence</w:t>
+        <w:t>My project change, supporting evidence and remaining limit</w:t>
       </w:r>
     </w:p>
     <w:p>
@@ -911,524 +749,20 @@
         <w:pStyle w:val="Heading1"/>
       </w:pPr>
       <w:r>
-        <w:t>06. W2 Explain cancellation</w:t>
-      </w:r>
-    </w:p>
-    <w:p>
-      <w:r>
-        <w:t>Explain cancellation. Apply the supplied Dot products and weighted sums facts and keep your reasoning.</w:t>
-      </w:r>
-    </w:p>
-    <w:p>
-      <w:pPr>
-        <w:spacing w:line="336" w:lineRule="auto" w:after="180"/>
-      </w:pPr>
-      <w:r>
-        <w:rPr>
-          <w:b w:val="0"/>
-        </w:rPr>
-        <w:t xml:space="preserve">For w = [2, -1] and x = [2, 4], explain why </w:t>
-      </w:r>
-      <w:r>
-        <w:rPr>
-          <w:b/>
-        </w:rPr>
-        <w:t>score</w:t>
-      </w:r>
-      <w:r>
-        <w:rPr>
-          <w:b w:val="0"/>
-        </w:rPr>
-        <w:t xml:space="preserve"> zero does not mean the </w:t>
-      </w:r>
-      <w:r>
-        <w:rPr>
-          <w:b/>
-        </w:rPr>
-        <w:t>input</w:t>
-      </w:r>
-      <w:r>
-        <w:rPr>
-          <w:b w:val="0"/>
-        </w:rPr>
-        <w:t xml:space="preserve"> contains no information.</w:t>
-      </w:r>
-    </w:p>
-    <w:p>
-      <w:pPr>
-        <w:pStyle w:val="Heading3"/>
-      </w:pPr>
-      <w:r>
-        <w:t>My reasoning and evidence</w:t>
-      </w:r>
-    </w:p>
-    <w:p>
-      <w:r>
-        <w:t>________________________________________________________________</w:t>
-      </w:r>
-    </w:p>
-    <w:p>
-      <w:r>
-        <w:t>________________________________________________________________</w:t>
-      </w:r>
-    </w:p>
-    <w:p>
-      <w:r>
-        <w:t>________________________________________________________________</w:t>
-      </w:r>
-    </w:p>
-    <w:p>
-      <w:r>
-        <w:t>________________________________________________________________</w:t>
-      </w:r>
-    </w:p>
-    <w:p>
-      <w:r>
-        <w:t>________________________________________________________________</w:t>
-      </w:r>
-    </w:p>
-    <w:p>
-      <w:r>
-        <w:t>________________________________________________________________</w:t>
-      </w:r>
-    </w:p>
-    <w:p>
-      <w:pPr>
-        <w:pStyle w:val="Heading1"/>
-      </w:pPr>
-      <w:r>
-        <w:t>07. W3 Preserve a unit change</w:t>
-      </w:r>
-    </w:p>
-    <w:p>
-      <w:r>
-        <w:t>Preserve a unit change. Apply the supplied Dot products and weighted sums facts and keep your reasoning.</w:t>
-      </w:r>
-    </w:p>
-    <w:p>
-      <w:pPr>
-        <w:spacing w:line="336" w:lineRule="auto" w:after="180"/>
-      </w:pPr>
-      <w:r>
-        <w:rPr>
-          <w:b w:val="0"/>
-        </w:rPr>
-        <w:t xml:space="preserve">Width stays in cm and height changes to mm. For the worked parcel [4 cm, 20 mm], give the revised </w:t>
-      </w:r>
-      <w:r>
-        <w:rPr>
-          <w:b/>
-        </w:rPr>
-        <w:t>weight</w:t>
-      </w:r>
-      <w:r>
-        <w:rPr>
-          <w:b w:val="0"/>
-        </w:rPr>
-        <w:t xml:space="preserve">s and </w:t>
-      </w:r>
-      <w:r>
-        <w:rPr>
-          <w:b/>
-        </w:rPr>
-        <w:t>score</w:t>
-      </w:r>
-      <w:r>
-        <w:rPr>
-          <w:b w:val="0"/>
-        </w:rPr>
-        <w:t>.</w:t>
-      </w:r>
-    </w:p>
-    <w:p>
-      <w:pPr>
-        <w:pStyle w:val="Heading3"/>
-      </w:pPr>
-      <w:r>
-        <w:t>My reasoning and evidence</w:t>
-      </w:r>
-    </w:p>
-    <w:p>
-      <w:r>
-        <w:t>________________________________________________________________</w:t>
-      </w:r>
-    </w:p>
-    <w:p>
-      <w:r>
-        <w:t>________________________________________________________________</w:t>
-      </w:r>
-    </w:p>
-    <w:p>
-      <w:r>
-        <w:t>________________________________________________________________</w:t>
-      </w:r>
-    </w:p>
-    <w:p>
-      <w:r>
-        <w:t>________________________________________________________________</w:t>
-      </w:r>
-    </w:p>
-    <w:p>
-      <w:r>
-        <w:t>________________________________________________________________</w:t>
-      </w:r>
-    </w:p>
-    <w:p>
-      <w:r>
-        <w:t>________________________________________________________________</w:t>
-      </w:r>
-    </w:p>
-    <w:p>
-      <w:pPr>
-        <w:pStyle w:val="Heading1"/>
-      </w:pPr>
-      <w:r>
-        <w:t>08. W4 Compute a new dot product independently</w:t>
-      </w:r>
-    </w:p>
-    <w:p>
-      <w:r>
-        <w:t>Attempt before feedback. If this repeats the selected independent case, reuse that first attempt; otherwise keep a separate record. Compute a new dot product independently. Apply the supplied Dot products and weighted sums facts and keep your reasoning.</w:t>
-      </w:r>
-    </w:p>
-    <w:p>
-      <w:pPr>
-        <w:spacing w:line="336" w:lineRule="auto" w:after="180"/>
-      </w:pPr>
-      <w:r>
-        <w:rPr>
-          <w:b w:val="0"/>
-        </w:rPr>
-        <w:t xml:space="preserve">Use x = [3, 1, 2] and w = [-2, 4, 0.5]. Give each </w:t>
-      </w:r>
-      <w:r>
-        <w:rPr>
-          <w:b/>
-        </w:rPr>
-        <w:t>contribution</w:t>
-      </w:r>
-      <w:r>
-        <w:rPr>
-          <w:b w:val="0"/>
-        </w:rPr>
-        <w:t xml:space="preserve"> and the total. Increase only the second component from 1 to 2 and compute the new total. Explain why a two-</w:t>
-      </w:r>
-      <w:r>
-        <w:rPr>
-          <w:b/>
-        </w:rPr>
-        <w:t>weight</w:t>
-      </w:r>
-      <w:r>
-        <w:rPr>
-          <w:b w:val="0"/>
-        </w:rPr>
-        <w:t xml:space="preserve"> list is invalid for this </w:t>
-      </w:r>
-      <w:r>
-        <w:rPr>
-          <w:b/>
-        </w:rPr>
-        <w:t>input</w:t>
-      </w:r>
-      <w:r>
-        <w:rPr>
-          <w:b w:val="0"/>
-        </w:rPr>
-        <w:t>.</w:t>
-      </w:r>
-    </w:p>
-    <w:p>
-      <w:pPr>
-        <w:pStyle w:val="Heading3"/>
-      </w:pPr>
-      <w:r>
-        <w:t>My reasoning and evidence</w:t>
-      </w:r>
-    </w:p>
-    <w:p>
-      <w:r>
-        <w:t>________________________________________________________________</w:t>
-      </w:r>
-    </w:p>
-    <w:p>
-      <w:r>
-        <w:t>________________________________________________________________</w:t>
-      </w:r>
-    </w:p>
-    <w:p>
-      <w:r>
-        <w:t>________________________________________________________________</w:t>
-      </w:r>
-    </w:p>
-    <w:p>
-      <w:r>
-        <w:t>________________________________________________________________</w:t>
-      </w:r>
-    </w:p>
-    <w:p>
-      <w:r>
-        <w:t>________________________________________________________________</w:t>
-      </w:r>
-    </w:p>
-    <w:p>
-      <w:r>
-        <w:t>________________________________________________________________</w:t>
-      </w:r>
-    </w:p>
-    <w:p>
-      <w:r>
-        <w:t>________________________________________________________________</w:t>
-      </w:r>
-    </w:p>
-    <w:p>
-      <w:r>
-        <w:t>________________________________________________________________</w:t>
-      </w:r>
-    </w:p>
-    <w:p>
-      <w:pPr>
-        <w:pStyle w:val="Heading1"/>
-      </w:pPr>
-      <w:r>
-        <w:t>09. W5 Find lost information</w:t>
-      </w:r>
-    </w:p>
-    <w:p>
-      <w:r>
-        <w:t>Find lost information. Apply the supplied Dot products and weighted sums facts and keep your reasoning.</w:t>
-      </w:r>
-    </w:p>
-    <w:p>
-      <w:pPr>
-        <w:spacing w:line="336" w:lineRule="auto" w:after="180"/>
-        <w:shd w:fill="F5F1FB"/>
-      </w:pPr>
-      <w:r>
-        <w:rPr>
-          <w:b w:val="0"/>
-        </w:rPr>
-        <w:t xml:space="preserve">Verify that [4, 2] and [5, 4] both </w:t>
-      </w:r>
-      <w:r>
-        <w:rPr>
-          <w:b/>
-        </w:rPr>
-        <w:t>score</w:t>
-      </w:r>
-      <w:r>
-        <w:rPr>
-          <w:b w:val="0"/>
-        </w:rPr>
-        <w:t xml:space="preserve"> 6 with w = [2, -1]. Can a later step receiving only this </w:t>
-      </w:r>
-      <w:r>
-        <w:rPr>
-          <w:b/>
-        </w:rPr>
-        <w:t>score</w:t>
-      </w:r>
-      <w:r>
-        <w:rPr>
-          <w:b w:val="0"/>
-        </w:rPr>
-        <w:t xml:space="preserve"> distinguish those two records?</w:t>
-      </w:r>
-    </w:p>
-    <w:p>
-      <w:pPr>
-        <w:pStyle w:val="Heading3"/>
-      </w:pPr>
-      <w:r>
-        <w:t>My reasoning and evidence</w:t>
-      </w:r>
-    </w:p>
-    <w:p>
-      <w:r>
-        <w:t>________________________________________________________________</w:t>
-      </w:r>
-    </w:p>
-    <w:p>
-      <w:r>
-        <w:t>________________________________________________________________</w:t>
-      </w:r>
-    </w:p>
-    <w:p>
-      <w:r>
-        <w:t>________________________________________________________________</w:t>
-      </w:r>
-    </w:p>
-    <w:p>
-      <w:r>
-        <w:t>________________________________________________________________</w:t>
-      </w:r>
-    </w:p>
-    <w:p>
-      <w:r>
-        <w:t>________________________________________________________________</w:t>
-      </w:r>
-    </w:p>
-    <w:p>
-      <w:r>
-        <w:t>________________________________________________________________</w:t>
-      </w:r>
-    </w:p>
-    <w:p>
-      <w:pPr>
-        <w:pStyle w:val="Heading1"/>
-      </w:pPr>
-      <w:r>
-        <w:t>10. Project checkpoint and reflection</w:t>
-      </w:r>
-    </w:p>
-    <w:p>
-      <w:r>
-        <w:t>Connect Dot products and weighted sums to Image-pattern Network Investigation, identify a limit and choose the next useful test.</w:t>
-      </w:r>
-    </w:p>
-    <w:p>
-      <w:pPr>
-        <w:spacing w:line="336" w:lineRule="auto" w:after="180"/>
-      </w:pPr>
-      <w:r>
-        <w:rPr>
-          <w:b w:val="0"/>
-        </w:rPr>
-        <w:t xml:space="preserve">Add a labelled </w:t>
-      </w:r>
-      <w:r>
-        <w:rPr>
-          <w:b/>
-        </w:rPr>
-        <w:t>dot product</w:t>
-      </w:r>
-      <w:r>
-        <w:rPr>
-          <w:b w:val="0"/>
-        </w:rPr>
-        <w:t xml:space="preserve">s and </w:t>
-      </w:r>
-      <w:r>
-        <w:rPr>
-          <w:b/>
-        </w:rPr>
-        <w:t>weight</w:t>
-      </w:r>
-      <w:r>
-        <w:rPr>
-          <w:b w:val="0"/>
-        </w:rPr>
-        <w:t xml:space="preserve">ed sums </w:t>
-      </w:r>
-      <w:r>
-        <w:rPr>
-          <w:b/>
-        </w:rPr>
-        <w:t>evidence</w:t>
-      </w:r>
-      <w:r>
-        <w:rPr>
-          <w:b w:val="0"/>
-        </w:rPr>
-        <w:t xml:space="preserve"> sheet to Image-pattern Network Investigation. Show how you can calculate a </w:t>
-      </w:r>
-      <w:r>
-        <w:rPr>
-          <w:b/>
-        </w:rPr>
-        <w:t>dot product</w:t>
-      </w:r>
-      <w:r>
-        <w:rPr>
-          <w:b w:val="0"/>
-        </w:rPr>
-        <w:t xml:space="preserve"> by matching feature positions.</w:t>
-      </w:r>
-    </w:p>
-    <w:p>
-      <w:pPr>
-        <w:spacing w:line="336" w:lineRule="auto" w:after="180"/>
-      </w:pPr>
-      <w:r>
-        <w:rPr>
-          <w:b w:val="0"/>
-        </w:rPr>
-        <w:t xml:space="preserve">Use the supplied fictional case and keep its </w:t>
-      </w:r>
-      <w:r>
-        <w:rPr>
-          <w:b/>
-        </w:rPr>
-        <w:t>input</w:t>
-      </w:r>
-      <w:r>
-        <w:rPr>
-          <w:b w:val="0"/>
-        </w:rPr>
-        <w:t xml:space="preserve">s, intermediate steps, calculation or </w:t>
-      </w:r>
-      <w:r>
-        <w:rPr>
-          <w:b/>
-        </w:rPr>
-        <w:t>prediction</w:t>
-      </w:r>
-      <w:r>
-        <w:rPr>
-          <w:b w:val="0"/>
-        </w:rPr>
-        <w:t>, and limitation. Connect this record to last week’s record; a matching answer without a trace is insufficient.</w:t>
-      </w:r>
-    </w:p>
-    <w:p>
-      <w:pPr>
-        <w:pStyle w:val="Heading3"/>
-      </w:pPr>
-      <w:r>
-        <w:t>My project change, supporting evidence and remaining limit</w:t>
-      </w:r>
-    </w:p>
-    <w:p>
-      <w:r>
-        <w:t>________________________________________________________________</w:t>
-      </w:r>
-    </w:p>
-    <w:p>
-      <w:r>
-        <w:t>________________________________________________________________</w:t>
-      </w:r>
-    </w:p>
-    <w:p>
-      <w:r>
-        <w:t>________________________________________________________________</w:t>
-      </w:r>
-    </w:p>
-    <w:p>
-      <w:r>
-        <w:t>________________________________________________________________</w:t>
-      </w:r>
-    </w:p>
-    <w:p>
-      <w:r>
-        <w:t>________________________________________________________________</w:t>
-      </w:r>
-    </w:p>
-    <w:p>
-      <w:r>
-        <w:t>________________________________________________________________</w:t>
-      </w:r>
-    </w:p>
-    <w:p>
-      <w:pPr>
-        <w:pStyle w:val="Heading1"/>
-      </w:pPr>
-      <w:r>
-        <w:t>11. Feedback, return check and learning record</w:t>
-      </w:r>
-    </w:p>
-    <w:p>
-      <w:r>
-        <w:t>Record the first repaired step and a different case to revisit after a delay.</w:t>
+        <w:t>11. Feedback · Repair and return</w:t>
+      </w:r>
+    </w:p>
+    <w:p>
+      <w:r>
+        <w:t>Keep this task’s inputs,rule and response together.</w:t>
+      </w:r>
+    </w:p>
+    <w:p>
+      <w:pPr>
+        <w:pStyle w:val="Heading2"/>
+      </w:pPr>
+      <w:r>
+        <w:t>Complete task and evidence</w:t>
       </w:r>
     </w:p>
     <w:tbl>
@@ -1569,12 +903,9 @@
     </w:tbl>
     <w:p>
       <w:pPr>
-        <w:spacing w:line="336" w:lineRule="auto" w:after="180"/>
-      </w:pPr>
-      <w:r>
-        <w:rPr>
-          <w:b w:val="0"/>
-        </w:rPr>
+        <w:pStyle w:val="ListBullet"/>
+      </w:pPr>
+      <w:r>
         <w:t>Revisit this idea with your teacher after a delay. Familiarity is different from explaining and using it on a changed case.</w:t>
       </w:r>
     </w:p>
@@ -1583,135 +914,330 @@
         <w:pStyle w:val="Heading1"/>
       </w:pPr>
       <w:r>
-        <w:t>12. Pictorial case practice: Dot products and weighted sums</w:t>
-      </w:r>
-    </w:p>
-    <w:p>
-      <w:r>
-        <w:t>Draw each input’s contribution to a toy weighted brightness score. Explain the labelled step before checking the changed condition.</w:t>
-      </w:r>
-    </w:p>
-    <w:p>
-      <w:pPr>
-        <w:spacing w:line="336" w:lineRule="auto" w:after="180"/>
-      </w:pPr>
-      <w:r>
-        <w:rPr>
-          <w:b w:val="0"/>
-        </w:rPr>
-        <w:t xml:space="preserve">Draw each </w:t>
-      </w:r>
-      <w:r>
-        <w:rPr>
-          <w:b/>
-        </w:rPr>
-        <w:t>input</w:t>
-      </w:r>
-      <w:r>
-        <w:rPr>
-          <w:b w:val="0"/>
-        </w:rPr>
-        <w:t xml:space="preserve">’s </w:t>
-      </w:r>
-      <w:r>
-        <w:rPr>
-          <w:b/>
-        </w:rPr>
-        <w:t>contribution</w:t>
-      </w:r>
-      <w:r>
-        <w:rPr>
-          <w:b w:val="0"/>
-        </w:rPr>
-        <w:t xml:space="preserve"> to a toy </w:t>
-      </w:r>
-      <w:r>
-        <w:rPr>
-          <w:b/>
-        </w:rPr>
-        <w:t>weight</w:t>
-      </w:r>
-      <w:r>
-        <w:rPr>
-          <w:b w:val="0"/>
-        </w:rPr>
-        <w:t xml:space="preserve">ed brightness </w:t>
-      </w:r>
-      <w:r>
-        <w:rPr>
-          <w:b/>
-        </w:rPr>
-        <w:t>score</w:t>
-      </w:r>
-      <w:r>
-        <w:rPr>
-          <w:b w:val="0"/>
-        </w:rPr>
-        <w:t>.</w:t>
-      </w:r>
-    </w:p>
-    <w:p>
-      <w:pPr>
-        <w:spacing w:line="336" w:lineRule="auto" w:after="180"/>
-      </w:pPr>
-      <w:r>
-        <w:rPr>
-          <w:b/>
-        </w:rPr>
-        <w:t>Input</w:t>
-      </w:r>
-      <w:r>
-        <w:rPr>
-          <w:b w:val="0"/>
-        </w:rPr>
-        <w:t xml:space="preserve">s [2, 5]; </w:t>
-      </w:r>
-      <w:r>
-        <w:rPr>
-          <w:b/>
-        </w:rPr>
-        <w:t>weight</w:t>
-      </w:r>
-      <w:r>
-        <w:rPr>
-          <w:b w:val="0"/>
-        </w:rPr>
-        <w:t xml:space="preserve">s [3,-1]; no bias. </w:t>
-      </w:r>
-      <w:r>
-        <w:rPr>
-          <w:b/>
-        </w:rPr>
-        <w:t>Score</w:t>
-      </w:r>
-      <w:r>
-        <w:rPr>
-          <w:b w:val="0"/>
-        </w:rPr>
-        <w:t xml:space="preserve"> is 2×3+5×(-1).</w:t>
-      </w:r>
-    </w:p>
-    <w:p>
-      <w:pPr>
-        <w:spacing w:line="336" w:lineRule="auto" w:after="180"/>
-      </w:pPr>
-      <w:r>
-        <w:rPr>
-          <w:b w:val="0"/>
-        </w:rPr>
-        <w:t xml:space="preserve">All </w:t>
-      </w:r>
-      <w:r>
-        <w:rPr>
-          <w:b/>
-        </w:rPr>
-        <w:t>input</w:t>
-      </w:r>
-      <w:r>
-        <w:rPr>
-          <w:b w:val="0"/>
-        </w:rPr>
-        <w:t>s and outcomes in this worked example are invented classroom data; no real model run is claimed.</w:t>
+        <w:t>Reference bank and extra practice</w:t>
+      </w:r>
+    </w:p>
+    <w:p>
+      <w:pPr>
+        <w:pStyle w:val="Heading1"/>
+      </w:pPr>
+      <w:r>
+        <w:t>02. Reference · Supported W2 record</w:t>
+      </w:r>
+    </w:p>
+    <w:p>
+      <w:r>
+        <w:t>Keep this task’s inputs,rule and response together.</w:t>
+      </w:r>
+    </w:p>
+    <w:p>
+      <w:pPr>
+        <w:pStyle w:val="Heading2"/>
+      </w:pPr>
+      <w:r>
+        <w:t>Complete task and evidence</w:t>
+      </w:r>
+    </w:p>
+    <w:p>
+      <w:pPr>
+        <w:pStyle w:val="ListBullet"/>
+      </w:pPr>
+      <w:r>
+        <w:t>Use W2: Explain cancellation for Dot products and weighted sums. Record the answer once; the lesson and workbook refer to the same attempt.</w:t>
+      </w:r>
+    </w:p>
+    <w:tbl>
+      <w:tblPr>
+        <w:tblStyle w:val="LightShading-Accent1"/>
+        <w:tblW w:type="auto" w:w="0"/>
+        <w:tblLook w:firstColumn="1" w:firstRow="1" w:lastColumn="0" w:lastRow="0" w:noHBand="0" w:noVBand="1" w:val="04A0"/>
+      </w:tblPr>
+      <w:tblGrid>
+        <w:gridCol w:w="2556"/>
+        <w:gridCol w:w="2556"/>
+        <w:gridCol w:w="2556"/>
+        <w:gridCol w:w="2556"/>
+      </w:tblGrid>
+      <w:tr>
+        <w:trPr>
+          <w:tblHeader/>
+        </w:trPr>
+        <w:tc>
+          <w:tcPr>
+            <w:tcW w:type="dxa" w:w="2556"/>
+          </w:tcPr>
+          <w:p>
+            <w:r>
+              <w:t>Given inputs</w:t>
+            </w:r>
+          </w:p>
+        </w:tc>
+        <w:tc>
+          <w:tcPr>
+            <w:tcW w:type="dxa" w:w="2556"/>
+          </w:tcPr>
+          <w:p>
+            <w:r>
+              <w:t>Procedure I chose</w:t>
+            </w:r>
+          </w:p>
+        </w:tc>
+        <w:tc>
+          <w:tcPr>
+            <w:tcW w:type="dxa" w:w="2556"/>
+          </w:tcPr>
+          <w:p>
+            <w:r>
+              <w:t>Middle steps</w:t>
+            </w:r>
+          </w:p>
+        </w:tc>
+        <w:tc>
+          <w:tcPr>
+            <w:tcW w:type="dxa" w:w="2556"/>
+          </w:tcPr>
+          <w:p>
+            <w:r>
+              <w:t>Result and check</w:t>
+            </w:r>
+          </w:p>
+        </w:tc>
+      </w:tr>
+      <w:tr>
+        <w:tc>
+          <w:tcPr>
+            <w:tcW w:type="dxa" w:w="2556"/>
+          </w:tcPr>
+          <w:p>
+            <w:r/>
+          </w:p>
+        </w:tc>
+        <w:tc>
+          <w:tcPr>
+            <w:tcW w:type="dxa" w:w="2556"/>
+          </w:tcPr>
+          <w:p>
+            <w:r/>
+          </w:p>
+        </w:tc>
+        <w:tc>
+          <w:tcPr>
+            <w:tcW w:type="dxa" w:w="2556"/>
+          </w:tcPr>
+          <w:p>
+            <w:r/>
+          </w:p>
+        </w:tc>
+        <w:tc>
+          <w:tcPr>
+            <w:tcW w:type="dxa" w:w="2556"/>
+          </w:tcPr>
+          <w:p>
+            <w:r/>
+          </w:p>
+        </w:tc>
+      </w:tr>
+    </w:tbl>
+    <w:p>
+      <w:pPr>
+        <w:pStyle w:val="Heading3"/>
+      </w:pPr>
+      <w:r>
+        <w:t>The step I completed without help, and the hint I needed</w:t>
+      </w:r>
+    </w:p>
+    <w:p>
+      <w:r>
+        <w:t>________________________________________________________________</w:t>
+      </w:r>
+    </w:p>
+    <w:p>
+      <w:r>
+        <w:t>________________________________________________________________</w:t>
+      </w:r>
+    </w:p>
+    <w:p>
+      <w:r>
+        <w:t>________________________________________________________________</w:t>
+      </w:r>
+    </w:p>
+    <w:p>
+      <w:pPr>
+        <w:pStyle w:val="Heading1"/>
+      </w:pPr>
+      <w:r>
+        <w:t>03. Extra practice · Individual reasoning check</w:t>
+      </w:r>
+    </w:p>
+    <w:p>
+      <w:r>
+        <w:t>Keep this task’s inputs,rule and response together.</w:t>
+      </w:r>
+    </w:p>
+    <w:p>
+      <w:pPr>
+        <w:pStyle w:val="Heading2"/>
+      </w:pPr>
+      <w:r>
+        <w:t>Complete task and evidence</w:t>
+      </w:r>
+    </w:p>
+    <w:p>
+      <w:pPr>
+        <w:pStyle w:val="ListBullet"/>
+      </w:pPr>
+      <w:r>
+        <w:t>Use the worked case for Dot products and weighted sums. Proposed explanation: “Multiply the sums instead”. Decide whether this explanation is supported. Point to the step or supplied fact that decides; explain your repair if needed.</w:t>
+      </w:r>
+    </w:p>
+    <w:p>
+      <w:pPr>
+        <w:pStyle w:val="Heading3"/>
+      </w:pPr>
+      <w:r>
+        <w:t>My explanation before partner discussion</w:t>
+      </w:r>
+    </w:p>
+    <w:p>
+      <w:r>
+        <w:t>________________________________________________________________</w:t>
+      </w:r>
+    </w:p>
+    <w:p>
+      <w:r>
+        <w:t>________________________________________________________________</w:t>
+      </w:r>
+    </w:p>
+    <w:p>
+      <w:r>
+        <w:t>________________________________________________________________</w:t>
+      </w:r>
+    </w:p>
+    <w:p>
+      <w:r>
+        <w:t>________________________________________________________________</w:t>
+      </w:r>
+    </w:p>
+    <w:p>
+      <w:pPr>
+        <w:pStyle w:val="Heading1"/>
+      </w:pPr>
+      <w:r>
+        <w:t>08. Reference · Earlier W4 response copy</w:t>
+      </w:r>
+    </w:p>
+    <w:p>
+      <w:r>
+        <w:t>Keep this task’s inputs,rule and response together.</w:t>
+      </w:r>
+    </w:p>
+    <w:p>
+      <w:pPr>
+        <w:pStyle w:val="Heading2"/>
+      </w:pPr>
+      <w:r>
+        <w:t>Complete task and evidence</w:t>
+      </w:r>
+    </w:p>
+    <w:p>
+      <w:pPr>
+        <w:pStyle w:val="ListBullet"/>
+      </w:pPr>
+      <w:r>
+        <w:t>Use x = [3, 1, 2] and w = [-2, 4, 0.5]. Give each contribution and the total. Increase only the second component from 1 to 2 and compute the new total. Explain why a two-weight list is invalid for this input.</w:t>
+      </w:r>
+    </w:p>
+    <w:p>
+      <w:pPr>
+        <w:pStyle w:val="Heading3"/>
+      </w:pPr>
+      <w:r>
+        <w:t>My reasoning and evidence</w:t>
+      </w:r>
+    </w:p>
+    <w:p>
+      <w:r>
+        <w:t>________________________________________________________________</w:t>
+      </w:r>
+    </w:p>
+    <w:p>
+      <w:r>
+        <w:t>________________________________________________________________</w:t>
+      </w:r>
+    </w:p>
+    <w:p>
+      <w:r>
+        <w:t>________________________________________________________________</w:t>
+      </w:r>
+    </w:p>
+    <w:p>
+      <w:r>
+        <w:t>________________________________________________________________</w:t>
+      </w:r>
+    </w:p>
+    <w:p>
+      <w:r>
+        <w:t>________________________________________________________________</w:t>
+      </w:r>
+    </w:p>
+    <w:p>
+      <w:r>
+        <w:t>________________________________________________________________</w:t>
+      </w:r>
+    </w:p>
+    <w:p>
+      <w:r>
+        <w:t>________________________________________________________________</w:t>
+      </w:r>
+    </w:p>
+    <w:p>
+      <w:r>
+        <w:t>________________________________________________________________</w:t>
+      </w:r>
+    </w:p>
+    <w:p>
+      <w:pPr>
+        <w:pStyle w:val="Heading1"/>
+      </w:pPr>
+      <w:r>
+        <w:t>12. Extra practice · Pictured case</w:t>
+      </w:r>
+    </w:p>
+    <w:p>
+      <w:r>
+        <w:t>Keep this task’s inputs,rule and response together.</w:t>
+      </w:r>
+    </w:p>
+    <w:p>
+      <w:pPr>
+        <w:pStyle w:val="Heading2"/>
+      </w:pPr>
+      <w:r>
+        <w:t>Complete task and evidence</w:t>
+      </w:r>
+    </w:p>
+    <w:p>
+      <w:pPr>
+        <w:pStyle w:val="ListBullet"/>
+      </w:pPr>
+      <w:r>
+        <w:t>Draw each input’s contribution to a toy weighted brightness score.</w:t>
+      </w:r>
+    </w:p>
+    <w:p>
+      <w:pPr>
+        <w:pStyle w:val="ListBullet"/>
+      </w:pPr>
+      <w:r>
+        <w:t>Inputs [2, 5]; weights [3,-1]; no bias. Score is 2×3+5×(-1).</w:t>
+      </w:r>
+    </w:p>
+    <w:p>
+      <w:pPr>
+        <w:pStyle w:val="ListBullet"/>
+      </w:pPr>
+      <w:r>
+        <w:t>All inputs and outcomes in this worked example are invented classroom data; no real model run is claimed.</w:t>
       </w:r>
     </w:p>
     <w:p>
@@ -1788,37 +1314,10 @@
     </w:p>
     <w:p>
       <w:pPr>
-        <w:spacing w:line="336" w:lineRule="auto" w:after="180"/>
-      </w:pPr>
-      <w:r>
-        <w:rPr>
-          <w:b w:val="0"/>
-        </w:rPr>
-        <w:t xml:space="preserve">Which connection explains why more right brightness lowers this </w:t>
-      </w:r>
-      <w:r>
-        <w:rPr>
-          <w:b/>
-        </w:rPr>
-        <w:t>score</w:t>
-      </w:r>
-      <w:r>
-        <w:rPr>
-          <w:b w:val="0"/>
-        </w:rPr>
-        <w:t xml:space="preserve">? Point to the relevant step in the picture, then write the changed result and the rule or </w:t>
-      </w:r>
-      <w:r>
-        <w:rPr>
-          <w:b/>
-        </w:rPr>
-        <w:t>evidence</w:t>
-      </w:r>
-      <w:r>
-        <w:rPr>
-          <w:b w:val="0"/>
-        </w:rPr>
-        <w:t xml:space="preserve"> that supports it.</w:t>
+        <w:pStyle w:val="ListBullet"/>
+      </w:pPr>
+      <w:r>
+        <w:t>Which connection explains why more right brightness lowers this score? Point to the relevant step in the picture, then write the changed result and the rule or evidence that supports it.</w:t>
       </w:r>
     </w:p>
     <w:p>
@@ -1861,68 +1360,18 @@
     </w:p>
     <w:p>
       <w:pPr>
-        <w:pStyle w:val="Heading3"/>
-      </w:pPr>
-      <w:r>
-        <w:t>Record the help used</w:t>
-      </w:r>
-    </w:p>
-    <w:p>
-      <w:pPr>
-        <w:spacing w:line="336" w:lineRule="auto" w:after="180"/>
-        <w:shd w:fill="F1F6F8"/>
-      </w:pPr>
-      <w:r>
-        <w:rPr>
-          <w:b w:val="0"/>
-        </w:rPr>
-        <w:t xml:space="preserve">Support used: alone / hint / worked example. This record is practice </w:t>
-      </w:r>
-      <w:r>
-        <w:rPr>
-          <w:b/>
-        </w:rPr>
-        <w:t>evidence</w:t>
-      </w:r>
-      <w:r>
-        <w:rPr>
-          <w:b w:val="0"/>
-        </w:rPr>
-        <w:t>.</w:t>
-      </w:r>
-    </w:p>
-    <w:p>
-      <w:pPr>
-        <w:spacing w:line="336" w:lineRule="auto" w:after="180"/>
-      </w:pPr>
-      <w:r>
-        <w:rPr>
-          <w:b w:val="0"/>
-        </w:rPr>
-        <w:t xml:space="preserve">Project connection: For your Image-pattern Network Investigation, save the </w:t>
-      </w:r>
-      <w:r>
-        <w:rPr>
-          <w:b/>
-        </w:rPr>
-        <w:t>input</w:t>
-      </w:r>
-      <w:r>
-        <w:rPr>
-          <w:b w:val="0"/>
-        </w:rPr>
-        <w:t>, procedure, observed result and limitation of this check.</w:t>
-      </w:r>
-    </w:p>
-    <w:p>
-      <w:pPr>
-        <w:spacing w:line="336" w:lineRule="auto" w:after="180"/>
-      </w:pPr>
-      <w:r>
-        <w:rPr>
-          <w:b w:val="0"/>
-        </w:rPr>
-        <w:t>Label this worked example as practice; use a different, previously unreviewed case when checking independent understanding.</w:t>
+        <w:pStyle w:val="ListBullet"/>
+      </w:pPr>
+      <w:r>
+        <w:t>Support used: alone / hint / worked example. This record is practice evidence.</w:t>
+      </w:r>
+    </w:p>
+    <w:p>
+      <w:pPr>
+        <w:pStyle w:val="ListBullet"/>
+      </w:pPr>
+      <w:r>
+        <w:t>Project connection: For your Image-pattern Network Investigation, save the input, procedure, observed result and limitation of this check. Label this worked example as practice; use a different, previously unreviewed case when checking independent understanding.</w:t>
       </w:r>
     </w:p>
     <w:p>
@@ -1930,80 +1379,44 @@
         <w:pStyle w:val="Heading1"/>
       </w:pPr>
       <w:r>
-        <w:t>13. Project portfolio milestone</w:t>
-      </w:r>
-    </w:p>
-    <w:p>
-      <w:r>
-        <w:t>Keep this week’s input, deciding step, result and limit together in the Image-pattern Network Investigation record.</w:t>
-      </w:r>
-    </w:p>
-    <w:p>
-      <w:pPr>
-        <w:spacing w:line="336" w:lineRule="auto" w:after="180"/>
-      </w:pPr>
-      <w:r>
-        <w:rPr>
-          <w:b w:val="0"/>
-        </w:rPr>
+        <w:t>13. Reference · Project milestone</w:t>
+      </w:r>
+    </w:p>
+    <w:p>
+      <w:r>
+        <w:t>Keep this task’s inputs,rule and response together.</w:t>
+      </w:r>
+    </w:p>
+    <w:p>
+      <w:pPr>
+        <w:pStyle w:val="Heading2"/>
+      </w:pPr>
+      <w:r>
+        <w:t>Complete task and evidence</w:t>
+      </w:r>
+    </w:p>
+    <w:p>
+      <w:pPr>
+        <w:pStyle w:val="ListBullet"/>
+      </w:pPr>
+      <w:r>
         <w:t>Project: Image-pattern Network Investigation</w:t>
       </w:r>
     </w:p>
     <w:p>
       <w:pPr>
-        <w:spacing w:line="336" w:lineRule="auto" w:after="180"/>
-      </w:pPr>
-      <w:r>
-        <w:rPr>
-          <w:b w:val="0"/>
-        </w:rPr>
-        <w:t xml:space="preserve">Current milestone: Frame the need. Name the user, the problem, allowed </w:t>
-      </w:r>
-      <w:r>
-        <w:rPr>
-          <w:b/>
-        </w:rPr>
-        <w:t>input</w:t>
-      </w:r>
-      <w:r>
-        <w:rPr>
-          <w:b w:val="0"/>
-        </w:rPr>
-        <w:t>s and a safe simple starting method.</w:t>
-      </w:r>
-    </w:p>
-    <w:p>
-      <w:pPr>
-        <w:spacing w:line="336" w:lineRule="auto" w:after="180"/>
-      </w:pPr>
-      <w:r>
-        <w:rPr>
-          <w:b w:val="0"/>
-        </w:rPr>
-        <w:t xml:space="preserve">For your Image-pattern Network Investigation, save the </w:t>
-      </w:r>
-      <w:r>
-        <w:rPr>
-          <w:b/>
-        </w:rPr>
-        <w:t>input</w:t>
-      </w:r>
-      <w:r>
-        <w:rPr>
-          <w:b w:val="0"/>
-        </w:rPr>
-        <w:t>, procedure, observed result and limitation of this check.</w:t>
-      </w:r>
-    </w:p>
-    <w:p>
-      <w:pPr>
-        <w:spacing w:line="336" w:lineRule="auto" w:after="180"/>
-      </w:pPr>
-      <w:r>
-        <w:rPr>
-          <w:b w:val="0"/>
-        </w:rPr>
-        <w:t>Label this worked example as practice; use a different, previously unreviewed case when checking independent understanding.</w:t>
+        <w:pStyle w:val="ListBullet"/>
+      </w:pPr>
+      <w:r>
+        <w:t>Current milestone: Frame the need. Name the user, the problem, allowed inputs and a safe simple starting method.</w:t>
+      </w:r>
+    </w:p>
+    <w:p>
+      <w:pPr>
+        <w:pStyle w:val="ListBullet"/>
+      </w:pPr>
+      <w:r>
+        <w:t>For your Image-pattern Network Investigation, save the input, procedure, observed result and limitation of this check. Label this worked example as practice; use a different, previously unreviewed case when checking independent understanding.</w:t>
       </w:r>
     </w:p>
     <w:tbl>
@@ -2160,12 +1573,613 @@
         <w:pStyle w:val="Heading1"/>
       </w:pPr>
       <w:r>
-        <w:t>14. Supported practice and learning evidence</w:t>
-      </w:r>
-    </w:p>
-    <w:p>
-      <w:r>
-        <w:t>Try the supported questions before comparing with hints and feedback. Record what you repaired and the evidence you retained.</w:t>
+        <w:t>14. Extra practice · Predict,check and repair</w:t>
+      </w:r>
+    </w:p>
+    <w:p>
+      <w:r>
+        <w:t>Keep supported feedback separate from the independent case.</w:t>
+      </w:r>
+    </w:p>
+    <w:p>
+      <w:pPr>
+        <w:pStyle w:val="Heading2"/>
+      </w:pPr>
+      <w:r>
+        <w:t>First supported question and optional hint</w:t>
+      </w:r>
+    </w:p>
+    <w:p>
+      <w:pPr>
+        <w:pStyle w:val="ListBullet"/>
+      </w:pPr>
+      <w:r>
+        <w:t>Draw each input’s contribution to a toy weighted brightness score.</w:t>
+      </w:r>
+    </w:p>
+    <w:p>
+      <w:pPr>
+        <w:pStyle w:val="Heading3"/>
+      </w:pPr>
+      <w:r>
+        <w:t>Practice 1: explain the deciding evidence</w:t>
+      </w:r>
+    </w:p>
+    <w:p>
+      <w:pPr>
+        <w:pStyle w:val="ListBullet"/>
+      </w:pPr>
+      <w:r>
+        <w:t>Which labelled step matches this detail? Weighted sum=6-5=1; this is a score, not a probability.</w:t>
+      </w:r>
+    </w:p>
+    <w:p>
+      <w:pPr>
+        <w:pStyle w:val="ListBullet"/>
+      </w:pPr>
+      <w:r>
+        <w:t>1. Multiply second input</w:t>
+      </w:r>
+    </w:p>
+    <w:p>
+      <w:pPr>
+        <w:pStyle w:val="ListBullet"/>
+      </w:pPr>
+      <w:r>
+        <w:t>2. Add contributions</w:t>
+      </w:r>
+    </w:p>
+    <w:p>
+      <w:pPr>
+        <w:pStyle w:val="ListBullet"/>
+      </w:pPr>
+      <w:r>
+        <w:t>3. Multiply first input</w:t>
+      </w:r>
+    </w:p>
+    <w:p>
+      <w:pPr>
+        <w:pStyle w:val="Heading3"/>
+      </w:pPr>
+      <w:r>
+        <w:t>My selected conclusion, deciding fact and explanation</w:t>
+      </w:r>
+    </w:p>
+    <w:p>
+      <w:r>
+        <w:t>________________________________________________________________</w:t>
+      </w:r>
+    </w:p>
+    <w:p>
+      <w:r>
+        <w:t>________________________________________________________________</w:t>
+      </w:r>
+    </w:p>
+    <w:p>
+      <w:r>
+        <w:t>________________________________________________________________</w:t>
+      </w:r>
+    </w:p>
+    <w:p>
+      <w:r>
+        <w:t>________________________________________________________________</w:t>
+      </w:r>
+    </w:p>
+    <w:p>
+      <w:r>
+        <w:t>________________________________________________________________</w:t>
+      </w:r>
+    </w:p>
+    <w:p>
+      <w:pPr>
+        <w:pStyle w:val="ListBullet"/>
+      </w:pPr>
+      <w:r>
+        <w:t>Hint if needed: Read the steps in the pictorial case. Match the supplied detail to the stage that performs or records it.</w:t>
+      </w:r>
+    </w:p>
+    <w:p>
+      <w:pPr>
+        <w:pStyle w:val="Heading2"/>
+      </w:pPr>
+      <w:r>
+        <w:t>Check after the first attempt · reference / check after trying</w:t>
+      </w:r>
+    </w:p>
+    <w:p>
+      <w:pPr>
+        <w:spacing w:line="336" w:lineRule="auto" w:after="180"/>
+      </w:pPr>
+      <w:r>
+        <w:rPr>
+          <w:b w:val="0"/>
+        </w:rPr>
+        <w:t xml:space="preserve">After your attempt, compare with the supported explanation: Add </w:t>
+      </w:r>
+      <w:r>
+        <w:rPr>
+          <w:b/>
+        </w:rPr>
+        <w:t>contribution</w:t>
+      </w:r>
+      <w:r>
+        <w:rPr>
+          <w:b w:val="0"/>
+        </w:rPr>
+        <w:t xml:space="preserve">s </w:t>
+      </w:r>
+      <w:r>
+        <w:rPr>
+          <w:b/>
+        </w:rPr>
+        <w:t>Weight</w:t>
+      </w:r>
+      <w:r>
+        <w:rPr>
+          <w:b w:val="0"/>
+        </w:rPr>
+        <w:t xml:space="preserve">ed sum=6-5=1; this is a </w:t>
+      </w:r>
+      <w:r>
+        <w:rPr>
+          <w:b/>
+        </w:rPr>
+        <w:t>score</w:t>
+      </w:r>
+      <w:r>
+        <w:rPr>
+          <w:b w:val="0"/>
+        </w:rPr>
+        <w:t xml:space="preserve">, not a probability. A </w:t>
+      </w:r>
+      <w:r>
+        <w:rPr>
+          <w:b/>
+        </w:rPr>
+        <w:t>weight</w:t>
+      </w:r>
+      <w:r>
+        <w:rPr>
+          <w:b w:val="0"/>
+        </w:rPr>
+        <w:t xml:space="preserve"> controls how strongly an </w:t>
+      </w:r>
+      <w:r>
+        <w:rPr>
+          <w:b/>
+        </w:rPr>
+        <w:t>input</w:t>
+      </w:r>
+      <w:r>
+        <w:rPr>
+          <w:b w:val="0"/>
+        </w:rPr>
+        <w:t xml:space="preserve"> contributes to the </w:t>
+      </w:r>
+      <w:r>
+        <w:rPr>
+          <w:b/>
+        </w:rPr>
+        <w:t>score</w:t>
+      </w:r>
+      <w:r>
+        <w:rPr>
+          <w:b w:val="0"/>
+        </w:rPr>
+        <w:t>.</w:t>
+      </w:r>
+    </w:p>
+    <w:p>
+      <w:pPr>
+        <w:spacing w:line="336" w:lineRule="auto" w:after="180"/>
+      </w:pPr>
+      <w:r>
+        <w:rPr>
+          <w:b w:val="0"/>
+        </w:rPr>
+        <w:t xml:space="preserve">The left connection adds three times its measurement; the negative right connection subtracts its measurement. Calculate each </w:t>
+      </w:r>
+      <w:r>
+        <w:rPr>
+          <w:b/>
+        </w:rPr>
+        <w:t>contribution</w:t>
+      </w:r>
+      <w:r>
+        <w:rPr>
+          <w:b w:val="0"/>
+        </w:rPr>
+        <w:t xml:space="preserve"> before adding them.</w:t>
+      </w:r>
+    </w:p>
+    <w:p>
+      <w:pPr>
+        <w:spacing w:line="336" w:lineRule="auto" w:after="180"/>
+      </w:pPr>
+      <w:r>
+        <w:rPr>
+          <w:b w:val="0"/>
+        </w:rPr>
+        <w:t xml:space="preserve">This </w:t>
+      </w:r>
+      <w:r>
+        <w:rPr>
+          <w:b/>
+        </w:rPr>
+        <w:t>dot product</w:t>
+      </w:r>
+      <w:r>
+        <w:rPr>
+          <w:b w:val="0"/>
+        </w:rPr>
+        <w:t xml:space="preserve"> is a signed </w:t>
+      </w:r>
+      <w:r>
+        <w:rPr>
+          <w:b/>
+        </w:rPr>
+        <w:t>score</w:t>
+      </w:r>
+      <w:r>
+        <w:rPr>
+          <w:b w:val="0"/>
+        </w:rPr>
+        <w:t>; it becomes a probability only if a separate, justified transformation and interpretation are supplied.</w:t>
+      </w:r>
+    </w:p>
+    <w:p>
+      <w:pPr>
+        <w:pStyle w:val="Heading2"/>
+      </w:pPr>
+      <w:r>
+        <w:t>Changed-case question and optional hint</w:t>
+      </w:r>
+    </w:p>
+    <w:p>
+      <w:pPr>
+        <w:pStyle w:val="Heading3"/>
+      </w:pPr>
+      <w:r>
+        <w:t>Practice 2: explain the deciding evidence</w:t>
+      </w:r>
+    </w:p>
+    <w:p>
+      <w:pPr>
+        <w:pStyle w:val="ListBullet"/>
+      </w:pPr>
+      <w:r>
+        <w:t>Changed-case practice: Increase only the right input from 5 to6. Which conclusion is supported by the supplied facts?</w:t>
+      </w:r>
+    </w:p>
+    <w:p>
+      <w:pPr>
+        <w:pStyle w:val="ListBullet"/>
+      </w:pPr>
+      <w:r>
+        <w:t>1. The score becomes 6-6=0.</w:t>
+      </w:r>
+    </w:p>
+    <w:p>
+      <w:pPr>
+        <w:pStyle w:val="ListBullet"/>
+      </w:pPr>
+      <w:r>
+        <w:t>2. We can decide the result without examining the changed input or the procedure.</w:t>
+      </w:r>
+    </w:p>
+    <w:p>
+      <w:pPr>
+        <w:pStyle w:val="ListBullet"/>
+      </w:pPr>
+      <w:r>
+        <w:t>3. This one example guarantees correct results for every future input.</w:t>
+      </w:r>
+    </w:p>
+    <w:p>
+      <w:pPr>
+        <w:pStyle w:val="Heading3"/>
+      </w:pPr>
+      <w:r>
+        <w:t>My selected conclusion, deciding fact and explanation</w:t>
+      </w:r>
+    </w:p>
+    <w:p>
+      <w:r>
+        <w:t>________________________________________________________________</w:t>
+      </w:r>
+    </w:p>
+    <w:p>
+      <w:r>
+        <w:t>________________________________________________________________</w:t>
+      </w:r>
+    </w:p>
+    <w:p>
+      <w:r>
+        <w:t>________________________________________________________________</w:t>
+      </w:r>
+    </w:p>
+    <w:p>
+      <w:r>
+        <w:t>________________________________________________________________</w:t>
+      </w:r>
+    </w:p>
+    <w:p>
+      <w:r>
+        <w:t>________________________________________________________________</w:t>
+      </w:r>
+    </w:p>
+    <w:p>
+      <w:pPr>
+        <w:pStyle w:val="ListBullet"/>
+      </w:pPr>
+      <w:r>
+        <w:t>Hint if needed: Use the changed condition and the deciding step in the pictorial trace. The answer must say what follows from those facts.</w:t>
+      </w:r>
+    </w:p>
+    <w:p>
+      <w:pPr>
+        <w:pStyle w:val="Heading2"/>
+      </w:pPr>
+      <w:r>
+        <w:t>Check after the changed attempt · reference / check after trying</w:t>
+      </w:r>
+    </w:p>
+    <w:p>
+      <w:pPr>
+        <w:spacing w:line="336" w:lineRule="auto" w:after="180"/>
+      </w:pPr>
+      <w:r>
+        <w:rPr>
+          <w:b w:val="0"/>
+        </w:rPr>
+        <w:t xml:space="preserve">After your attempt, compare with the supported explanation: The </w:t>
+      </w:r>
+      <w:r>
+        <w:rPr>
+          <w:b/>
+        </w:rPr>
+        <w:t>score</w:t>
+      </w:r>
+      <w:r>
+        <w:rPr>
+          <w:b w:val="0"/>
+        </w:rPr>
+        <w:t xml:space="preserve"> becomes 6-6=0. The right </w:t>
+      </w:r>
+      <w:r>
+        <w:rPr>
+          <w:b/>
+        </w:rPr>
+        <w:t>weight</w:t>
+      </w:r>
+      <w:r>
+        <w:rPr>
+          <w:b w:val="0"/>
+        </w:rPr>
+        <w:t xml:space="preserve"> is-1, so adding 1 to that </w:t>
+      </w:r>
+      <w:r>
+        <w:rPr>
+          <w:b/>
+        </w:rPr>
+        <w:t>input</w:t>
+      </w:r>
+      <w:r>
+        <w:rPr>
+          <w:b w:val="0"/>
+        </w:rPr>
+        <w:t xml:space="preserve"> lowers the </w:t>
+      </w:r>
+      <w:r>
+        <w:rPr>
+          <w:b/>
+        </w:rPr>
+        <w:t>score</w:t>
+      </w:r>
+      <w:r>
+        <w:rPr>
+          <w:b w:val="0"/>
+        </w:rPr>
+        <w:t xml:space="preserve"> by1.</w:t>
+      </w:r>
+    </w:p>
+    <w:p>
+      <w:pPr>
+        <w:pStyle w:val="Heading2"/>
+      </w:pPr>
+      <w:r>
+        <w:t>Repair and retain the record</w:t>
+      </w:r>
+    </w:p>
+    <w:p>
+      <w:pPr>
+        <w:spacing w:line="336" w:lineRule="auto" w:after="180"/>
+      </w:pPr>
+      <w:r>
+        <w:rPr>
+          <w:b w:val="0"/>
+        </w:rPr>
+        <w:t xml:space="preserve">Review Representing </w:t>
+      </w:r>
+      <w:r>
+        <w:rPr>
+          <w:b/>
+        </w:rPr>
+        <w:t>input</w:t>
+      </w:r>
+      <w:r>
+        <w:rPr>
+          <w:b w:val="0"/>
+        </w:rPr>
+        <w:t xml:space="preserve">s as vectors (ai-5/1). Goal: Encode a record using a fixed feature order and units. Short practice: Why does equal total brightness not make A and B identical </w:t>
+      </w:r>
+      <w:r>
+        <w:rPr>
+          <w:b/>
+        </w:rPr>
+        <w:t>input</w:t>
+      </w:r>
+      <w:r>
+        <w:rPr>
+          <w:b w:val="0"/>
+        </w:rPr>
+        <w:t>s?</w:t>
+      </w:r>
+    </w:p>
+    <w:p>
+      <w:pPr>
+        <w:spacing w:line="336" w:lineRule="auto" w:after="180"/>
+      </w:pPr>
+      <w:r>
+        <w:rPr>
+          <w:b w:val="0"/>
+        </w:rPr>
+        <w:t xml:space="preserve">Point to the relevant step in the picture, then write the changed result and the rule or </w:t>
+      </w:r>
+      <w:r>
+        <w:rPr>
+          <w:b/>
+        </w:rPr>
+        <w:t>evidence</w:t>
+      </w:r>
+      <w:r>
+        <w:rPr>
+          <w:b w:val="0"/>
+        </w:rPr>
+        <w:t xml:space="preserve"> that supports it.. Return to this week and explain what you changed.</w:t>
+      </w:r>
+    </w:p>
+    <w:p>
+      <w:pPr>
+        <w:spacing w:line="336" w:lineRule="auto" w:after="180"/>
+      </w:pPr>
+      <w:r>
+        <w:rPr>
+          <w:b w:val="0"/>
+        </w:rPr>
+        <w:t xml:space="preserve">The browser lab lets you edit the supported Python examples already included in this lesson. Predict first, run, inspect the actual </w:t>
+      </w:r>
+      <w:r>
+        <w:rPr>
+          <w:b/>
+        </w:rPr>
+        <w:t>output</w:t>
+      </w:r>
+      <w:r>
+        <w:rPr>
+          <w:b w:val="0"/>
+        </w:rPr>
+        <w:t xml:space="preserve"> or error, change one </w:t>
+      </w:r>
+      <w:r>
+        <w:rPr>
+          <w:b/>
+        </w:rPr>
+        <w:t>input</w:t>
+      </w:r>
+      <w:r>
+        <w:rPr>
+          <w:b w:val="0"/>
+        </w:rPr>
+        <w:t>, then run again.</w:t>
+      </w:r>
+    </w:p>
+    <w:p>
+      <w:pPr>
+        <w:spacing w:line="336" w:lineRule="auto" w:after="180"/>
+      </w:pPr>
+      <w:r>
+        <w:rPr>
+          <w:b w:val="0"/>
+        </w:rPr>
+        <w:t xml:space="preserve">Keep code, </w:t>
+      </w:r>
+      <w:r>
+        <w:rPr>
+          <w:b/>
+        </w:rPr>
+        <w:t>prediction</w:t>
+      </w:r>
+      <w:r>
+        <w:rPr>
+          <w:b w:val="0"/>
+        </w:rPr>
+        <w:t>s, actual results and a reasoned revision together. On paper, label your result as a trace rather than an execution.</w:t>
+      </w:r>
+    </w:p>
+    <w:p>
+      <w:pPr>
+        <w:spacing w:line="336" w:lineRule="auto" w:after="180"/>
+      </w:pPr>
+      <w:r>
+        <w:rPr>
+          <w:b w:val="0"/>
+        </w:rPr>
+        <w:t xml:space="preserve">Use Download completed work in the hosted lesson to export your answers, reflections, practice feedback and code-run </w:t>
+      </w:r>
+      <w:r>
+        <w:rPr>
+          <w:b/>
+        </w:rPr>
+        <w:t>evidence</w:t>
+      </w:r>
+      <w:r>
+        <w:rPr>
+          <w:b w:val="0"/>
+        </w:rPr>
+        <w:t>. Open the HTML copy to read or print it.</w:t>
+      </w:r>
+    </w:p>
+    <w:p>
+      <w:pPr>
+        <w:spacing w:line="336" w:lineRule="auto" w:after="180"/>
+      </w:pPr>
+      <w:r>
+        <w:rPr>
+          <w:b w:val="0"/>
+        </w:rPr>
+        <w:t>Drafts stay in this browser when storage is available; clear drafts on a shared device.</w:t>
+      </w:r>
+    </w:p>
+    <w:p>
+      <w:pPr>
+        <w:pStyle w:val="Heading3"/>
+      </w:pPr>
+      <w:r>
+        <w:t>What I repaired, the evidence I kept and the next test</w:t>
+      </w:r>
+    </w:p>
+    <w:p>
+      <w:r>
+        <w:t>________________________________________________________________</w:t>
+      </w:r>
+    </w:p>
+    <w:p>
+      <w:r>
+        <w:t>________________________________________________________________</w:t>
+      </w:r>
+    </w:p>
+    <w:p>
+      <w:r>
+        <w:t>________________________________________________________________</w:t>
+      </w:r>
+    </w:p>
+    <w:p>
+      <w:r>
+        <w:t>________________________________________________________________</w:t>
+      </w:r>
+    </w:p>
+    <w:p>
+      <w:r>
+        <w:t>________________________________________________________________</w:t>
+      </w:r>
+    </w:p>
+    <w:p>
+      <w:pPr>
+        <w:pStyle w:val="Heading2"/>
+      </w:pPr>
+      <w:r>
+        <w:t>Earlier wording, alternatives and picture transcripts · reference / check after trying</w:t>
       </w:r>
     </w:p>
     <w:p>
@@ -2181,164 +2195,10 @@
     </w:p>
     <w:p>
       <w:pPr>
-        <w:spacing w:line="336" w:lineRule="auto" w:after="180"/>
-      </w:pPr>
-      <w:r>
-        <w:rPr>
-          <w:b w:val="0"/>
-        </w:rPr>
-        <w:t xml:space="preserve">Draw each </w:t>
-      </w:r>
-      <w:r>
-        <w:rPr>
-          <w:b/>
-        </w:rPr>
-        <w:t>input</w:t>
-      </w:r>
-      <w:r>
-        <w:rPr>
-          <w:b w:val="0"/>
-        </w:rPr>
-        <w:t xml:space="preserve">’s </w:t>
-      </w:r>
-      <w:r>
-        <w:rPr>
-          <w:b/>
-        </w:rPr>
-        <w:t>contribution</w:t>
-      </w:r>
-      <w:r>
-        <w:rPr>
-          <w:b w:val="0"/>
-        </w:rPr>
-        <w:t xml:space="preserve"> to a toy </w:t>
-      </w:r>
-      <w:r>
-        <w:rPr>
-          <w:b/>
-        </w:rPr>
-        <w:t>weight</w:t>
-      </w:r>
-      <w:r>
-        <w:rPr>
-          <w:b w:val="0"/>
-        </w:rPr>
-        <w:t xml:space="preserve">ed brightness </w:t>
-      </w:r>
-      <w:r>
-        <w:rPr>
-          <w:b/>
-        </w:rPr>
-        <w:t>score</w:t>
-      </w:r>
-      <w:r>
-        <w:rPr>
-          <w:b w:val="0"/>
-        </w:rPr>
-        <w:t>.</w:t>
-      </w:r>
-    </w:p>
-    <w:p>
-      <w:pPr>
         <w:pStyle w:val="Heading3"/>
       </w:pPr>
       <w:r>
-        <w:t>Practice 1: explain the deciding evidence</w:t>
-      </w:r>
-    </w:p>
-    <w:p>
-      <w:pPr>
-        <w:spacing w:line="336" w:lineRule="auto" w:after="180"/>
-      </w:pPr>
-      <w:r>
-        <w:rPr>
-          <w:b w:val="0"/>
-        </w:rPr>
-        <w:t xml:space="preserve">Which labelled step matches this detail? </w:t>
-      </w:r>
-      <w:r>
-        <w:rPr>
-          <w:b/>
-        </w:rPr>
-        <w:t>Weight</w:t>
-      </w:r>
-      <w:r>
-        <w:rPr>
-          <w:b w:val="0"/>
-        </w:rPr>
-        <w:t xml:space="preserve">ed sum=6-5=1; this is a </w:t>
-      </w:r>
-      <w:r>
-        <w:rPr>
-          <w:b/>
-        </w:rPr>
-        <w:t>score</w:t>
-      </w:r>
-      <w:r>
-        <w:rPr>
-          <w:b w:val="0"/>
-        </w:rPr>
-        <w:t>, not a probability.</w:t>
-      </w:r>
-    </w:p>
-    <w:p>
-      <w:pPr>
-        <w:spacing w:line="336" w:lineRule="auto" w:after="180"/>
-        <w:shd w:fill="F4F9FC"/>
-      </w:pPr>
-      <w:r>
-        <w:rPr>
-          <w:b w:val="0"/>
-        </w:rPr>
-        <w:t xml:space="preserve">1. Multiply second </w:t>
-      </w:r>
-      <w:r>
-        <w:rPr>
-          <w:b/>
-        </w:rPr>
-        <w:t>input</w:t>
-      </w:r>
-    </w:p>
-    <w:p>
-      <w:pPr>
-        <w:spacing w:line="336" w:lineRule="auto" w:after="180"/>
-        <w:shd w:fill="F4F9FC"/>
-      </w:pPr>
-      <w:r>
-        <w:rPr>
-          <w:b w:val="0"/>
-        </w:rPr>
-        <w:t xml:space="preserve">2. Add </w:t>
-      </w:r>
-      <w:r>
-        <w:rPr>
-          <w:b/>
-        </w:rPr>
-        <w:t>contribution</w:t>
-      </w:r>
-      <w:r>
-        <w:rPr>
-          <w:b w:val="0"/>
-        </w:rPr>
-        <w:t>s</w:t>
-      </w:r>
-    </w:p>
-    <w:p>
-      <w:pPr>
-        <w:spacing w:line="336" w:lineRule="auto" w:after="180"/>
-        <w:shd w:fill="F4F9FC"/>
-      </w:pPr>
-      <w:r>
-        <w:rPr>
-          <w:b w:val="0"/>
-        </w:rPr>
-        <w:t xml:space="preserve">3. Multiply first </w:t>
-      </w:r>
-      <w:r>
-        <w:rPr>
-          <w:b/>
-        </w:rPr>
-        <w:t>input</w:t>
+        <w:t>Repair a missing building block</w:t>
       </w:r>
     </w:p>
     <w:p>
@@ -2346,32 +2206,7 @@
         <w:pStyle w:val="Heading3"/>
       </w:pPr>
       <w:r>
-        <w:t>My selected conclusion, deciding fact and explanation</w:t>
-      </w:r>
-    </w:p>
-    <w:p>
-      <w:r>
-        <w:t>________________________________________________________________</w:t>
-      </w:r>
-    </w:p>
-    <w:p>
-      <w:r>
-        <w:t>________________________________________________________________</w:t>
-      </w:r>
-    </w:p>
-    <w:p>
-      <w:r>
-        <w:t>________________________________________________________________</w:t>
-      </w:r>
-    </w:p>
-    <w:p>
-      <w:r>
-        <w:t>________________________________________________________________</w:t>
-      </w:r>
-    </w:p>
-    <w:p>
-      <w:r>
-        <w:t>________________________________________________________________</w:t>
+        <w:t>Predict, run and debug</w:t>
       </w:r>
     </w:p>
     <w:p>
@@ -2379,629 +2214,25 @@
         <w:pStyle w:val="Heading3"/>
       </w:pPr>
       <w:r>
-        <w:t>Hint · try first</w:t>
-      </w:r>
-    </w:p>
-    <w:p>
-      <w:pPr>
-        <w:spacing w:line="336" w:lineRule="auto" w:after="180"/>
-        <w:shd w:fill="F1F6F8"/>
-      </w:pPr>
-      <w:r>
-        <w:rPr>
-          <w:b w:val="0"/>
-        </w:rPr>
-        <w:t>Hint if needed: Read the steps in the pictorial case. Match the supplied detail to the stage that performs or records it.</w:t>
-      </w:r>
-    </w:p>
-    <w:p>
-      <w:pPr>
-        <w:pStyle w:val="Heading3"/>
-      </w:pPr>
-      <w:r>
-        <w:t>Feedback · compare after trying</w:t>
-      </w:r>
-    </w:p>
-    <w:p>
-      <w:pPr>
-        <w:spacing w:line="336" w:lineRule="auto" w:after="180"/>
-        <w:shd w:fill="F1F6FC"/>
-      </w:pPr>
-      <w:r>
-        <w:rPr>
-          <w:b w:val="0"/>
-        </w:rPr>
-        <w:t xml:space="preserve">After your attempt, compare with the supported explanation: Add </w:t>
-      </w:r>
-      <w:r>
-        <w:rPr>
-          <w:b/>
-        </w:rPr>
-        <w:t>contribution</w:t>
-      </w:r>
-      <w:r>
-        <w:rPr>
-          <w:b w:val="0"/>
-        </w:rPr>
-        <w:t xml:space="preserve">s </w:t>
-      </w:r>
-      <w:r>
-        <w:rPr>
-          <w:b/>
-        </w:rPr>
-        <w:t>Weight</w:t>
-      </w:r>
-      <w:r>
-        <w:rPr>
-          <w:b w:val="0"/>
-        </w:rPr>
-        <w:t xml:space="preserve">ed sum=6-5=1; this is a </w:t>
-      </w:r>
-      <w:r>
-        <w:rPr>
-          <w:b/>
-        </w:rPr>
-        <w:t>score</w:t>
-      </w:r>
-      <w:r>
-        <w:rPr>
-          <w:b w:val="0"/>
-        </w:rPr>
-        <w:t xml:space="preserve">, not a probability. A </w:t>
-      </w:r>
-      <w:r>
-        <w:rPr>
-          <w:b/>
-        </w:rPr>
-        <w:t>weight</w:t>
-      </w:r>
-      <w:r>
-        <w:rPr>
-          <w:b w:val="0"/>
-        </w:rPr>
-        <w:t xml:space="preserve"> controls how strongly an </w:t>
-      </w:r>
-      <w:r>
-        <w:rPr>
-          <w:b/>
-        </w:rPr>
-        <w:t>input</w:t>
-      </w:r>
-      <w:r>
-        <w:rPr>
-          <w:b w:val="0"/>
-        </w:rPr>
-        <w:t xml:space="preserve"> contributes to the </w:t>
-      </w:r>
-      <w:r>
-        <w:rPr>
-          <w:b/>
-        </w:rPr>
-        <w:t>score</w:t>
-      </w:r>
-      <w:r>
-        <w:rPr>
-          <w:b w:val="0"/>
-        </w:rPr>
-        <w:t>.</w:t>
-      </w:r>
-    </w:p>
-    <w:p>
-      <w:pPr>
-        <w:spacing w:line="336" w:lineRule="auto" w:after="180"/>
-        <w:shd w:fill="F1F6FC"/>
-      </w:pPr>
-      <w:r>
-        <w:rPr>
-          <w:b w:val="0"/>
-        </w:rPr>
-        <w:t xml:space="preserve">The left connection adds three times its measurement; the negative right connection subtracts its measurement. Calculate each </w:t>
-      </w:r>
-      <w:r>
-        <w:rPr>
-          <w:b/>
-        </w:rPr>
-        <w:t>contribution</w:t>
-      </w:r>
-      <w:r>
-        <w:rPr>
-          <w:b w:val="0"/>
-        </w:rPr>
-        <w:t xml:space="preserve"> before adding them.</w:t>
-      </w:r>
-    </w:p>
-    <w:p>
-      <w:pPr>
-        <w:spacing w:line="336" w:lineRule="auto" w:after="180"/>
-        <w:shd w:fill="F1F6FC"/>
-      </w:pPr>
-      <w:r>
-        <w:rPr>
-          <w:b w:val="0"/>
-        </w:rPr>
-        <w:t xml:space="preserve">This </w:t>
-      </w:r>
-      <w:r>
-        <w:rPr>
-          <w:b/>
-        </w:rPr>
-        <w:t>dot product</w:t>
-      </w:r>
-      <w:r>
-        <w:rPr>
-          <w:b w:val="0"/>
-        </w:rPr>
-        <w:t xml:space="preserve"> is a signed </w:t>
-      </w:r>
-      <w:r>
-        <w:rPr>
-          <w:b/>
-        </w:rPr>
-        <w:t>score</w:t>
-      </w:r>
-      <w:r>
-        <w:rPr>
-          <w:b w:val="0"/>
-        </w:rPr>
-        <w:t>; it becomes a probability only if a separate, justified transformation and interpretation are supplied.</w:t>
-      </w:r>
-    </w:p>
-    <w:p>
-      <w:pPr>
-        <w:pStyle w:val="Heading3"/>
-      </w:pPr>
-      <w:r>
-        <w:t>Practice 2: explain the deciding evidence</w:t>
-      </w:r>
-    </w:p>
-    <w:p>
-      <w:pPr>
-        <w:pStyle w:val="Heading3"/>
-      </w:pPr>
-      <w:r>
-        <w:t>Changed case · predict first</w:t>
-      </w:r>
-    </w:p>
-    <w:p>
-      <w:pPr>
-        <w:spacing w:line="336" w:lineRule="auto" w:after="180"/>
-        <w:shd w:fill="F5F1FB"/>
-      </w:pPr>
-      <w:r>
-        <w:rPr>
-          <w:b w:val="0"/>
-        </w:rPr>
-        <w:t xml:space="preserve">Changed-case practice: Increase only the right </w:t>
-      </w:r>
-      <w:r>
-        <w:rPr>
-          <w:b/>
-        </w:rPr>
-        <w:t>input</w:t>
-      </w:r>
-      <w:r>
-        <w:rPr>
-          <w:b w:val="0"/>
-        </w:rPr>
-        <w:t xml:space="preserve"> from 5 to6. Which conclusion is supported by the supplied facts?</w:t>
-      </w:r>
-    </w:p>
-    <w:p>
-      <w:pPr>
-        <w:spacing w:line="336" w:lineRule="auto" w:after="180"/>
-        <w:shd w:fill="F4F9FC"/>
-      </w:pPr>
-      <w:r>
-        <w:rPr>
-          <w:b w:val="0"/>
-        </w:rPr>
-        <w:t xml:space="preserve">1. The </w:t>
-      </w:r>
-      <w:r>
-        <w:rPr>
-          <w:b/>
-        </w:rPr>
-        <w:t>score</w:t>
-      </w:r>
-      <w:r>
-        <w:rPr>
-          <w:b w:val="0"/>
-        </w:rPr>
-        <w:t xml:space="preserve"> becomes 6-6=0.</w:t>
-      </w:r>
-    </w:p>
-    <w:p>
-      <w:pPr>
-        <w:spacing w:line="336" w:lineRule="auto" w:after="180"/>
-        <w:shd w:fill="F4F9FC"/>
-      </w:pPr>
-      <w:r>
-        <w:rPr>
-          <w:b w:val="0"/>
-        </w:rPr>
-        <w:t xml:space="preserve">2. We can decide the result without examining the changed </w:t>
-      </w:r>
-      <w:r>
-        <w:rPr>
-          <w:b/>
-        </w:rPr>
-        <w:t>input</w:t>
-      </w:r>
-      <w:r>
-        <w:rPr>
-          <w:b w:val="0"/>
-        </w:rPr>
-        <w:t xml:space="preserve"> or the procedure.</w:t>
-      </w:r>
-    </w:p>
-    <w:p>
-      <w:pPr>
-        <w:spacing w:line="336" w:lineRule="auto" w:after="180"/>
-        <w:shd w:fill="F4F9FC"/>
-      </w:pPr>
-      <w:r>
-        <w:rPr>
-          <w:b w:val="0"/>
-        </w:rPr>
-        <w:t xml:space="preserve">3. This one example guarantees correct results for every future </w:t>
-      </w:r>
-      <w:r>
-        <w:rPr>
-          <w:b/>
-        </w:rPr>
-        <w:t>input</w:t>
-      </w:r>
-      <w:r>
-        <w:rPr>
-          <w:b w:val="0"/>
-        </w:rPr>
-        <w:t>.</w:t>
-      </w:r>
-    </w:p>
-    <w:p>
-      <w:pPr>
-        <w:pStyle w:val="Heading3"/>
-      </w:pPr>
-      <w:r>
-        <w:t>My selected conclusion, deciding fact and explanation</w:t>
-      </w:r>
-    </w:p>
-    <w:p>
-      <w:r>
-        <w:t>________________________________________________________________</w:t>
-      </w:r>
-    </w:p>
-    <w:p>
-      <w:r>
-        <w:t>________________________________________________________________</w:t>
-      </w:r>
-    </w:p>
-    <w:p>
-      <w:r>
-        <w:t>________________________________________________________________</w:t>
-      </w:r>
-    </w:p>
-    <w:p>
-      <w:r>
-        <w:t>________________________________________________________________</w:t>
-      </w:r>
-    </w:p>
-    <w:p>
-      <w:r>
-        <w:t>________________________________________________________________</w:t>
-      </w:r>
-    </w:p>
-    <w:p>
-      <w:pPr>
-        <w:pStyle w:val="Heading3"/>
-      </w:pPr>
-      <w:r>
-        <w:t>Hint · try first</w:t>
-      </w:r>
-    </w:p>
-    <w:p>
-      <w:pPr>
-        <w:spacing w:line="336" w:lineRule="auto" w:after="180"/>
-        <w:shd w:fill="F1F6F8"/>
-      </w:pPr>
-      <w:r>
-        <w:rPr>
-          <w:b w:val="0"/>
-        </w:rPr>
-        <w:t>Hint if needed: Use the changed condition and the deciding step in the pictorial trace. The answer must say what follows from those facts.</w:t>
-      </w:r>
-    </w:p>
-    <w:p>
-      <w:pPr>
-        <w:pStyle w:val="Heading3"/>
-      </w:pPr>
-      <w:r>
-        <w:t>Feedback · compare after trying</w:t>
-      </w:r>
-    </w:p>
-    <w:p>
-      <w:pPr>
-        <w:spacing w:line="336" w:lineRule="auto" w:after="180"/>
-        <w:shd w:fill="F1F6FC"/>
-      </w:pPr>
-      <w:r>
-        <w:rPr>
-          <w:b w:val="0"/>
-        </w:rPr>
-        <w:t xml:space="preserve">After your attempt, compare with the supported explanation: The </w:t>
-      </w:r>
-      <w:r>
-        <w:rPr>
-          <w:b/>
-        </w:rPr>
-        <w:t>score</w:t>
-      </w:r>
-      <w:r>
-        <w:rPr>
-          <w:b w:val="0"/>
-        </w:rPr>
-        <w:t xml:space="preserve"> becomes 6-6=0. The right </w:t>
-      </w:r>
-      <w:r>
-        <w:rPr>
-          <w:b/>
-        </w:rPr>
-        <w:t>weight</w:t>
-      </w:r>
-      <w:r>
-        <w:rPr>
-          <w:b w:val="0"/>
-        </w:rPr>
-        <w:t xml:space="preserve"> is-1, so adding 1 to that </w:t>
-      </w:r>
-      <w:r>
-        <w:rPr>
-          <w:b/>
-        </w:rPr>
-        <w:t>input</w:t>
-      </w:r>
-      <w:r>
-        <w:rPr>
-          <w:b w:val="0"/>
-        </w:rPr>
-        <w:t xml:space="preserve"> lowers the </w:t>
-      </w:r>
-      <w:r>
-        <w:rPr>
-          <w:b/>
-        </w:rPr>
-        <w:t>score</w:t>
-      </w:r>
-      <w:r>
-        <w:rPr>
-          <w:b w:val="0"/>
-        </w:rPr>
-        <w:t xml:space="preserve"> by1.</w:t>
-      </w:r>
-    </w:p>
-    <w:p>
-      <w:pPr>
-        <w:pStyle w:val="Heading3"/>
-      </w:pPr>
-      <w:r>
-        <w:t>Repair a missing building block</w:t>
-      </w:r>
-    </w:p>
-    <w:p>
-      <w:pPr>
-        <w:spacing w:line="336" w:lineRule="auto" w:after="180"/>
-      </w:pPr>
-      <w:r>
-        <w:rPr>
-          <w:b w:val="0"/>
-        </w:rPr>
-        <w:t xml:space="preserve">Review Representing </w:t>
-      </w:r>
-      <w:r>
-        <w:rPr>
-          <w:b/>
-        </w:rPr>
-        <w:t>input</w:t>
-      </w:r>
-      <w:r>
-        <w:rPr>
-          <w:b w:val="0"/>
-        </w:rPr>
-        <w:t xml:space="preserve">s as vectors (ai-5/1). Goal: Encode a record using a fixed feature order and units. Short practice: Why does equal total brightness not make A and B identical </w:t>
-      </w:r>
-      <w:r>
-        <w:rPr>
-          <w:b/>
-        </w:rPr>
-        <w:t>input</w:t>
-      </w:r>
-      <w:r>
-        <w:rPr>
-          <w:b w:val="0"/>
-        </w:rPr>
-        <w:t>s?</w:t>
-      </w:r>
-    </w:p>
-    <w:p>
-      <w:pPr>
-        <w:spacing w:line="336" w:lineRule="auto" w:after="180"/>
-      </w:pPr>
-      <w:r>
-        <w:rPr>
-          <w:b w:val="0"/>
-        </w:rPr>
-        <w:t xml:space="preserve">Point to the relevant step in the picture, then write the changed result and the rule or </w:t>
-      </w:r>
-      <w:r>
-        <w:rPr>
-          <w:b/>
-        </w:rPr>
-        <w:t>evidence</w:t>
-      </w:r>
-      <w:r>
-        <w:rPr>
-          <w:b w:val="0"/>
-        </w:rPr>
-        <w:t xml:space="preserve"> that supports it.. Return to this week and explain what you changed.</w:t>
-      </w:r>
-    </w:p>
-    <w:p>
-      <w:pPr>
-        <w:pStyle w:val="Heading3"/>
-      </w:pPr>
-      <w:r>
-        <w:t>Predict, run and debug</w:t>
-      </w:r>
-    </w:p>
-    <w:p>
-      <w:pPr>
-        <w:spacing w:line="336" w:lineRule="auto" w:after="180"/>
-      </w:pPr>
-      <w:r>
-        <w:rPr>
-          <w:b w:val="0"/>
-        </w:rPr>
-        <w:t xml:space="preserve">The browser lab lets you edit the supported Python examples already included in this lesson. Predict first, run, inspect the actual </w:t>
-      </w:r>
-      <w:r>
-        <w:rPr>
-          <w:b/>
-        </w:rPr>
-        <w:t>output</w:t>
-      </w:r>
-      <w:r>
-        <w:rPr>
-          <w:b w:val="0"/>
-        </w:rPr>
-        <w:t xml:space="preserve"> or error, change one </w:t>
-      </w:r>
-      <w:r>
-        <w:rPr>
-          <w:b/>
-        </w:rPr>
-        <w:t>input</w:t>
-      </w:r>
-      <w:r>
-        <w:rPr>
-          <w:b w:val="0"/>
-        </w:rPr>
-        <w:t>, then run again.</w:t>
-      </w:r>
-    </w:p>
-    <w:p>
-      <w:pPr>
-        <w:spacing w:line="336" w:lineRule="auto" w:after="180"/>
-      </w:pPr>
-      <w:r>
-        <w:rPr>
-          <w:b w:val="0"/>
-        </w:rPr>
-        <w:t xml:space="preserve">Keep code, </w:t>
-      </w:r>
-      <w:r>
-        <w:rPr>
-          <w:b/>
-        </w:rPr>
-        <w:t>prediction</w:t>
-      </w:r>
-      <w:r>
-        <w:rPr>
-          <w:b w:val="0"/>
-        </w:rPr>
-        <w:t>s, actual results and a reasoned revision together. On paper, label your result as a trace rather than an execution.</w:t>
-      </w:r>
-    </w:p>
-    <w:p>
-      <w:pPr>
-        <w:pStyle w:val="Heading3"/>
-      </w:pPr>
-      <w:r>
         <w:t>Keep your completed work</w:t>
       </w:r>
     </w:p>
     <w:p>
       <w:pPr>
-        <w:spacing w:line="336" w:lineRule="auto" w:after="180"/>
-      </w:pPr>
-      <w:r>
-        <w:rPr>
-          <w:b w:val="0"/>
-        </w:rPr>
-        <w:t xml:space="preserve">Use Download completed work in the hosted lesson to export your answers, reflections, practice feedback and code-run </w:t>
-      </w:r>
-      <w:r>
-        <w:rPr>
-          <w:b/>
-        </w:rPr>
-        <w:t>evidence</w:t>
-      </w:r>
-      <w:r>
-        <w:rPr>
-          <w:b w:val="0"/>
-        </w:rPr>
-        <w:t>. Open the HTML copy to read or print it.</w:t>
-      </w:r>
-    </w:p>
-    <w:p>
-      <w:pPr>
-        <w:spacing w:line="336" w:lineRule="auto" w:after="180"/>
-      </w:pPr>
-      <w:r>
-        <w:rPr>
-          <w:b w:val="0"/>
-        </w:rPr>
-        <w:t>Drafts stay in this browser when storage is available; clear drafts on a shared device.</w:t>
-      </w:r>
-    </w:p>
-    <w:p>
-      <w:pPr>
-        <w:pStyle w:val="Heading3"/>
-      </w:pPr>
-      <w:r>
-        <w:t>What I repaired, the evidence I kept and the next test</w:t>
-      </w:r>
-    </w:p>
-    <w:p>
-      <w:r>
-        <w:t>________________________________________________________________</w:t>
-      </w:r>
-    </w:p>
-    <w:p>
-      <w:r>
-        <w:t>________________________________________________________________</w:t>
-      </w:r>
-    </w:p>
-    <w:p>
-      <w:r>
-        <w:t>________________________________________________________________</w:t>
-      </w:r>
-    </w:p>
-    <w:p>
-      <w:r>
-        <w:t>________________________________________________________________</w:t>
-      </w:r>
-    </w:p>
-    <w:p>
-      <w:r>
-        <w:t>________________________________________________________________</w:t>
-      </w:r>
-    </w:p>
-    <w:p>
-      <w:pPr>
         <w:pStyle w:val="Heading1"/>
       </w:pPr>
       <w:r>
-        <w:t>15. Visual concept journey</w:t>
-      </w:r>
-    </w:p>
-    <w:p>
-      <w:r>
-        <w:t>Explain each Dot products and weighted sums picture from its labels, then record a relevant limit.</w:t>
-      </w:r>
-    </w:p>
-    <w:p>
-      <w:pPr>
-        <w:pStyle w:val="Heading3"/>
+        <w:t>15. Reference · Six-picture response sheets</w:t>
+      </w:r>
+    </w:p>
+    <w:p>
+      <w:r>
+        <w:t>Choose the picture that helps explain the current step.</w:t>
+      </w:r>
+    </w:p>
+    <w:p>
+      <w:pPr>
+        <w:pStyle w:val="Heading2"/>
       </w:pPr>
       <w:r>
         <w:t>01. Dot products and weighted sums: the case</w:t>
@@ -3164,7 +2395,6 @@
     <w:p>
       <w:pPr>
         <w:spacing w:line="336" w:lineRule="auto" w:after="180"/>
-        <w:shd w:fill="F5F1FB"/>
       </w:pPr>
       <w:r>
         <w:rPr>
@@ -3203,7 +2433,7 @@
     </w:p>
     <w:p>
       <w:pPr>
-        <w:pStyle w:val="Heading3"/>
+        <w:pStyle w:val="Heading2"/>
       </w:pPr>
       <w:r>
         <w:t>02. Follow the deciding steps</w:t>
@@ -3343,7 +2573,6 @@
     <w:p>
       <w:pPr>
         <w:spacing w:line="336" w:lineRule="auto" w:after="180"/>
-        <w:shd w:fill="F5F1FB"/>
       </w:pPr>
       <w:r>
         <w:rPr>
@@ -3394,7 +2623,7 @@
     </w:p>
     <w:p>
       <w:pPr>
-        <w:pStyle w:val="Heading3"/>
+        <w:pStyle w:val="Heading2"/>
       </w:pPr>
       <w:r>
         <w:t>03. Weighted brightness score</w:t>
@@ -3504,7 +2733,6 @@
     <w:p>
       <w:pPr>
         <w:spacing w:line="336" w:lineRule="auto" w:after="180"/>
-        <w:shd w:fill="F5F1FB"/>
       </w:pPr>
       <w:r>
         <w:rPr>
@@ -3543,7 +2771,7 @@
     </w:p>
     <w:p>
       <w:pPr>
-        <w:pStyle w:val="Heading3"/>
+        <w:pStyle w:val="Heading2"/>
       </w:pPr>
       <w:r>
         <w:t>04. Change one thing. Trace what follows.</w:t>
@@ -3694,7 +2922,6 @@
     <w:p>
       <w:pPr>
         <w:spacing w:line="336" w:lineRule="auto" w:after="180"/>
-        <w:shd w:fill="F5F1FB"/>
       </w:pPr>
       <w:r>
         <w:rPr>
@@ -3733,7 +2960,7 @@
     </w:p>
     <w:p>
       <w:pPr>
-        <w:pStyle w:val="Heading3"/>
+        <w:pStyle w:val="Heading2"/>
       </w:pPr>
       <w:r>
         <w:t>05. Connect the explanation to its limit</w:t>
@@ -3907,7 +3134,6 @@
     <w:p>
       <w:pPr>
         <w:spacing w:line="336" w:lineRule="auto" w:after="180"/>
-        <w:shd w:fill="F5F1FB"/>
       </w:pPr>
       <w:r>
         <w:rPr>
@@ -3946,7 +3172,7 @@
     </w:p>
     <w:p>
       <w:pPr>
-        <w:pStyle w:val="Heading3"/>
+        <w:pStyle w:val="Heading2"/>
       </w:pPr>
       <w:r>
         <w:t>06. Make the idea visible in your project</w:t>
@@ -4072,7 +3298,6 @@
     <w:p>
       <w:pPr>
         <w:spacing w:line="336" w:lineRule="auto" w:after="180"/>
-        <w:shd w:fill="F5F1FB"/>
       </w:pPr>
       <w:r>
         <w:rPr>
@@ -4119,6 +3344,62 @@
     <w:p>
       <w:r>
         <w:t>________________________________________________________________</w:t>
+      </w:r>
+    </w:p>
+    <w:p>
+      <w:pPr>
+        <w:pStyle w:val="Heading2"/>
+      </w:pPr>
+      <w:r>
+        <w:t>Earlier wording, alternatives and picture transcripts · reference / check after trying</w:t>
+      </w:r>
+    </w:p>
+    <w:p>
+      <w:pPr>
+        <w:pStyle w:val="Heading3"/>
+      </w:pPr>
+      <w:r>
+        <w:t>01. Dot products and weighted sums: the case</w:t>
+      </w:r>
+    </w:p>
+    <w:p>
+      <w:pPr>
+        <w:pStyle w:val="Heading3"/>
+      </w:pPr>
+      <w:r>
+        <w:t>02. Follow the deciding steps</w:t>
+      </w:r>
+    </w:p>
+    <w:p>
+      <w:pPr>
+        <w:pStyle w:val="Heading3"/>
+      </w:pPr>
+      <w:r>
+        <w:t>03. Weighted brightness score</w:t>
+      </w:r>
+    </w:p>
+    <w:p>
+      <w:pPr>
+        <w:pStyle w:val="Heading3"/>
+      </w:pPr>
+      <w:r>
+        <w:t>04. Change one thing. Trace what follows.</w:t>
+      </w:r>
+    </w:p>
+    <w:p>
+      <w:pPr>
+        <w:pStyle w:val="Heading3"/>
+      </w:pPr>
+      <w:r>
+        <w:t>05. Connect the explanation to its limit</w:t>
+      </w:r>
+    </w:p>
+    <w:p>
+      <w:pPr>
+        <w:pStyle w:val="Heading3"/>
+      </w:pPr>
+      <w:r>
+        <w:t>06. Make the idea visible in your project</w:t>
       </w:r>
     </w:p>
     <w:sectPr>
